--- a/Report/Report.docx
+++ b/Report/Report.docx
@@ -617,28 +617,22 @@
           <w:sz w:val="40"/>
           <w:szCs w:val="40"/>
         </w:rPr>
-        <w:t xml:space="preserve">Overall </w:t>
-      </w:r>
-      <w:r>
-        <w:rPr>
-          <w:b/>
-          <w:bCs/>
-          <w:sz w:val="40"/>
-          <w:szCs w:val="40"/>
-        </w:rPr>
-        <w:t>Cancellation Rate</w:t>
-      </w:r>
-    </w:p>
-    <w:p>
-      <w:pPr>
-        <w:spacing w:line="240" w:lineRule="auto"/>
-      </w:pPr>
-    </w:p>
-    <w:p>
-      <w:pPr>
-        <w:spacing w:line="240" w:lineRule="auto"/>
-      </w:pPr>
-      <w:r>
+        <w:t>Overall Cancellation Rate</w:t>
+      </w:r>
+    </w:p>
+    <w:p>
+      <w:pPr>
+        <w:spacing w:line="240" w:lineRule="auto"/>
+      </w:pPr>
+    </w:p>
+    <w:p>
+      <w:pPr>
+        <w:spacing w:line="240" w:lineRule="auto"/>
+      </w:pPr>
+      <w:r>
+        <w:rPr>
+          <w:noProof/>
+        </w:rPr>
         <w:drawing>
           <wp:inline distT="0" distB="0" distL="0" distR="0" wp14:anchorId="79052015" wp14:editId="54ACCEF9">
             <wp:extent cx="2886478" cy="1009791"/>
@@ -681,6 +675,9 @@
         <w:spacing w:line="240" w:lineRule="auto"/>
       </w:pPr>
       <w:r>
+        <w:rPr>
+          <w:noProof/>
+        </w:rPr>
         <w:lastRenderedPageBreak/>
         <w:drawing>
           <wp:inline distT="0" distB="0" distL="0" distR="0" wp14:anchorId="77166F80" wp14:editId="11D725F4">
@@ -892,6 +889,7 @@
         <w:rPr>
           <w:b/>
           <w:bCs/>
+          <w:noProof/>
           <w:sz w:val="40"/>
           <w:szCs w:val="40"/>
         </w:rPr>
@@ -946,6 +944,7 @@
         <w:rPr>
           <w:b/>
           <w:bCs/>
+          <w:noProof/>
           <w:sz w:val="40"/>
           <w:szCs w:val="40"/>
         </w:rPr>
@@ -1057,117 +1056,111 @@
         <w:t>Business Interpretation:</w:t>
       </w:r>
       <w:r>
+        <w:t xml:space="preserve"> Cancellation rates differ between the two hotel types. </w:t>
+      </w:r>
+      <w:r>
+        <w:t xml:space="preserve">City hotel </w:t>
+      </w:r>
+      <w:r>
+        <w:t xml:space="preserve">has a cancellation rate of </w:t>
+      </w:r>
+      <w:r>
+        <w:t>41.71</w:t>
+      </w:r>
+      <w:r>
+        <w:t xml:space="preserve">%, compared with </w:t>
+      </w:r>
+      <w:r>
+        <w:t>27.98</w:t>
+      </w:r>
+      <w:r>
+        <w:t xml:space="preserve">% for </w:t>
+      </w:r>
+      <w:r>
+        <w:t xml:space="preserve">Resort </w:t>
+      </w:r>
+      <w:proofErr w:type="gramStart"/>
+      <w:r>
+        <w:t xml:space="preserve">hotel </w:t>
+      </w:r>
+      <w:r>
+        <w:t>,</w:t>
+      </w:r>
+      <w:proofErr w:type="gramEnd"/>
+      <w:r>
+        <w:t xml:space="preserve"> a difference of </w:t>
+      </w:r>
+      <w:r>
+        <w:t>13.73</w:t>
+      </w:r>
+      <w:r>
+        <w:t xml:space="preserve"> percentage points. This indicates that bookings at </w:t>
+      </w:r>
+      <w:r>
+        <w:t xml:space="preserve">City </w:t>
+      </w:r>
+      <w:r>
+        <w:t>hotel are more likely to be cance</w:t>
+      </w:r>
+      <w:r>
+        <w:t>l</w:t>
+      </w:r>
+      <w:r>
+        <w:t xml:space="preserve">led. Therefore, </w:t>
+      </w:r>
+      <w:r>
+        <w:t>City</w:t>
+      </w:r>
+      <w:r>
+        <w:t xml:space="preserve"> hotel</w:t>
+      </w:r>
+      <w:r>
+        <w:t>s</w:t>
+      </w:r>
+      <w:r>
+        <w:t xml:space="preserve"> may require greater attention to cancellation-management strategies, such as reviewing pricing, deposit policies, and booking conditions.</w:t>
+      </w:r>
+    </w:p>
+    <w:p>
+      <w:pPr>
+        <w:spacing w:line="240" w:lineRule="auto"/>
+        <w:rPr>
+          <w:b/>
+          <w:bCs/>
+          <w:sz w:val="32"/>
+          <w:szCs w:val="32"/>
+        </w:rPr>
+      </w:pPr>
+      <w:r>
+        <w:rPr>
+          <w:b/>
+          <w:bCs/>
+          <w:sz w:val="32"/>
+          <w:szCs w:val="32"/>
+        </w:rPr>
+        <w:t>Next step</w:t>
+      </w:r>
+    </w:p>
+    <w:p>
+      <w:pPr>
+        <w:spacing w:line="240" w:lineRule="auto"/>
+      </w:pPr>
+      <w:r>
+        <w:rPr>
+          <w:b/>
+          <w:bCs/>
+        </w:rPr>
+        <w:t>Next Step:</w:t>
+      </w:r>
+      <w:r>
+        <w:rPr>
+          <w:b/>
+          <w:bCs/>
+        </w:rPr>
         <w:t xml:space="preserve"> </w:t>
       </w:r>
       <w:r>
-        <w:t xml:space="preserve">Cancellation rates differ between the two hotel types. </w:t>
-      </w:r>
-      <w:r>
-        <w:t xml:space="preserve">City hotel </w:t>
-      </w:r>
-      <w:r>
-        <w:t xml:space="preserve">has a cancellation rate of </w:t>
-      </w:r>
-      <w:r>
-        <w:t>41.71</w:t>
-      </w:r>
-      <w:r>
-        <w:t xml:space="preserve">%, compared with </w:t>
-      </w:r>
-      <w:r>
-        <w:t>27.98</w:t>
-      </w:r>
-      <w:r>
-        <w:t xml:space="preserve">% for </w:t>
-      </w:r>
-      <w:r>
-        <w:t xml:space="preserve">Resort </w:t>
-      </w:r>
-      <w:proofErr w:type="gramStart"/>
-      <w:r>
-        <w:t xml:space="preserve">hotel </w:t>
-      </w:r>
-      <w:r>
-        <w:t>,</w:t>
-      </w:r>
-      <w:proofErr w:type="gramEnd"/>
-      <w:r>
-        <w:t xml:space="preserve"> a difference of </w:t>
-      </w:r>
-      <w:r>
-        <w:t>13.73</w:t>
-      </w:r>
-      <w:r>
-        <w:t xml:space="preserve"> percentage points. This indicates that bookings at </w:t>
-      </w:r>
-      <w:r>
-        <w:t xml:space="preserve">City </w:t>
-      </w:r>
-      <w:r>
-        <w:t>hotel are more likely to be cance</w:t>
-      </w:r>
-      <w:r>
-        <w:t>l</w:t>
-      </w:r>
-      <w:r>
-        <w:t xml:space="preserve">led. Therefore, </w:t>
-      </w:r>
-      <w:r>
-        <w:t>City</w:t>
-      </w:r>
-      <w:r>
-        <w:t xml:space="preserve"> hotel</w:t>
-      </w:r>
-      <w:r>
-        <w:t>s</w:t>
-      </w:r>
-      <w:r>
-        <w:t xml:space="preserve"> may require greater attention to cancellation-management strategies, such as reviewing pricing, deposit policies, and booking conditions.</w:t>
-      </w:r>
-    </w:p>
-    <w:p>
-      <w:pPr>
-        <w:spacing w:line="240" w:lineRule="auto"/>
-        <w:rPr>
-          <w:b/>
-          <w:bCs/>
-          <w:sz w:val="32"/>
-          <w:szCs w:val="32"/>
-        </w:rPr>
-      </w:pPr>
-      <w:r>
-        <w:rPr>
-          <w:b/>
-          <w:bCs/>
-          <w:sz w:val="32"/>
-          <w:szCs w:val="32"/>
-        </w:rPr>
-        <w:t>Next step</w:t>
-      </w:r>
-    </w:p>
-    <w:p>
-      <w:pPr>
-        <w:spacing w:line="240" w:lineRule="auto"/>
-      </w:pPr>
-      <w:r>
-        <w:rPr>
-          <w:b/>
-          <w:bCs/>
-        </w:rPr>
-        <w:t>Next Step:</w:t>
-      </w:r>
-      <w:r>
-        <w:rPr>
-          <w:b/>
-          <w:bCs/>
-        </w:rPr>
-        <w:t xml:space="preserve"> </w:t>
-      </w:r>
-      <w:r>
-        <w:t xml:space="preserve"> </w:t>
-      </w:r>
-      <w:r>
-        <w:t>Cancellation Rate by Lead Time</w:t>
+        <w:t xml:space="preserve"> Cancellation Rate by Lead Time</w:t>
       </w:r>
     </w:p>
     <w:p>
@@ -1203,32 +1196,24 @@
           <w:sz w:val="40"/>
           <w:szCs w:val="40"/>
         </w:rPr>
-        <w:t xml:space="preserve">Cancellation Rate by </w:t>
-      </w:r>
-      <w:r>
+        <w:t>Cancellation Rate by Lead Time</w:t>
+      </w:r>
+    </w:p>
+    <w:p>
+      <w:pPr>
+        <w:spacing w:line="240" w:lineRule="auto"/>
         <w:rPr>
           <w:b/>
           <w:bCs/>
           <w:sz w:val="40"/>
           <w:szCs w:val="40"/>
         </w:rPr>
-        <w:t>Lead Time</w:t>
-      </w:r>
-    </w:p>
-    <w:p>
-      <w:pPr>
-        <w:spacing w:line="240" w:lineRule="auto"/>
-        <w:rPr>
-          <w:b/>
-          <w:bCs/>
-          <w:sz w:val="40"/>
-          <w:szCs w:val="40"/>
-        </w:rPr>
-      </w:pPr>
-      <w:r>
-        <w:rPr>
-          <w:b/>
-          <w:bCs/>
+      </w:pPr>
+      <w:r>
+        <w:rPr>
+          <w:b/>
+          <w:bCs/>
+          <w:noProof/>
           <w:sz w:val="40"/>
           <w:szCs w:val="40"/>
         </w:rPr>
@@ -1284,6 +1269,7 @@
         <w:rPr>
           <w:b/>
           <w:bCs/>
+          <w:noProof/>
           <w:sz w:val="40"/>
           <w:szCs w:val="40"/>
         </w:rPr>
@@ -1777,6 +1763,7 @@
         <w:rPr>
           <w:b/>
           <w:bCs/>
+          <w:noProof/>
           <w:sz w:val="40"/>
           <w:szCs w:val="40"/>
         </w:rPr>
@@ -1822,6 +1809,7 @@
         <w:rPr>
           <w:b/>
           <w:bCs/>
+          <w:noProof/>
           <w:sz w:val="40"/>
           <w:szCs w:val="40"/>
         </w:rPr>
@@ -2109,13 +2097,793 @@
         <w:t xml:space="preserve"> to identify which customer segments and booking channels have the highest cancellation risk.</w:t>
       </w:r>
     </w:p>
-    <w:p>
-      <w:pPr>
-        <w:rPr>
-          <w:b/>
-          <w:bCs/>
-        </w:rPr>
-      </w:pPr>
+    <w:p/>
+    <w:p>
+      <w:pPr>
+        <w:rPr>
+          <w:b/>
+          <w:bCs/>
+          <w:sz w:val="36"/>
+          <w:szCs w:val="36"/>
+        </w:rPr>
+      </w:pPr>
+      <w:r>
+        <w:rPr>
+          <w:b/>
+          <w:bCs/>
+          <w:sz w:val="36"/>
+          <w:szCs w:val="36"/>
+        </w:rPr>
+        <w:t xml:space="preserve">Step </w:t>
+      </w:r>
+      <w:proofErr w:type="gramStart"/>
+      <w:r>
+        <w:rPr>
+          <w:b/>
+          <w:bCs/>
+          <w:sz w:val="36"/>
+          <w:szCs w:val="36"/>
+        </w:rPr>
+        <w:t>4.1 :</w:t>
+      </w:r>
+      <w:proofErr w:type="gramEnd"/>
+      <w:r>
+        <w:rPr>
+          <w:b/>
+          <w:bCs/>
+          <w:sz w:val="36"/>
+          <w:szCs w:val="36"/>
+        </w:rPr>
+        <w:t xml:space="preserve"> </w:t>
+      </w:r>
+      <w:r>
+        <w:rPr>
+          <w:b/>
+          <w:bCs/>
+          <w:sz w:val="36"/>
+          <w:szCs w:val="36"/>
+        </w:rPr>
+        <w:t xml:space="preserve">Investigate the unusual high </w:t>
+      </w:r>
+      <w:proofErr w:type="gramStart"/>
+      <w:r>
+        <w:rPr>
+          <w:b/>
+          <w:bCs/>
+          <w:sz w:val="36"/>
+          <w:szCs w:val="36"/>
+        </w:rPr>
+        <w:t>Non Refund</w:t>
+      </w:r>
+      <w:proofErr w:type="gramEnd"/>
+      <w:r>
+        <w:rPr>
+          <w:b/>
+          <w:bCs/>
+          <w:sz w:val="36"/>
+          <w:szCs w:val="36"/>
+        </w:rPr>
+        <w:t xml:space="preserve"> cancellation rate</w:t>
+      </w:r>
+    </w:p>
+    <w:p>
+      <w:pPr>
+        <w:spacing w:line="240" w:lineRule="auto"/>
+        <w:ind w:left="360"/>
+        <w:rPr>
+          <w:b/>
+          <w:bCs/>
+          <w:sz w:val="32"/>
+          <w:szCs w:val="32"/>
+        </w:rPr>
+      </w:pPr>
+      <w:r>
+        <w:rPr>
+          <w:b/>
+          <w:bCs/>
+          <w:sz w:val="32"/>
+          <w:szCs w:val="32"/>
+        </w:rPr>
+        <w:t xml:space="preserve">step </w:t>
+      </w:r>
+      <w:proofErr w:type="gramStart"/>
+      <w:r>
+        <w:rPr>
+          <w:b/>
+          <w:bCs/>
+          <w:sz w:val="32"/>
+          <w:szCs w:val="32"/>
+        </w:rPr>
+        <w:t>4.</w:t>
+      </w:r>
+      <w:r>
+        <w:rPr>
+          <w:b/>
+          <w:bCs/>
+          <w:sz w:val="32"/>
+          <w:szCs w:val="32"/>
+        </w:rPr>
+        <w:t>1 :</w:t>
+      </w:r>
+      <w:proofErr w:type="gramEnd"/>
+      <w:r>
+        <w:rPr>
+          <w:b/>
+          <w:bCs/>
+          <w:sz w:val="32"/>
+          <w:szCs w:val="32"/>
+        </w:rPr>
+        <w:t xml:space="preserve"> Check the sample size</w:t>
+      </w:r>
+    </w:p>
+    <w:p>
+      <w:pPr>
+        <w:spacing w:line="240" w:lineRule="auto"/>
+        <w:ind w:left="360"/>
+        <w:rPr>
+          <w:b/>
+          <w:bCs/>
+          <w:sz w:val="32"/>
+          <w:szCs w:val="32"/>
+        </w:rPr>
+      </w:pPr>
+    </w:p>
+    <w:p>
+      <w:pPr>
+        <w:spacing w:line="240" w:lineRule="auto"/>
+        <w:ind w:left="360"/>
+        <w:rPr>
+          <w:b/>
+          <w:bCs/>
+          <w:sz w:val="32"/>
+          <w:szCs w:val="32"/>
+        </w:rPr>
+      </w:pPr>
+      <w:r>
+        <w:rPr>
+          <w:b/>
+          <w:bCs/>
+          <w:sz w:val="32"/>
+          <w:szCs w:val="32"/>
+        </w:rPr>
+        <w:drawing>
+          <wp:inline distT="0" distB="0" distL="0" distR="0" wp14:anchorId="34274D22" wp14:editId="62C6DFF3">
+            <wp:extent cx="5534797" cy="1638529"/>
+            <wp:effectExtent l="0" t="0" r="0" b="0"/>
+            <wp:docPr id="1203828660" name="Picture 1"/>
+            <wp:cNvGraphicFramePr>
+              <a:graphicFrameLocks xmlns:a="http://schemas.openxmlformats.org/drawingml/2006/main" noChangeAspect="1"/>
+            </wp:cNvGraphicFramePr>
+            <a:graphic xmlns:a="http://schemas.openxmlformats.org/drawingml/2006/main">
+              <a:graphicData uri="http://schemas.openxmlformats.org/drawingml/2006/picture">
+                <pic:pic xmlns:pic="http://schemas.openxmlformats.org/drawingml/2006/picture">
+                  <pic:nvPicPr>
+                    <pic:cNvPr id="1203828660" name=""/>
+                    <pic:cNvPicPr/>
+                  </pic:nvPicPr>
+                  <pic:blipFill>
+                    <a:blip r:embed="rId13"/>
+                    <a:stretch>
+                      <a:fillRect/>
+                    </a:stretch>
+                  </pic:blipFill>
+                  <pic:spPr>
+                    <a:xfrm>
+                      <a:off x="0" y="0"/>
+                      <a:ext cx="5534797" cy="1638529"/>
+                    </a:xfrm>
+                    <a:prstGeom prst="rect">
+                      <a:avLst/>
+                    </a:prstGeom>
+                  </pic:spPr>
+                </pic:pic>
+              </a:graphicData>
+            </a:graphic>
+          </wp:inline>
+        </w:drawing>
+      </w:r>
+    </w:p>
+    <w:p>
+      <w:pPr>
+        <w:spacing w:line="240" w:lineRule="auto"/>
+        <w:ind w:left="360"/>
+        <w:rPr>
+          <w:b/>
+          <w:bCs/>
+          <w:sz w:val="32"/>
+          <w:szCs w:val="32"/>
+        </w:rPr>
+      </w:pPr>
+    </w:p>
+    <w:p>
+      <w:pPr>
+        <w:spacing w:line="240" w:lineRule="auto"/>
+        <w:ind w:left="360"/>
+        <w:rPr>
+          <w:b/>
+          <w:bCs/>
+          <w:sz w:val="32"/>
+          <w:szCs w:val="32"/>
+        </w:rPr>
+      </w:pPr>
+      <w:r>
+        <w:rPr>
+          <w:b/>
+          <w:bCs/>
+          <w:sz w:val="32"/>
+          <w:szCs w:val="32"/>
+        </w:rPr>
+        <w:t xml:space="preserve">step </w:t>
+      </w:r>
+      <w:r>
+        <w:rPr>
+          <w:b/>
+          <w:bCs/>
+          <w:sz w:val="32"/>
+          <w:szCs w:val="32"/>
+        </w:rPr>
+        <w:t>4.</w:t>
+      </w:r>
+      <w:r>
+        <w:rPr>
+          <w:b/>
+          <w:bCs/>
+          <w:sz w:val="32"/>
+          <w:szCs w:val="32"/>
+        </w:rPr>
+        <w:t xml:space="preserve">2: Look directly at the </w:t>
+      </w:r>
+      <w:proofErr w:type="gramStart"/>
+      <w:r>
+        <w:rPr>
+          <w:b/>
+          <w:bCs/>
+          <w:sz w:val="32"/>
+          <w:szCs w:val="32"/>
+        </w:rPr>
+        <w:t>Non Refund</w:t>
+      </w:r>
+      <w:proofErr w:type="gramEnd"/>
+      <w:r>
+        <w:rPr>
+          <w:b/>
+          <w:bCs/>
+          <w:sz w:val="32"/>
+          <w:szCs w:val="32"/>
+        </w:rPr>
+        <w:t xml:space="preserve"> bookings</w:t>
+      </w:r>
+    </w:p>
+    <w:p>
+      <w:pPr>
+        <w:spacing w:line="240" w:lineRule="auto"/>
+        <w:ind w:left="360"/>
+        <w:rPr>
+          <w:b/>
+          <w:bCs/>
+          <w:sz w:val="32"/>
+          <w:szCs w:val="32"/>
+        </w:rPr>
+      </w:pPr>
+      <w:r>
+        <w:rPr>
+          <w:b/>
+          <w:bCs/>
+          <w:sz w:val="32"/>
+          <w:szCs w:val="32"/>
+        </w:rPr>
+        <w:drawing>
+          <wp:inline distT="0" distB="0" distL="0" distR="0" wp14:anchorId="5EFD2517" wp14:editId="3084C8A9">
+            <wp:extent cx="3381847" cy="1047896"/>
+            <wp:effectExtent l="0" t="0" r="9525" b="0"/>
+            <wp:docPr id="778701970" name="Picture 1"/>
+            <wp:cNvGraphicFramePr>
+              <a:graphicFrameLocks xmlns:a="http://schemas.openxmlformats.org/drawingml/2006/main" noChangeAspect="1"/>
+            </wp:cNvGraphicFramePr>
+            <a:graphic xmlns:a="http://schemas.openxmlformats.org/drawingml/2006/main">
+              <a:graphicData uri="http://schemas.openxmlformats.org/drawingml/2006/picture">
+                <pic:pic xmlns:pic="http://schemas.openxmlformats.org/drawingml/2006/picture">
+                  <pic:nvPicPr>
+                    <pic:cNvPr id="778701970" name=""/>
+                    <pic:cNvPicPr/>
+                  </pic:nvPicPr>
+                  <pic:blipFill>
+                    <a:blip r:embed="rId14"/>
+                    <a:stretch>
+                      <a:fillRect/>
+                    </a:stretch>
+                  </pic:blipFill>
+                  <pic:spPr>
+                    <a:xfrm>
+                      <a:off x="0" y="0"/>
+                      <a:ext cx="3381847" cy="1047896"/>
+                    </a:xfrm>
+                    <a:prstGeom prst="rect">
+                      <a:avLst/>
+                    </a:prstGeom>
+                  </pic:spPr>
+                </pic:pic>
+              </a:graphicData>
+            </a:graphic>
+          </wp:inline>
+        </w:drawing>
+      </w:r>
+    </w:p>
+    <w:p>
+      <w:pPr>
+        <w:spacing w:line="240" w:lineRule="auto"/>
+        <w:rPr>
+          <w:b/>
+          <w:bCs/>
+          <w:sz w:val="32"/>
+          <w:szCs w:val="32"/>
+        </w:rPr>
+      </w:pPr>
+      <w:r>
+        <w:rPr>
+          <w:b/>
+          <w:bCs/>
+          <w:sz w:val="32"/>
+          <w:szCs w:val="32"/>
+        </w:rPr>
+        <w:t xml:space="preserve">     </w:t>
+      </w:r>
+      <w:r>
+        <w:rPr>
+          <w:b/>
+          <w:bCs/>
+          <w:sz w:val="32"/>
+          <w:szCs w:val="32"/>
+        </w:rPr>
+        <w:t xml:space="preserve">step </w:t>
+      </w:r>
+      <w:r>
+        <w:rPr>
+          <w:b/>
+          <w:bCs/>
+          <w:sz w:val="32"/>
+          <w:szCs w:val="32"/>
+        </w:rPr>
+        <w:t>4.</w:t>
+      </w:r>
+      <w:r>
+        <w:rPr>
+          <w:b/>
+          <w:bCs/>
+          <w:sz w:val="32"/>
+          <w:szCs w:val="32"/>
+        </w:rPr>
+        <w:t xml:space="preserve">3: Compare </w:t>
+      </w:r>
+      <w:proofErr w:type="gramStart"/>
+      <w:r>
+        <w:rPr>
+          <w:b/>
+          <w:bCs/>
+          <w:sz w:val="32"/>
+          <w:szCs w:val="32"/>
+        </w:rPr>
+        <w:t>Non Refund</w:t>
+      </w:r>
+      <w:proofErr w:type="gramEnd"/>
+      <w:r>
+        <w:rPr>
+          <w:b/>
+          <w:bCs/>
+          <w:sz w:val="32"/>
+          <w:szCs w:val="32"/>
+        </w:rPr>
+        <w:t xml:space="preserve"> cancellation rate by hotel</w:t>
+      </w:r>
+    </w:p>
+    <w:p>
+      <w:pPr>
+        <w:spacing w:line="240" w:lineRule="auto"/>
+        <w:ind w:left="360"/>
+        <w:rPr>
+          <w:b/>
+          <w:bCs/>
+          <w:sz w:val="32"/>
+          <w:szCs w:val="32"/>
+        </w:rPr>
+      </w:pPr>
+      <w:r>
+        <w:rPr>
+          <w:b/>
+          <w:bCs/>
+          <w:sz w:val="32"/>
+          <w:szCs w:val="32"/>
+        </w:rPr>
+        <w:drawing>
+          <wp:inline distT="0" distB="0" distL="0" distR="0" wp14:anchorId="4BC0DAB5" wp14:editId="40931F9B">
+            <wp:extent cx="5515745" cy="1400370"/>
+            <wp:effectExtent l="0" t="0" r="8890" b="9525"/>
+            <wp:docPr id="808362658" name="Picture 1"/>
+            <wp:cNvGraphicFramePr>
+              <a:graphicFrameLocks xmlns:a="http://schemas.openxmlformats.org/drawingml/2006/main" noChangeAspect="1"/>
+            </wp:cNvGraphicFramePr>
+            <a:graphic xmlns:a="http://schemas.openxmlformats.org/drawingml/2006/main">
+              <a:graphicData uri="http://schemas.openxmlformats.org/drawingml/2006/picture">
+                <pic:pic xmlns:pic="http://schemas.openxmlformats.org/drawingml/2006/picture">
+                  <pic:nvPicPr>
+                    <pic:cNvPr id="808362658" name=""/>
+                    <pic:cNvPicPr/>
+                  </pic:nvPicPr>
+                  <pic:blipFill>
+                    <a:blip r:embed="rId15"/>
+                    <a:stretch>
+                      <a:fillRect/>
+                    </a:stretch>
+                  </pic:blipFill>
+                  <pic:spPr>
+                    <a:xfrm>
+                      <a:off x="0" y="0"/>
+                      <a:ext cx="5515745" cy="1400370"/>
+                    </a:xfrm>
+                    <a:prstGeom prst="rect">
+                      <a:avLst/>
+                    </a:prstGeom>
+                  </pic:spPr>
+                </pic:pic>
+              </a:graphicData>
+            </a:graphic>
+          </wp:inline>
+        </w:drawing>
+      </w:r>
+    </w:p>
+    <w:p>
+      <w:pPr>
+        <w:spacing w:line="240" w:lineRule="auto"/>
+        <w:rPr>
+          <w:b/>
+          <w:bCs/>
+          <w:sz w:val="32"/>
+          <w:szCs w:val="32"/>
+        </w:rPr>
+      </w:pPr>
+      <w:r>
+        <w:rPr>
+          <w:b/>
+          <w:bCs/>
+          <w:sz w:val="32"/>
+          <w:szCs w:val="32"/>
+        </w:rPr>
+        <w:lastRenderedPageBreak/>
+        <w:t xml:space="preserve">step </w:t>
+      </w:r>
+      <w:r>
+        <w:rPr>
+          <w:b/>
+          <w:bCs/>
+          <w:sz w:val="32"/>
+          <w:szCs w:val="32"/>
+        </w:rPr>
+        <w:t>4.</w:t>
+      </w:r>
+      <w:r>
+        <w:rPr>
+          <w:b/>
+          <w:bCs/>
+          <w:sz w:val="32"/>
+          <w:szCs w:val="32"/>
+        </w:rPr>
+        <w:t>4: Check Market Segment</w:t>
+      </w:r>
+    </w:p>
+    <w:p>
+      <w:pPr>
+        <w:spacing w:line="240" w:lineRule="auto"/>
+        <w:ind w:left="360"/>
+        <w:rPr>
+          <w:b/>
+          <w:bCs/>
+          <w:sz w:val="32"/>
+          <w:szCs w:val="32"/>
+        </w:rPr>
+      </w:pPr>
+    </w:p>
+    <w:p>
+      <w:pPr>
+        <w:spacing w:line="240" w:lineRule="auto"/>
+        <w:ind w:left="360"/>
+        <w:rPr>
+          <w:b/>
+          <w:bCs/>
+          <w:sz w:val="40"/>
+          <w:szCs w:val="40"/>
+        </w:rPr>
+      </w:pPr>
+      <w:r>
+        <w:rPr>
+          <w:b/>
+          <w:bCs/>
+          <w:sz w:val="40"/>
+          <w:szCs w:val="40"/>
+        </w:rPr>
+        <w:drawing>
+          <wp:inline distT="0" distB="0" distL="0" distR="0" wp14:anchorId="5ADC47DA" wp14:editId="6A2E7AE0">
+            <wp:extent cx="5731510" cy="2270125"/>
+            <wp:effectExtent l="0" t="0" r="2540" b="0"/>
+            <wp:docPr id="1559749014" name="Picture 1"/>
+            <wp:cNvGraphicFramePr>
+              <a:graphicFrameLocks xmlns:a="http://schemas.openxmlformats.org/drawingml/2006/main" noChangeAspect="1"/>
+            </wp:cNvGraphicFramePr>
+            <a:graphic xmlns:a="http://schemas.openxmlformats.org/drawingml/2006/main">
+              <a:graphicData uri="http://schemas.openxmlformats.org/drawingml/2006/picture">
+                <pic:pic xmlns:pic="http://schemas.openxmlformats.org/drawingml/2006/picture">
+                  <pic:nvPicPr>
+                    <pic:cNvPr id="1559749014" name=""/>
+                    <pic:cNvPicPr/>
+                  </pic:nvPicPr>
+                  <pic:blipFill>
+                    <a:blip r:embed="rId16"/>
+                    <a:stretch>
+                      <a:fillRect/>
+                    </a:stretch>
+                  </pic:blipFill>
+                  <pic:spPr>
+                    <a:xfrm>
+                      <a:off x="0" y="0"/>
+                      <a:ext cx="5731510" cy="2270125"/>
+                    </a:xfrm>
+                    <a:prstGeom prst="rect">
+                      <a:avLst/>
+                    </a:prstGeom>
+                  </pic:spPr>
+                </pic:pic>
+              </a:graphicData>
+            </a:graphic>
+          </wp:inline>
+        </w:drawing>
+      </w:r>
+    </w:p>
+    <w:p>
+      <w:pPr>
+        <w:spacing w:line="240" w:lineRule="auto"/>
+        <w:ind w:left="360"/>
+        <w:rPr>
+          <w:b/>
+          <w:bCs/>
+          <w:sz w:val="32"/>
+          <w:szCs w:val="32"/>
+        </w:rPr>
+      </w:pPr>
+    </w:p>
+    <w:p>
+      <w:pPr>
+        <w:spacing w:line="240" w:lineRule="auto"/>
+        <w:ind w:left="360"/>
+        <w:rPr>
+          <w:b/>
+          <w:bCs/>
+          <w:sz w:val="32"/>
+          <w:szCs w:val="32"/>
+        </w:rPr>
+      </w:pPr>
+      <w:r>
+        <w:rPr>
+          <w:b/>
+          <w:bCs/>
+          <w:sz w:val="32"/>
+          <w:szCs w:val="32"/>
+        </w:rPr>
+        <w:t xml:space="preserve">step </w:t>
+      </w:r>
+      <w:r>
+        <w:rPr>
+          <w:b/>
+          <w:bCs/>
+          <w:sz w:val="32"/>
+          <w:szCs w:val="32"/>
+        </w:rPr>
+        <w:t>4.</w:t>
+      </w:r>
+      <w:r>
+        <w:rPr>
+          <w:b/>
+          <w:bCs/>
+          <w:sz w:val="32"/>
+          <w:szCs w:val="32"/>
+        </w:rPr>
+        <w:t>5: Check Distribution Channel</w:t>
+      </w:r>
+    </w:p>
+    <w:p>
+      <w:pPr>
+        <w:spacing w:line="240" w:lineRule="auto"/>
+        <w:ind w:left="360"/>
+        <w:rPr>
+          <w:b/>
+          <w:bCs/>
+          <w:sz w:val="40"/>
+          <w:szCs w:val="40"/>
+        </w:rPr>
+      </w:pPr>
+    </w:p>
+    <w:p>
+      <w:pPr>
+        <w:spacing w:line="240" w:lineRule="auto"/>
+        <w:ind w:left="360"/>
+        <w:rPr>
+          <w:b/>
+          <w:bCs/>
+          <w:sz w:val="40"/>
+          <w:szCs w:val="40"/>
+        </w:rPr>
+      </w:pPr>
+      <w:r>
+        <w:rPr>
+          <w:b/>
+          <w:bCs/>
+          <w:sz w:val="40"/>
+          <w:szCs w:val="40"/>
+        </w:rPr>
+        <w:drawing>
+          <wp:inline distT="0" distB="0" distL="0" distR="0" wp14:anchorId="71204C20" wp14:editId="39B60FB0">
+            <wp:extent cx="5731510" cy="1612900"/>
+            <wp:effectExtent l="0" t="0" r="2540" b="6350"/>
+            <wp:docPr id="438188388" name="Picture 1"/>
+            <wp:cNvGraphicFramePr>
+              <a:graphicFrameLocks xmlns:a="http://schemas.openxmlformats.org/drawingml/2006/main" noChangeAspect="1"/>
+            </wp:cNvGraphicFramePr>
+            <a:graphic xmlns:a="http://schemas.openxmlformats.org/drawingml/2006/main">
+              <a:graphicData uri="http://schemas.openxmlformats.org/drawingml/2006/picture">
+                <pic:pic xmlns:pic="http://schemas.openxmlformats.org/drawingml/2006/picture">
+                  <pic:nvPicPr>
+                    <pic:cNvPr id="438188388" name=""/>
+                    <pic:cNvPicPr/>
+                  </pic:nvPicPr>
+                  <pic:blipFill>
+                    <a:blip r:embed="rId17"/>
+                    <a:stretch>
+                      <a:fillRect/>
+                    </a:stretch>
+                  </pic:blipFill>
+                  <pic:spPr>
+                    <a:xfrm>
+                      <a:off x="0" y="0"/>
+                      <a:ext cx="5731510" cy="1612900"/>
+                    </a:xfrm>
+                    <a:prstGeom prst="rect">
+                      <a:avLst/>
+                    </a:prstGeom>
+                  </pic:spPr>
+                </pic:pic>
+              </a:graphicData>
+            </a:graphic>
+          </wp:inline>
+        </w:drawing>
+      </w:r>
+    </w:p>
+    <w:p>
+      <w:pPr>
+        <w:spacing w:line="240" w:lineRule="auto"/>
+        <w:ind w:left="360"/>
+        <w:rPr>
+          <w:b/>
+          <w:bCs/>
+          <w:sz w:val="40"/>
+          <w:szCs w:val="40"/>
+        </w:rPr>
+      </w:pPr>
+    </w:p>
+    <w:p>
+      <w:pPr>
+        <w:spacing w:line="240" w:lineRule="auto"/>
+        <w:ind w:left="360"/>
+        <w:rPr>
+          <w:b/>
+          <w:bCs/>
+          <w:sz w:val="32"/>
+          <w:szCs w:val="32"/>
+        </w:rPr>
+      </w:pPr>
+      <w:r>
+        <w:rPr>
+          <w:b/>
+          <w:bCs/>
+          <w:sz w:val="32"/>
+          <w:szCs w:val="32"/>
+        </w:rPr>
+        <w:t>Finding: Non-Refund Bookings Show an Exceptionally High Cancellation Rate</w:t>
+      </w:r>
+    </w:p>
+    <w:p>
+      <w:pPr>
+        <w:spacing w:line="240" w:lineRule="auto"/>
+        <w:ind w:left="360"/>
+      </w:pPr>
+      <w:r>
+        <w:t xml:space="preserve">The investigation confirmed that the unusually high 99.36% cancellation rate for </w:t>
+      </w:r>
+      <w:proofErr w:type="gramStart"/>
+      <w:r>
+        <w:t>Non Refund</w:t>
+      </w:r>
+      <w:proofErr w:type="gramEnd"/>
+      <w:r>
+        <w:t xml:space="preserve"> bookings is a robust pattern rather than a result of a small sample size. There were 14,572 </w:t>
+      </w:r>
+      <w:proofErr w:type="gramStart"/>
+      <w:r>
+        <w:t>Non Refund</w:t>
+      </w:r>
+      <w:proofErr w:type="gramEnd"/>
+      <w:r>
+        <w:t xml:space="preserve"> bookings, of which 14,479 were cancelled, leaving only 93 non-cancelled bookings.</w:t>
+      </w:r>
+    </w:p>
+    <w:p>
+      <w:pPr>
+        <w:spacing w:line="240" w:lineRule="auto"/>
+        <w:ind w:left="360"/>
+      </w:pPr>
+      <w:r>
+        <w:t>The pattern remained consistently high across both hotel types, with cancellation rates of 99.81% for City Hotel and 95.99% for Resort Hotel, indicating that the finding is not specific to one hotel type.</w:t>
+      </w:r>
+    </w:p>
+    <w:p>
+      <w:pPr>
+        <w:spacing w:line="240" w:lineRule="auto"/>
+        <w:ind w:left="360"/>
+      </w:pPr>
+      <w:r>
+        <w:t xml:space="preserve">Further investigation showed that </w:t>
+      </w:r>
+      <w:proofErr w:type="gramStart"/>
+      <w:r>
+        <w:t>Non Refund</w:t>
+      </w:r>
+      <w:proofErr w:type="gramEnd"/>
+      <w:r>
+        <w:t xml:space="preserve"> cancellations were particularly concentrated in the Offline TA/TO and Groups market segments, which recorded </w:t>
+      </w:r>
+      <w:r>
+        <w:lastRenderedPageBreak/>
+        <w:t>cancellation rates of 99.94% and 99.32%, respectively. The distribution-channel analysis showed a similar pattern, with TA/TO bookings recording a 99.61% cancellation rate.</w:t>
+      </w:r>
+    </w:p>
+    <w:p>
+      <w:pPr>
+        <w:spacing w:line="240" w:lineRule="auto"/>
+        <w:ind w:left="360"/>
+      </w:pPr>
+      <w:r>
+        <w:t xml:space="preserve">Overall, the evidence indicates a strong association between </w:t>
+      </w:r>
+      <w:proofErr w:type="gramStart"/>
+      <w:r>
+        <w:t>Non Refund</w:t>
+      </w:r>
+      <w:proofErr w:type="gramEnd"/>
+      <w:r>
+        <w:t xml:space="preserve"> bookings and cancellations, particularly among group and travel-agent/tour-operator bookings. However, this analysis does not establish that the </w:t>
+      </w:r>
+      <w:proofErr w:type="gramStart"/>
+      <w:r>
+        <w:t>Non Refund</w:t>
+      </w:r>
+      <w:proofErr w:type="gramEnd"/>
+      <w:r>
+        <w:t xml:space="preserve"> deposit type itself causes cancellations. The pattern may reflect underlying booking policies, group-booking practices, travel-agent/tour-operator processes, or other factors associated with these booking types.</w:t>
+      </w:r>
+    </w:p>
+    <w:p>
+      <w:pPr>
+        <w:spacing w:line="240" w:lineRule="auto"/>
+        <w:ind w:left="360"/>
+      </w:pPr>
+      <w:r>
+        <w:t xml:space="preserve">This finding is therefore important for hotel management because </w:t>
+      </w:r>
+      <w:proofErr w:type="gramStart"/>
+      <w:r>
+        <w:t>Non Refund</w:t>
+      </w:r>
+      <w:proofErr w:type="gramEnd"/>
+      <w:r>
+        <w:t xml:space="preserve"> bookings represent a high-risk cancellation segment and warrant further investigation into booking policies, contract terms, and channel-specific practices.</w:t>
+      </w:r>
     </w:p>
     <w:p>
       <w:pPr>
@@ -3515,7 +4283,6 @@
     <w:next w:val="Normal"/>
     <w:link w:val="Heading4Char"/>
     <w:uiPriority w:val="9"/>
-    <w:semiHidden/>
     <w:unhideWhenUsed/>
     <w:qFormat/>
     <w:rsid w:val="009A587D"/>
@@ -3713,7 +4480,6 @@
     <w:basedOn w:val="DefaultParagraphFont"/>
     <w:link w:val="Heading4"/>
     <w:uiPriority w:val="9"/>
-    <w:semiHidden/>
     <w:rsid w:val="009A587D"/>
     <w:rPr>
       <w:rFonts w:eastAsiaTheme="majorEastAsia" w:cstheme="majorBidi"/>

--- a/Report/Report.docx
+++ b/Report/Report.docx
@@ -180,15 +180,7 @@
         <w:spacing w:after="0" w:line="276" w:lineRule="auto"/>
       </w:pPr>
       <w:r>
-        <w:t xml:space="preserve">The information is still current and can be used to </w:t>
-      </w:r>
-      <w:proofErr w:type="spellStart"/>
-      <w:r>
-        <w:t>analyze</w:t>
-      </w:r>
-      <w:proofErr w:type="spellEnd"/>
-      <w:r>
-        <w:t xml:space="preserve"> a hotel's possible plans in</w:t>
+        <w:t>The information is still current and can be used to analyze a hotel's possible plans in</w:t>
       </w:r>
     </w:p>
     <w:p>
@@ -405,6 +397,15 @@
       <w:r>
         <w:t>How does cancellation rate vary by deposit type?</w:t>
       </w:r>
+      <w:r>
+        <w:t xml:space="preserve"> </w:t>
+      </w:r>
+      <w:r>
+        <w:rPr>
+          <w:rFonts w:ascii="Segoe UI Emoji" w:hAnsi="Segoe UI Emoji" w:cs="Segoe UI Emoji"/>
+        </w:rPr>
+        <w:t>✅</w:t>
+      </w:r>
     </w:p>
     <w:p>
       <w:pPr>
@@ -418,6 +419,15 @@
       <w:r>
         <w:t>Which booking channels and market segments have the highest cancellation rates?</w:t>
       </w:r>
+      <w:r>
+        <w:t xml:space="preserve"> </w:t>
+      </w:r>
+      <w:r>
+        <w:rPr>
+          <w:rFonts w:ascii="Segoe UI Emoji" w:hAnsi="Segoe UI Emoji" w:cs="Segoe UI Emoji"/>
+        </w:rPr>
+        <w:t>✅</w:t>
+      </w:r>
     </w:p>
     <w:p>
       <w:pPr>
@@ -555,15 +565,13 @@
         <w:spacing w:line="240" w:lineRule="auto"/>
       </w:pPr>
       <w:r>
-        <w:t xml:space="preserve">Customer characteristics and previous booking </w:t>
-      </w:r>
-      <w:proofErr w:type="spellStart"/>
-      <w:r>
-        <w:t>behavior</w:t>
-      </w:r>
-      <w:proofErr w:type="spellEnd"/>
-      <w:r>
-        <w:t xml:space="preserve"> are associated with cancellation rates.</w:t>
+        <w:t>Customer characteristics and previous booking behavio</w:t>
+      </w:r>
+      <w:r>
+        <w:t>u</w:t>
+      </w:r>
+      <w:r>
+        <w:t>r are associated with cancellation rates.</w:t>
       </w:r>
     </w:p>
     <w:p>
@@ -944,16 +952,15 @@
         <w:rPr>
           <w:b/>
           <w:bCs/>
-          <w:noProof/>
           <w:sz w:val="40"/>
           <w:szCs w:val="40"/>
         </w:rPr>
         <w:lastRenderedPageBreak/>
         <w:drawing>
-          <wp:inline distT="0" distB="0" distL="0" distR="0" wp14:anchorId="586CAD9D" wp14:editId="150074E8">
-            <wp:extent cx="4593446" cy="3776133"/>
-            <wp:effectExtent l="0" t="0" r="0" b="0"/>
-            <wp:docPr id="1146167576" name="Picture 1"/>
+          <wp:inline distT="0" distB="0" distL="0" distR="0" wp14:anchorId="1F9A0B0D" wp14:editId="1510BF00">
+            <wp:extent cx="5731510" cy="3288030"/>
+            <wp:effectExtent l="0" t="0" r="2540" b="7620"/>
+            <wp:docPr id="803799081" name="Picture 1"/>
             <wp:cNvGraphicFramePr>
               <a:graphicFrameLocks xmlns:a="http://schemas.openxmlformats.org/drawingml/2006/main" noChangeAspect="1"/>
             </wp:cNvGraphicFramePr>
@@ -961,7 +968,7 @@
               <a:graphicData uri="http://schemas.openxmlformats.org/drawingml/2006/picture">
                 <pic:pic xmlns:pic="http://schemas.openxmlformats.org/drawingml/2006/picture">
                   <pic:nvPicPr>
-                    <pic:cNvPr id="1146167576" name=""/>
+                    <pic:cNvPr id="803799081" name=""/>
                     <pic:cNvPicPr/>
                   </pic:nvPicPr>
                   <pic:blipFill>
@@ -973,7 +980,7 @@
                   <pic:spPr>
                     <a:xfrm>
                       <a:off x="0" y="0"/>
-                      <a:ext cx="4608697" cy="3788670"/>
+                      <a:ext cx="5731510" cy="3288030"/>
                     </a:xfrm>
                     <a:prstGeom prst="rect">
                       <a:avLst/>
@@ -1077,18 +1084,10 @@
         <w:t xml:space="preserve">% for </w:t>
       </w:r>
       <w:r>
-        <w:t xml:space="preserve">Resort </w:t>
-      </w:r>
-      <w:proofErr w:type="gramStart"/>
-      <w:r>
-        <w:t xml:space="preserve">hotel </w:t>
-      </w:r>
-      <w:r>
-        <w:t>,</w:t>
-      </w:r>
-      <w:proofErr w:type="gramEnd"/>
-      <w:r>
-        <w:t xml:space="preserve"> a difference of </w:t>
+        <w:t xml:space="preserve">Resort hotel </w:t>
+      </w:r>
+      <w:r>
+        <w:t xml:space="preserve">, a difference of </w:t>
       </w:r>
       <w:r>
         <w:t>13.73</w:t>
@@ -1217,7 +1216,6 @@
           <w:sz w:val="40"/>
           <w:szCs w:val="40"/>
         </w:rPr>
-        <w:lastRenderedPageBreak/>
         <w:drawing>
           <wp:inline distT="0" distB="0" distL="0" distR="0" wp14:anchorId="69AA62DC" wp14:editId="489F89A8">
             <wp:extent cx="2581635" cy="1752845"/>
@@ -1273,6 +1271,7 @@
           <w:sz w:val="40"/>
           <w:szCs w:val="40"/>
         </w:rPr>
+        <w:lastRenderedPageBreak/>
         <w:drawing>
           <wp:inline distT="0" distB="0" distL="0" distR="0" wp14:anchorId="0A760F56" wp14:editId="64DF4E57">
             <wp:extent cx="5731510" cy="3148330"/>
@@ -1530,67 +1529,67 @@
         <w:spacing w:line="240" w:lineRule="auto"/>
       </w:pPr>
       <w:r>
+        <w:t>From a business perspective, hotels should pay particular attention to long-lead bookings because they represent a higher cancellation-risk segment. However, this analysis identifies an association rather than proving that longer lead time directly causes cancellations.</w:t>
+      </w:r>
+    </w:p>
+    <w:p>
+      <w:pPr>
+        <w:spacing w:line="240" w:lineRule="auto"/>
+        <w:rPr>
+          <w:b/>
+          <w:bCs/>
+          <w:sz w:val="32"/>
+          <w:szCs w:val="32"/>
+        </w:rPr>
+      </w:pPr>
+      <w:r>
+        <w:rPr>
+          <w:b/>
+          <w:bCs/>
+          <w:sz w:val="32"/>
+          <w:szCs w:val="32"/>
+        </w:rPr>
+        <w:t>Business Recommendation from This Finding</w:t>
+      </w:r>
+    </w:p>
+    <w:p>
+      <w:pPr>
+        <w:spacing w:line="240" w:lineRule="auto"/>
+      </w:pPr>
+      <w:r>
+        <w:t>This finding connects directly to your second business question:</w:t>
+      </w:r>
+    </w:p>
+    <w:p>
+      <w:pPr>
+        <w:spacing w:line="240" w:lineRule="auto"/>
+      </w:pPr>
+      <w:r>
+        <w:t>How can hotels reduce booking cancellations and improve room occupancy and revenue?</w:t>
+      </w:r>
+    </w:p>
+    <w:p>
+      <w:pPr>
+        <w:spacing w:line="240" w:lineRule="auto"/>
+      </w:pPr>
+      <w:r>
+        <w:t>A reasonable recommendation is:</w:t>
+      </w:r>
+    </w:p>
+    <w:p>
+      <w:pPr>
+        <w:spacing w:line="240" w:lineRule="auto"/>
+      </w:pPr>
+      <w:r>
+        <w:t>Hotels should monitor long-lead bookings more closely and use appropriate cancellation-management strategies for these reservations.</w:t>
+      </w:r>
+    </w:p>
+    <w:p>
+      <w:pPr>
+        <w:spacing w:line="240" w:lineRule="auto"/>
+      </w:pPr>
+      <w:r>
         <w:lastRenderedPageBreak/>
-        <w:t>From a business perspective, hotels should pay particular attention to long-lead bookings because they represent a higher cancellation-risk segment. However, this analysis identifies an association rather than proving that longer lead time directly causes cancellations.</w:t>
-      </w:r>
-    </w:p>
-    <w:p>
-      <w:pPr>
-        <w:spacing w:line="240" w:lineRule="auto"/>
-        <w:rPr>
-          <w:b/>
-          <w:bCs/>
-          <w:sz w:val="32"/>
-          <w:szCs w:val="32"/>
-        </w:rPr>
-      </w:pPr>
-      <w:r>
-        <w:rPr>
-          <w:b/>
-          <w:bCs/>
-          <w:sz w:val="32"/>
-          <w:szCs w:val="32"/>
-        </w:rPr>
-        <w:t>Business Recommendation from This Finding</w:t>
-      </w:r>
-    </w:p>
-    <w:p>
-      <w:pPr>
-        <w:spacing w:line="240" w:lineRule="auto"/>
-      </w:pPr>
-      <w:r>
-        <w:t>This finding connects directly to your second business question:</w:t>
-      </w:r>
-    </w:p>
-    <w:p>
-      <w:pPr>
-        <w:spacing w:line="240" w:lineRule="auto"/>
-      </w:pPr>
-      <w:r>
-        <w:t>How can hotels reduce booking cancellations and improve room occupancy and revenue?</w:t>
-      </w:r>
-    </w:p>
-    <w:p>
-      <w:pPr>
-        <w:spacing w:line="240" w:lineRule="auto"/>
-      </w:pPr>
-      <w:r>
-        <w:t>A reasonable recommendation is:</w:t>
-      </w:r>
-    </w:p>
-    <w:p>
-      <w:pPr>
-        <w:spacing w:line="240" w:lineRule="auto"/>
-      </w:pPr>
-      <w:r>
-        <w:t>Hotels should monitor long-lead bookings more closely and use appropriate cancellation-management strategies for these reservations.</w:t>
-      </w:r>
-    </w:p>
-    <w:p>
-      <w:pPr>
-        <w:spacing w:line="240" w:lineRule="auto"/>
-      </w:pPr>
-      <w:r>
         <w:t>For example, hotels could consider:</w:t>
       </w:r>
     </w:p>
@@ -1927,15 +1926,7 @@
         <w:t>22.22% for Refundable</w:t>
       </w:r>
       <w:r>
-        <w:t xml:space="preserve"> bookings. The </w:t>
-      </w:r>
-      <w:proofErr w:type="gramStart"/>
-      <w:r>
-        <w:t>Non Refund</w:t>
-      </w:r>
-      <w:proofErr w:type="gramEnd"/>
-      <w:r>
-        <w:t xml:space="preserve"> category therefore stands out as the deposit type most strongly associated with cancellations.</w:t>
+        <w:t xml:space="preserve"> bookings. The Non Refund category therefore stands out as the deposit type most strongly associated with cancellations.</w:t>
       </w:r>
     </w:p>
     <w:p>
@@ -1983,38 +1974,12 @@
     </w:p>
     <w:p>
       <w:r>
-        <w:t xml:space="preserve">Deposit type appears to be an important factor associated with booking cancellations. The extremely high cancellation rate among </w:t>
-      </w:r>
-      <w:proofErr w:type="spellStart"/>
-      <w:proofErr w:type="gramStart"/>
-      <w:r>
-        <w:t>Non Refund</w:t>
-      </w:r>
-      <w:proofErr w:type="spellEnd"/>
-      <w:proofErr w:type="gramEnd"/>
-      <w:r>
-        <w:t xml:space="preserve"> bookings </w:t>
-      </w:r>
-      <w:proofErr w:type="gramStart"/>
-      <w:r>
-        <w:t>suggests</w:t>
-      </w:r>
-      <w:proofErr w:type="gramEnd"/>
-      <w:r>
-        <w:t xml:space="preserve"> that this booking category requires further investigation.</w:t>
-      </w:r>
-    </w:p>
-    <w:p>
-      <w:r>
-        <w:t xml:space="preserve">Hotels should examine the characteristics of </w:t>
-      </w:r>
-      <w:proofErr w:type="gramStart"/>
-      <w:r>
-        <w:t>Non Refund</w:t>
-      </w:r>
-      <w:proofErr w:type="gramEnd"/>
-      <w:r>
-        <w:t xml:space="preserve"> bookings, such as </w:t>
+        <w:t>Deposit type appears to be an important factor associated with booking cancellations. The extremely high cancellation rate among Non Refund bookings suggests that this booking category requires further investigation.</w:t>
+      </w:r>
+    </w:p>
+    <w:p>
+      <w:r>
+        <w:t xml:space="preserve">Hotels should examine the characteristics of Non Refund bookings, such as </w:t>
       </w:r>
       <w:r>
         <w:rPr>
@@ -2051,7 +2016,6 @@
         <w:lastRenderedPageBreak/>
         <w:t xml:space="preserve">Investigate the </w:t>
       </w:r>
-      <w:proofErr w:type="gramStart"/>
       <w:r>
         <w:rPr>
           <w:b/>
@@ -2059,17 +2023,8 @@
         </w:rPr>
         <w:t>Non Refund</w:t>
       </w:r>
-      <w:proofErr w:type="gramEnd"/>
-      <w:r>
-        <w:t xml:space="preserve"> booking category to understand why its cancellation rate is exceptionally high. </w:t>
-      </w:r>
-      <w:proofErr w:type="spellStart"/>
-      <w:r>
-        <w:t>Analyze</w:t>
-      </w:r>
-      <w:proofErr w:type="spellEnd"/>
-      <w:r>
-        <w:t xml:space="preserve"> its relationship with </w:t>
+      <w:r>
+        <w:t xml:space="preserve"> booking category to understand why its cancellation rate is exceptionally high. Analyze its relationship with </w:t>
       </w:r>
       <w:r>
         <w:rPr>
@@ -2114,9 +2069,8 @@
           <w:sz w:val="36"/>
           <w:szCs w:val="36"/>
         </w:rPr>
-        <w:t xml:space="preserve">Step </w:t>
-      </w:r>
-      <w:proofErr w:type="gramStart"/>
+        <w:t xml:space="preserve">Step 4.1 : </w:t>
+      </w:r>
       <w:r>
         <w:rPr>
           <w:b/>
@@ -2124,46 +2078,7 @@
           <w:sz w:val="36"/>
           <w:szCs w:val="36"/>
         </w:rPr>
-        <w:t>4.1 :</w:t>
-      </w:r>
-      <w:proofErr w:type="gramEnd"/>
-      <w:r>
-        <w:rPr>
-          <w:b/>
-          <w:bCs/>
-          <w:sz w:val="36"/>
-          <w:szCs w:val="36"/>
-        </w:rPr>
-        <w:t xml:space="preserve"> </w:t>
-      </w:r>
-      <w:r>
-        <w:rPr>
-          <w:b/>
-          <w:bCs/>
-          <w:sz w:val="36"/>
-          <w:szCs w:val="36"/>
-        </w:rPr>
-        <w:t xml:space="preserve">Investigate the unusual high </w:t>
-      </w:r>
-      <w:proofErr w:type="gramStart"/>
-      <w:r>
-        <w:rPr>
-          <w:b/>
-          <w:bCs/>
-          <w:sz w:val="36"/>
-          <w:szCs w:val="36"/>
-        </w:rPr>
-        <w:t>Non Refund</w:t>
-      </w:r>
-      <w:proofErr w:type="gramEnd"/>
-      <w:r>
-        <w:rPr>
-          <w:b/>
-          <w:bCs/>
-          <w:sz w:val="36"/>
-          <w:szCs w:val="36"/>
-        </w:rPr>
-        <w:t xml:space="preserve"> cancellation rate</w:t>
+        <w:t>Investigate the unusual high Non Refund cancellation rate</w:t>
       </w:r>
     </w:p>
     <w:p>
@@ -2186,7 +2101,6 @@
         </w:rPr>
         <w:t xml:space="preserve">step </w:t>
       </w:r>
-      <w:proofErr w:type="gramStart"/>
       <w:r>
         <w:rPr>
           <w:b/>
@@ -2203,17 +2117,7 @@
           <w:sz w:val="32"/>
           <w:szCs w:val="32"/>
         </w:rPr>
-        <w:t>1 :</w:t>
-      </w:r>
-      <w:proofErr w:type="gramEnd"/>
-      <w:r>
-        <w:rPr>
-          <w:b/>
-          <w:bCs/>
-          <w:sz w:val="32"/>
-          <w:szCs w:val="32"/>
-        </w:rPr>
-        <w:t xml:space="preserve"> Check the sample size</w:t>
+        <w:t>1 : Check the sample size</w:t>
       </w:r>
     </w:p>
     <w:p>
@@ -2331,27 +2235,7 @@
           <w:sz w:val="32"/>
           <w:szCs w:val="32"/>
         </w:rPr>
-        <w:t xml:space="preserve">2: Look directly at the </w:t>
-      </w:r>
-      <w:proofErr w:type="gramStart"/>
-      <w:r>
-        <w:rPr>
-          <w:b/>
-          <w:bCs/>
-          <w:sz w:val="32"/>
-          <w:szCs w:val="32"/>
-        </w:rPr>
-        <w:t>Non Refund</w:t>
-      </w:r>
-      <w:proofErr w:type="gramEnd"/>
-      <w:r>
-        <w:rPr>
-          <w:b/>
-          <w:bCs/>
-          <w:sz w:val="32"/>
-          <w:szCs w:val="32"/>
-        </w:rPr>
-        <w:t xml:space="preserve"> bookings</w:t>
+        <w:t>2: Look directly at the Non Refund bookings</w:t>
       </w:r>
     </w:p>
     <w:p>
@@ -2453,27 +2337,7 @@
           <w:sz w:val="32"/>
           <w:szCs w:val="32"/>
         </w:rPr>
-        <w:t xml:space="preserve">3: Compare </w:t>
-      </w:r>
-      <w:proofErr w:type="gramStart"/>
-      <w:r>
-        <w:rPr>
-          <w:b/>
-          <w:bCs/>
-          <w:sz w:val="32"/>
-          <w:szCs w:val="32"/>
-        </w:rPr>
-        <w:t>Non Refund</w:t>
-      </w:r>
-      <w:proofErr w:type="gramEnd"/>
-      <w:r>
-        <w:rPr>
-          <w:b/>
-          <w:bCs/>
-          <w:sz w:val="32"/>
-          <w:szCs w:val="32"/>
-        </w:rPr>
-        <w:t xml:space="preserve"> cancellation rate by hotel</w:t>
+        <w:t>3: Compare Non Refund cancellation rate by hotel</w:t>
       </w:r>
     </w:p>
     <w:p>
@@ -2794,23 +2658,7 @@
         <w:ind w:left="360"/>
       </w:pPr>
       <w:r>
-        <w:t xml:space="preserve">The investigation confirmed that the unusually high 99.36% cancellation rate for </w:t>
-      </w:r>
-      <w:proofErr w:type="gramStart"/>
-      <w:r>
-        <w:t>Non Refund</w:t>
-      </w:r>
-      <w:proofErr w:type="gramEnd"/>
-      <w:r>
-        <w:t xml:space="preserve"> bookings is a robust pattern rather than a result of a small sample size. There were 14,572 </w:t>
-      </w:r>
-      <w:proofErr w:type="gramStart"/>
-      <w:r>
-        <w:t>Non Refund</w:t>
-      </w:r>
-      <w:proofErr w:type="gramEnd"/>
-      <w:r>
-        <w:t xml:space="preserve"> bookings, of which 14,479 were cancelled, leaving only 93 non-cancelled bookings.</w:t>
+        <w:t>The investigation confirmed that the unusually high 99.36% cancellation rate for Non Refund bookings is a robust pattern rather than a result of a small sample size. There were 14,572 Non Refund bookings, of which 14,479 were cancelled, leaving only 93 non-cancelled bookings.</w:t>
       </w:r>
     </w:p>
     <w:p>
@@ -2828,15 +2676,7 @@
         <w:ind w:left="360"/>
       </w:pPr>
       <w:r>
-        <w:t xml:space="preserve">Further investigation showed that </w:t>
-      </w:r>
-      <w:proofErr w:type="gramStart"/>
-      <w:r>
-        <w:t>Non Refund</w:t>
-      </w:r>
-      <w:proofErr w:type="gramEnd"/>
-      <w:r>
-        <w:t xml:space="preserve"> cancellations were particularly concentrated in the Offline TA/TO and Groups market segments, which recorded </w:t>
+        <w:t xml:space="preserve">Further investigation showed that Non Refund cancellations were particularly concentrated in the Offline TA/TO and Groups market segments, which recorded </w:t>
       </w:r>
       <w:r>
         <w:lastRenderedPageBreak/>
@@ -2849,23 +2689,7 @@
         <w:ind w:left="360"/>
       </w:pPr>
       <w:r>
-        <w:t xml:space="preserve">Overall, the evidence indicates a strong association between </w:t>
-      </w:r>
-      <w:proofErr w:type="gramStart"/>
-      <w:r>
-        <w:t>Non Refund</w:t>
-      </w:r>
-      <w:proofErr w:type="gramEnd"/>
-      <w:r>
-        <w:t xml:space="preserve"> bookings and cancellations, particularly among group and travel-agent/tour-operator bookings. However, this analysis does not establish that the </w:t>
-      </w:r>
-      <w:proofErr w:type="gramStart"/>
-      <w:r>
-        <w:t>Non Refund</w:t>
-      </w:r>
-      <w:proofErr w:type="gramEnd"/>
-      <w:r>
-        <w:t xml:space="preserve"> deposit type itself causes cancellations. The pattern may reflect underlying booking policies, group-booking practices, travel-agent/tour-operator processes, or other factors associated with these booking types.</w:t>
+        <w:t>Overall, the evidence indicates a strong association between Non Refund bookings and cancellations, particularly among group and travel-agent/tour-operator bookings. However, this analysis does not establish that the Non Refund deposit type itself causes cancellations. The pattern may reflect underlying booking policies, group-booking practices, travel-agent/tour-operator processes, or other factors associated with these booking types.</w:t>
       </w:r>
     </w:p>
     <w:p>
@@ -2874,15 +2698,7 @@
         <w:ind w:left="360"/>
       </w:pPr>
       <w:r>
-        <w:t xml:space="preserve">This finding is therefore important for hotel management because </w:t>
-      </w:r>
-      <w:proofErr w:type="gramStart"/>
-      <w:r>
-        <w:t>Non Refund</w:t>
-      </w:r>
-      <w:proofErr w:type="gramEnd"/>
-      <w:r>
-        <w:t xml:space="preserve"> bookings represent a high-risk cancellation segment and warrant further investigation into booking policies, contract terms, and channel-specific practices.</w:t>
+        <w:t>This finding is therefore important for hotel management because Non Refund bookings represent a high-risk cancellation segment and warrant further investigation into booking policies, contract terms, and channel-specific practices.</w:t>
       </w:r>
     </w:p>
     <w:p>

--- a/Report/Report.docx
+++ b/Report/Report.docx
@@ -683,15 +683,11 @@
         <w:spacing w:line="240" w:lineRule="auto"/>
       </w:pPr>
       <w:r>
-        <w:rPr>
-          <w:noProof/>
-        </w:rPr>
-        <w:lastRenderedPageBreak/>
         <w:drawing>
-          <wp:inline distT="0" distB="0" distL="0" distR="0" wp14:anchorId="77166F80" wp14:editId="11D725F4">
-            <wp:extent cx="5418667" cy="3917817"/>
-            <wp:effectExtent l="0" t="0" r="0" b="6985"/>
-            <wp:docPr id="1941196275" name="Picture 1"/>
+          <wp:inline distT="0" distB="0" distL="0" distR="0" wp14:anchorId="331F101E" wp14:editId="69EF97C8">
+            <wp:extent cx="4361699" cy="3268133"/>
+            <wp:effectExtent l="0" t="0" r="1270" b="8890"/>
+            <wp:docPr id="1895723636" name="Picture 1"/>
             <wp:cNvGraphicFramePr>
               <a:graphicFrameLocks xmlns:a="http://schemas.openxmlformats.org/drawingml/2006/main" noChangeAspect="1"/>
             </wp:cNvGraphicFramePr>
@@ -699,7 +695,7 @@
               <a:graphicData uri="http://schemas.openxmlformats.org/drawingml/2006/picture">
                 <pic:pic xmlns:pic="http://schemas.openxmlformats.org/drawingml/2006/picture">
                   <pic:nvPicPr>
-                    <pic:cNvPr id="1941196275" name=""/>
+                    <pic:cNvPr id="1895723636" name=""/>
                     <pic:cNvPicPr/>
                   </pic:nvPicPr>
                   <pic:blipFill>
@@ -711,7 +707,7 @@
                   <pic:spPr>
                     <a:xfrm>
                       <a:off x="0" y="0"/>
-                      <a:ext cx="5441369" cy="3934231"/>
+                      <a:ext cx="4384290" cy="3285060"/>
                     </a:xfrm>
                     <a:prstGeom prst="rect">
                       <a:avLst/>
@@ -723,6 +719,11 @@
           </wp:inline>
         </w:drawing>
       </w:r>
+    </w:p>
+    <w:p>
+      <w:pPr>
+        <w:spacing w:line="240" w:lineRule="auto"/>
+      </w:pPr>
     </w:p>
     <w:p>
       <w:pPr>
@@ -955,12 +956,11 @@
           <w:sz w:val="40"/>
           <w:szCs w:val="40"/>
         </w:rPr>
-        <w:lastRenderedPageBreak/>
         <w:drawing>
-          <wp:inline distT="0" distB="0" distL="0" distR="0" wp14:anchorId="1F9A0B0D" wp14:editId="1510BF00">
-            <wp:extent cx="5731510" cy="3288030"/>
-            <wp:effectExtent l="0" t="0" r="2540" b="7620"/>
-            <wp:docPr id="803799081" name="Picture 1"/>
+          <wp:inline distT="0" distB="0" distL="0" distR="0" wp14:anchorId="272ABFC1" wp14:editId="2E0B0A4F">
+            <wp:extent cx="5582429" cy="3429479"/>
+            <wp:effectExtent l="0" t="0" r="0" b="0"/>
+            <wp:docPr id="617750950" name="Picture 1"/>
             <wp:cNvGraphicFramePr>
               <a:graphicFrameLocks xmlns:a="http://schemas.openxmlformats.org/drawingml/2006/main" noChangeAspect="1"/>
             </wp:cNvGraphicFramePr>
@@ -968,7 +968,7 @@
               <a:graphicData uri="http://schemas.openxmlformats.org/drawingml/2006/picture">
                 <pic:pic xmlns:pic="http://schemas.openxmlformats.org/drawingml/2006/picture">
                   <pic:nvPicPr>
-                    <pic:cNvPr id="803799081" name=""/>
+                    <pic:cNvPr id="617750950" name=""/>
                     <pic:cNvPicPr/>
                   </pic:nvPicPr>
                   <pic:blipFill>
@@ -980,7 +980,7 @@
                   <pic:spPr>
                     <a:xfrm>
                       <a:off x="0" y="0"/>
-                      <a:ext cx="5731510" cy="3288030"/>
+                      <a:ext cx="5582429" cy="3429479"/>
                     </a:xfrm>
                     <a:prstGeom prst="rect">
                       <a:avLst/>
@@ -1010,6 +1010,7 @@
           <w:sz w:val="32"/>
           <w:szCs w:val="32"/>
         </w:rPr>
+        <w:lastRenderedPageBreak/>
         <w:t>Finding</w:t>
       </w:r>
     </w:p>
@@ -1271,7 +1272,6 @@
           <w:sz w:val="40"/>
           <w:szCs w:val="40"/>
         </w:rPr>
-        <w:lastRenderedPageBreak/>
         <w:drawing>
           <wp:inline distT="0" distB="0" distL="0" distR="0" wp14:anchorId="0A760F56" wp14:editId="64DF4E57">
             <wp:extent cx="5731510" cy="3148330"/>
@@ -1335,6 +1335,7 @@
           <w:sz w:val="32"/>
           <w:szCs w:val="32"/>
         </w:rPr>
+        <w:lastRenderedPageBreak/>
         <w:t>Finding</w:t>
       </w:r>
       <w:r>
@@ -1589,7 +1590,6 @@
         <w:spacing w:line="240" w:lineRule="auto"/>
       </w:pPr>
       <w:r>
-        <w:lastRenderedPageBreak/>
         <w:t>For example, hotels could consider:</w:t>
       </w:r>
     </w:p>
@@ -1812,7 +1812,6 @@
           <w:sz w:val="40"/>
           <w:szCs w:val="40"/>
         </w:rPr>
-        <w:lastRenderedPageBreak/>
         <w:drawing>
           <wp:inline distT="0" distB="0" distL="0" distR="0" wp14:anchorId="59E8D490" wp14:editId="0428D2B0">
             <wp:extent cx="6054190" cy="3657600"/>
@@ -1974,6 +1973,7 @@
     </w:p>
     <w:p>
       <w:r>
+        <w:lastRenderedPageBreak/>
         <w:t>Deposit type appears to be an important factor associated with booking cancellations. The extremely high cancellation rate among Non Refund bookings suggests that this booking category requires further investigation.</w:t>
       </w:r>
     </w:p>
@@ -2013,7 +2013,6 @@
     </w:p>
     <w:p>
       <w:r>
-        <w:lastRenderedPageBreak/>
         <w:t xml:space="preserve">Investigate the </w:t>
       </w:r>
       <w:r>
@@ -2310,6 +2309,7 @@
           <w:sz w:val="32"/>
           <w:szCs w:val="32"/>
         </w:rPr>
+        <w:lastRenderedPageBreak/>
         <w:t xml:space="preserve">     </w:t>
       </w:r>
       <w:r>
@@ -2412,7 +2412,6 @@
           <w:sz w:val="32"/>
           <w:szCs w:val="32"/>
         </w:rPr>
-        <w:lastRenderedPageBreak/>
         <w:t xml:space="preserve">step </w:t>
       </w:r>
       <w:r>
@@ -2658,6 +2657,7 @@
         <w:ind w:left="360"/>
       </w:pPr>
       <w:r>
+        <w:lastRenderedPageBreak/>
         <w:t>The investigation confirmed that the unusually high 99.36% cancellation rate for Non Refund bookings is a robust pattern rather than a result of a small sample size. There were 14,572 Non Refund bookings, of which 14,479 were cancelled, leaving only 93 non-cancelled bookings.</w:t>
       </w:r>
     </w:p>
@@ -2676,11 +2676,7 @@
         <w:ind w:left="360"/>
       </w:pPr>
       <w:r>
-        <w:t xml:space="preserve">Further investigation showed that Non Refund cancellations were particularly concentrated in the Offline TA/TO and Groups market segments, which recorded </w:t>
-      </w:r>
-      <w:r>
-        <w:lastRenderedPageBreak/>
-        <w:t>cancellation rates of 99.94% and 99.32%, respectively. The distribution-channel analysis showed a similar pattern, with TA/TO bookings recording a 99.61% cancellation rate.</w:t>
+        <w:t>Further investigation showed that Non Refund cancellations were particularly concentrated in the Offline TA/TO and Groups market segments, which recorded cancellation rates of 99.94% and 99.32%, respectively. The distribution-channel analysis showed a similar pattern, with TA/TO bookings recording a 99.61% cancellation rate.</w:t>
       </w:r>
     </w:p>
     <w:p>

--- a/Report/Report.docx
+++ b/Report/Report.docx
@@ -180,7 +180,15 @@
         <w:spacing w:after="0" w:line="276" w:lineRule="auto"/>
       </w:pPr>
       <w:r>
-        <w:t>The information is still current and can be used to analyze a hotel's possible plans in</w:t>
+        <w:t xml:space="preserve">The information is still current and can be used to </w:t>
+      </w:r>
+      <w:proofErr w:type="spellStart"/>
+      <w:r>
+        <w:t>analyze</w:t>
+      </w:r>
+      <w:proofErr w:type="spellEnd"/>
+      <w:r>
+        <w:t xml:space="preserve"> a hotel's possible plans in</w:t>
       </w:r>
     </w:p>
     <w:p>
@@ -1085,10 +1093,18 @@
         <w:t xml:space="preserve">% for </w:t>
       </w:r>
       <w:r>
-        <w:t xml:space="preserve">Resort hotel </w:t>
-      </w:r>
-      <w:r>
-        <w:t xml:space="preserve">, a difference of </w:t>
+        <w:t xml:space="preserve">Resort </w:t>
+      </w:r>
+      <w:proofErr w:type="gramStart"/>
+      <w:r>
+        <w:t xml:space="preserve">hotel </w:t>
+      </w:r>
+      <w:r>
+        <w:t>,</w:t>
+      </w:r>
+      <w:proofErr w:type="gramEnd"/>
+      <w:r>
+        <w:t xml:space="preserve"> a difference of </w:t>
       </w:r>
       <w:r>
         <w:t>13.73</w:t>
@@ -1253,30 +1269,24 @@
           </wp:inline>
         </w:drawing>
       </w:r>
-    </w:p>
-    <w:p>
-      <w:pPr>
-        <w:spacing w:line="240" w:lineRule="auto"/>
+      <w:r>
+        <w:rPr>
+          <w:noProof/>
+        </w:rPr>
+        <w:t xml:space="preserve"> </w:t>
+      </w:r>
+      <w:r>
         <w:rPr>
           <w:b/>
           <w:bCs/>
           <w:sz w:val="40"/>
           <w:szCs w:val="40"/>
         </w:rPr>
-      </w:pPr>
-      <w:r>
-        <w:rPr>
-          <w:b/>
-          <w:bCs/>
-          <w:noProof/>
-          <w:sz w:val="40"/>
-          <w:szCs w:val="40"/>
-        </w:rPr>
         <w:drawing>
-          <wp:inline distT="0" distB="0" distL="0" distR="0" wp14:anchorId="0A760F56" wp14:editId="64DF4E57">
-            <wp:extent cx="5731510" cy="3148330"/>
-            <wp:effectExtent l="0" t="0" r="2540" b="0"/>
-            <wp:docPr id="1449425618" name="Picture 1"/>
+          <wp:inline distT="0" distB="0" distL="0" distR="0" wp14:anchorId="27C69015" wp14:editId="323F07A7">
+            <wp:extent cx="5731510" cy="3179445"/>
+            <wp:effectExtent l="0" t="0" r="2540" b="1905"/>
+            <wp:docPr id="1635772810" name="Picture 1"/>
             <wp:cNvGraphicFramePr>
               <a:graphicFrameLocks xmlns:a="http://schemas.openxmlformats.org/drawingml/2006/main" noChangeAspect="1"/>
             </wp:cNvGraphicFramePr>
@@ -1284,7 +1294,7 @@
               <a:graphicData uri="http://schemas.openxmlformats.org/drawingml/2006/picture">
                 <pic:pic xmlns:pic="http://schemas.openxmlformats.org/drawingml/2006/picture">
                   <pic:nvPicPr>
-                    <pic:cNvPr id="1449425618" name=""/>
+                    <pic:cNvPr id="1635772810" name=""/>
                     <pic:cNvPicPr/>
                   </pic:nvPicPr>
                   <pic:blipFill>
@@ -1296,7 +1306,7 @@
                   <pic:spPr>
                     <a:xfrm>
                       <a:off x="0" y="0"/>
-                      <a:ext cx="5731510" cy="3148330"/>
+                      <a:ext cx="5731510" cy="3179445"/>
                     </a:xfrm>
                     <a:prstGeom prst="rect">
                       <a:avLst/>
@@ -1313,29 +1323,39 @@
       <w:pPr>
         <w:spacing w:line="240" w:lineRule="auto"/>
         <w:rPr>
-          <w:sz w:val="32"/>
-          <w:szCs w:val="32"/>
-        </w:rPr>
-      </w:pPr>
-    </w:p>
-    <w:p>
-      <w:pPr>
-        <w:spacing w:line="240" w:lineRule="auto"/>
-        <w:rPr>
-          <w:b/>
-          <w:bCs/>
-          <w:sz w:val="32"/>
-          <w:szCs w:val="32"/>
-        </w:rPr>
-      </w:pPr>
-      <w:r>
-        <w:rPr>
-          <w:b/>
-          <w:bCs/>
-          <w:sz w:val="32"/>
-          <w:szCs w:val="32"/>
-        </w:rPr>
-        <w:lastRenderedPageBreak/>
+          <w:b/>
+          <w:bCs/>
+          <w:sz w:val="40"/>
+          <w:szCs w:val="40"/>
+        </w:rPr>
+      </w:pPr>
+    </w:p>
+    <w:p>
+      <w:pPr>
+        <w:spacing w:line="240" w:lineRule="auto"/>
+        <w:rPr>
+          <w:sz w:val="32"/>
+          <w:szCs w:val="32"/>
+        </w:rPr>
+      </w:pPr>
+    </w:p>
+    <w:p>
+      <w:pPr>
+        <w:spacing w:line="240" w:lineRule="auto"/>
+        <w:rPr>
+          <w:b/>
+          <w:bCs/>
+          <w:sz w:val="32"/>
+          <w:szCs w:val="32"/>
+        </w:rPr>
+      </w:pPr>
+      <w:r>
+        <w:rPr>
+          <w:b/>
+          <w:bCs/>
+          <w:sz w:val="32"/>
+          <w:szCs w:val="32"/>
+        </w:rPr>
         <w:t>Finding</w:t>
       </w:r>
       <w:r>
@@ -1736,6 +1756,7 @@
           <w:sz w:val="40"/>
           <w:szCs w:val="40"/>
         </w:rPr>
+        <w:lastRenderedPageBreak/>
         <w:t>Cancellation Rate by Deposit Type</w:t>
       </w:r>
     </w:p>
@@ -1804,19 +1825,29 @@
       </w:r>
     </w:p>
     <w:p>
-      <w:r>
-        <w:rPr>
-          <w:b/>
-          <w:bCs/>
-          <w:noProof/>
+      <w:pPr>
+        <w:tabs>
+          <w:tab w:val="left" w:pos="1267"/>
+        </w:tabs>
+        <w:rPr>
+          <w:b/>
+          <w:bCs/>
           <w:sz w:val="40"/>
           <w:szCs w:val="40"/>
         </w:rPr>
+      </w:pPr>
+      <w:r>
+        <w:rPr>
+          <w:b/>
+          <w:bCs/>
+          <w:sz w:val="40"/>
+          <w:szCs w:val="40"/>
+        </w:rPr>
         <w:drawing>
-          <wp:inline distT="0" distB="0" distL="0" distR="0" wp14:anchorId="59E8D490" wp14:editId="0428D2B0">
-            <wp:extent cx="6054190" cy="3657600"/>
-            <wp:effectExtent l="0" t="0" r="3810" b="0"/>
-            <wp:docPr id="1414976385" name="Picture 1"/>
+          <wp:inline distT="0" distB="0" distL="0" distR="0" wp14:anchorId="22F22CD3" wp14:editId="5A3B373E">
+            <wp:extent cx="5731510" cy="3484880"/>
+            <wp:effectExtent l="0" t="0" r="2540" b="1270"/>
+            <wp:docPr id="864934987" name="Picture 1"/>
             <wp:cNvGraphicFramePr>
               <a:graphicFrameLocks xmlns:a="http://schemas.openxmlformats.org/drawingml/2006/main" noChangeAspect="1"/>
             </wp:cNvGraphicFramePr>
@@ -1824,7 +1855,7 @@
               <a:graphicData uri="http://schemas.openxmlformats.org/drawingml/2006/picture">
                 <pic:pic xmlns:pic="http://schemas.openxmlformats.org/drawingml/2006/picture">
                   <pic:nvPicPr>
-                    <pic:cNvPr id="1414976385" name=""/>
+                    <pic:cNvPr id="864934987" name=""/>
                     <pic:cNvPicPr/>
                   </pic:nvPicPr>
                   <pic:blipFill>
@@ -1836,7 +1867,7 @@
                   <pic:spPr>
                     <a:xfrm>
                       <a:off x="0" y="0"/>
-                      <a:ext cx="6125250" cy="3700531"/>
+                      <a:ext cx="5731510" cy="3484880"/>
                     </a:xfrm>
                     <a:prstGeom prst="rect">
                       <a:avLst/>
@@ -1925,7 +1956,15 @@
         <w:t>22.22% for Refundable</w:t>
       </w:r>
       <w:r>
-        <w:t xml:space="preserve"> bookings. The Non Refund category therefore stands out as the deposit type most strongly associated with cancellations.</w:t>
+        <w:t xml:space="preserve"> bookings. The </w:t>
+      </w:r>
+      <w:proofErr w:type="gramStart"/>
+      <w:r>
+        <w:t>Non Refund</w:t>
+      </w:r>
+      <w:proofErr w:type="gramEnd"/>
+      <w:r>
+        <w:t xml:space="preserve"> category therefore stands out as the deposit type most strongly associated with cancellations.</w:t>
       </w:r>
     </w:p>
     <w:p>
@@ -1974,12 +2013,38 @@
     <w:p>
       <w:r>
         <w:lastRenderedPageBreak/>
-        <w:t>Deposit type appears to be an important factor associated with booking cancellations. The extremely high cancellation rate among Non Refund bookings suggests that this booking category requires further investigation.</w:t>
-      </w:r>
-    </w:p>
-    <w:p>
-      <w:r>
-        <w:t xml:space="preserve">Hotels should examine the characteristics of Non Refund bookings, such as </w:t>
+        <w:t xml:space="preserve">Deposit type appears to be an important factor associated with booking cancellations. The extremely high cancellation rate among </w:t>
+      </w:r>
+      <w:proofErr w:type="spellStart"/>
+      <w:proofErr w:type="gramStart"/>
+      <w:r>
+        <w:t>Non Refund</w:t>
+      </w:r>
+      <w:proofErr w:type="spellEnd"/>
+      <w:proofErr w:type="gramEnd"/>
+      <w:r>
+        <w:t xml:space="preserve"> bookings </w:t>
+      </w:r>
+      <w:proofErr w:type="gramStart"/>
+      <w:r>
+        <w:t>suggests</w:t>
+      </w:r>
+      <w:proofErr w:type="gramEnd"/>
+      <w:r>
+        <w:t xml:space="preserve"> that this booking category requires further investigation.</w:t>
+      </w:r>
+    </w:p>
+    <w:p>
+      <w:r>
+        <w:t xml:space="preserve">Hotels should examine the characteristics of </w:t>
+      </w:r>
+      <w:proofErr w:type="gramStart"/>
+      <w:r>
+        <w:t>Non Refund</w:t>
+      </w:r>
+      <w:proofErr w:type="gramEnd"/>
+      <w:r>
+        <w:t xml:space="preserve"> bookings, such as </w:t>
       </w:r>
       <w:r>
         <w:rPr>
@@ -2015,6 +2080,7 @@
       <w:r>
         <w:t xml:space="preserve">Investigate the </w:t>
       </w:r>
+      <w:proofErr w:type="gramStart"/>
       <w:r>
         <w:rPr>
           <w:b/>
@@ -2022,8 +2088,17 @@
         </w:rPr>
         <w:t>Non Refund</w:t>
       </w:r>
-      <w:r>
-        <w:t xml:space="preserve"> booking category to understand why its cancellation rate is exceptionally high. Analyze its relationship with </w:t>
+      <w:proofErr w:type="gramEnd"/>
+      <w:r>
+        <w:t xml:space="preserve"> booking category to understand why its cancellation rate is exceptionally high. </w:t>
+      </w:r>
+      <w:proofErr w:type="spellStart"/>
+      <w:r>
+        <w:t>Analyze</w:t>
+      </w:r>
+      <w:proofErr w:type="spellEnd"/>
+      <w:r>
+        <w:t xml:space="preserve"> its relationship with </w:t>
       </w:r>
       <w:r>
         <w:rPr>
@@ -2068,8 +2143,9 @@
           <w:sz w:val="36"/>
           <w:szCs w:val="36"/>
         </w:rPr>
-        <w:t xml:space="preserve">Step 4.1 : </w:t>
-      </w:r>
+        <w:t xml:space="preserve">Step </w:t>
+      </w:r>
+      <w:proofErr w:type="gramStart"/>
       <w:r>
         <w:rPr>
           <w:b/>
@@ -2077,7 +2153,46 @@
           <w:sz w:val="36"/>
           <w:szCs w:val="36"/>
         </w:rPr>
-        <w:t>Investigate the unusual high Non Refund cancellation rate</w:t>
+        <w:t>4.1 :</w:t>
+      </w:r>
+      <w:proofErr w:type="gramEnd"/>
+      <w:r>
+        <w:rPr>
+          <w:b/>
+          <w:bCs/>
+          <w:sz w:val="36"/>
+          <w:szCs w:val="36"/>
+        </w:rPr>
+        <w:t xml:space="preserve"> </w:t>
+      </w:r>
+      <w:r>
+        <w:rPr>
+          <w:b/>
+          <w:bCs/>
+          <w:sz w:val="36"/>
+          <w:szCs w:val="36"/>
+        </w:rPr>
+        <w:t xml:space="preserve">Investigate the unusual high </w:t>
+      </w:r>
+      <w:proofErr w:type="gramStart"/>
+      <w:r>
+        <w:rPr>
+          <w:b/>
+          <w:bCs/>
+          <w:sz w:val="36"/>
+          <w:szCs w:val="36"/>
+        </w:rPr>
+        <w:t>Non Refund</w:t>
+      </w:r>
+      <w:proofErr w:type="gramEnd"/>
+      <w:r>
+        <w:rPr>
+          <w:b/>
+          <w:bCs/>
+          <w:sz w:val="36"/>
+          <w:szCs w:val="36"/>
+        </w:rPr>
+        <w:t xml:space="preserve"> cancellation rate</w:t>
       </w:r>
     </w:p>
     <w:p>
@@ -2100,6 +2215,7 @@
         </w:rPr>
         <w:t xml:space="preserve">step </w:t>
       </w:r>
+      <w:proofErr w:type="gramStart"/>
       <w:r>
         <w:rPr>
           <w:b/>
@@ -2116,7 +2232,17 @@
           <w:sz w:val="32"/>
           <w:szCs w:val="32"/>
         </w:rPr>
-        <w:t>1 : Check the sample size</w:t>
+        <w:t>1 :</w:t>
+      </w:r>
+      <w:proofErr w:type="gramEnd"/>
+      <w:r>
+        <w:rPr>
+          <w:b/>
+          <w:bCs/>
+          <w:sz w:val="32"/>
+          <w:szCs w:val="32"/>
+        </w:rPr>
+        <w:t xml:space="preserve"> Check the sample size</w:t>
       </w:r>
     </w:p>
     <w:p>
@@ -2234,7 +2360,27 @@
           <w:sz w:val="32"/>
           <w:szCs w:val="32"/>
         </w:rPr>
-        <w:t>2: Look directly at the Non Refund bookings</w:t>
+        <w:t xml:space="preserve">2: Look directly at the </w:t>
+      </w:r>
+      <w:proofErr w:type="gramStart"/>
+      <w:r>
+        <w:rPr>
+          <w:b/>
+          <w:bCs/>
+          <w:sz w:val="32"/>
+          <w:szCs w:val="32"/>
+        </w:rPr>
+        <w:t>Non Refund</w:t>
+      </w:r>
+      <w:proofErr w:type="gramEnd"/>
+      <w:r>
+        <w:rPr>
+          <w:b/>
+          <w:bCs/>
+          <w:sz w:val="32"/>
+          <w:szCs w:val="32"/>
+        </w:rPr>
+        <w:t xml:space="preserve"> bookings</w:t>
       </w:r>
     </w:p>
     <w:p>
@@ -2337,7 +2483,27 @@
           <w:sz w:val="32"/>
           <w:szCs w:val="32"/>
         </w:rPr>
-        <w:t>3: Compare Non Refund cancellation rate by hotel</w:t>
+        <w:t xml:space="preserve">3: Compare </w:t>
+      </w:r>
+      <w:proofErr w:type="gramStart"/>
+      <w:r>
+        <w:rPr>
+          <w:b/>
+          <w:bCs/>
+          <w:sz w:val="32"/>
+          <w:szCs w:val="32"/>
+        </w:rPr>
+        <w:t>Non Refund</w:t>
+      </w:r>
+      <w:proofErr w:type="gramEnd"/>
+      <w:r>
+        <w:rPr>
+          <w:b/>
+          <w:bCs/>
+          <w:sz w:val="32"/>
+          <w:szCs w:val="32"/>
+        </w:rPr>
+        <w:t xml:space="preserve"> cancellation rate by hotel</w:t>
       </w:r>
     </w:p>
     <w:p>
@@ -2658,7 +2824,23 @@
       </w:pPr>
       <w:r>
         <w:lastRenderedPageBreak/>
-        <w:t>The investigation confirmed that the unusually high 99.36% cancellation rate for Non Refund bookings is a robust pattern rather than a result of a small sample size. There were 14,572 Non Refund bookings, of which 14,479 were cancelled, leaving only 93 non-cancelled bookings.</w:t>
+        <w:t xml:space="preserve">The investigation confirmed that the unusually high 99.36% cancellation rate for </w:t>
+      </w:r>
+      <w:proofErr w:type="gramStart"/>
+      <w:r>
+        <w:t>Non Refund</w:t>
+      </w:r>
+      <w:proofErr w:type="gramEnd"/>
+      <w:r>
+        <w:t xml:space="preserve"> bookings is a robust pattern rather than a result of a small sample size. There were 14,572 </w:t>
+      </w:r>
+      <w:proofErr w:type="gramStart"/>
+      <w:r>
+        <w:t>Non Refund</w:t>
+      </w:r>
+      <w:proofErr w:type="gramEnd"/>
+      <w:r>
+        <w:t xml:space="preserve"> bookings, of which 14,479 were cancelled, leaving only 93 non-cancelled bookings.</w:t>
       </w:r>
     </w:p>
     <w:p>
@@ -2676,7 +2858,15 @@
         <w:ind w:left="360"/>
       </w:pPr>
       <w:r>
-        <w:t>Further investigation showed that Non Refund cancellations were particularly concentrated in the Offline TA/TO and Groups market segments, which recorded cancellation rates of 99.94% and 99.32%, respectively. The distribution-channel analysis showed a similar pattern, with TA/TO bookings recording a 99.61% cancellation rate.</w:t>
+        <w:t xml:space="preserve">Further investigation showed that </w:t>
+      </w:r>
+      <w:proofErr w:type="gramStart"/>
+      <w:r>
+        <w:t>Non Refund</w:t>
+      </w:r>
+      <w:proofErr w:type="gramEnd"/>
+      <w:r>
+        <w:t xml:space="preserve"> cancellations were particularly concentrated in the Offline TA/TO and Groups market segments, which recorded cancellation rates of 99.94% and 99.32%, respectively. The distribution-channel analysis showed a similar pattern, with TA/TO bookings recording a 99.61% cancellation rate.</w:t>
       </w:r>
     </w:p>
     <w:p>
@@ -2685,7 +2875,23 @@
         <w:ind w:left="360"/>
       </w:pPr>
       <w:r>
-        <w:t>Overall, the evidence indicates a strong association between Non Refund bookings and cancellations, particularly among group and travel-agent/tour-operator bookings. However, this analysis does not establish that the Non Refund deposit type itself causes cancellations. The pattern may reflect underlying booking policies, group-booking practices, travel-agent/tour-operator processes, or other factors associated with these booking types.</w:t>
+        <w:t xml:space="preserve">Overall, the evidence indicates a strong association between </w:t>
+      </w:r>
+      <w:proofErr w:type="gramStart"/>
+      <w:r>
+        <w:t>Non Refund</w:t>
+      </w:r>
+      <w:proofErr w:type="gramEnd"/>
+      <w:r>
+        <w:t xml:space="preserve"> bookings and cancellations, particularly among group and travel-agent/tour-operator bookings. However, this analysis does not establish that the </w:t>
+      </w:r>
+      <w:proofErr w:type="gramStart"/>
+      <w:r>
+        <w:t>Non Refund</w:t>
+      </w:r>
+      <w:proofErr w:type="gramEnd"/>
+      <w:r>
+        <w:t xml:space="preserve"> deposit type itself causes cancellations. The pattern may reflect underlying booking policies, group-booking practices, travel-agent/tour-operator processes, or other factors associated with these booking types.</w:t>
       </w:r>
     </w:p>
     <w:p>
@@ -2694,7 +2900,15 @@
         <w:ind w:left="360"/>
       </w:pPr>
       <w:r>
-        <w:t>This finding is therefore important for hotel management because Non Refund bookings represent a high-risk cancellation segment and warrant further investigation into booking policies, contract terms, and channel-specific practices.</w:t>
+        <w:t xml:space="preserve">This finding is therefore important for hotel management because </w:t>
+      </w:r>
+      <w:proofErr w:type="gramStart"/>
+      <w:r>
+        <w:t>Non Refund</w:t>
+      </w:r>
+      <w:proofErr w:type="gramEnd"/>
+      <w:r>
+        <w:t xml:space="preserve"> bookings represent a high-risk cancellation segment and warrant further investigation into booking policies, contract terms, and channel-specific practices.</w:t>
       </w:r>
     </w:p>
     <w:p>

--- a/Report/Report.docx
+++ b/Report/Report.docx
@@ -691,6 +691,9 @@
         <w:spacing w:line="240" w:lineRule="auto"/>
       </w:pPr>
       <w:r>
+        <w:rPr>
+          <w:noProof/>
+        </w:rPr>
         <w:drawing>
           <wp:inline distT="0" distB="0" distL="0" distR="0" wp14:anchorId="331F101E" wp14:editId="69EF97C8">
             <wp:extent cx="4361699" cy="3268133"/>
@@ -961,6 +964,7 @@
         <w:rPr>
           <w:b/>
           <w:bCs/>
+          <w:noProof/>
           <w:sz w:val="40"/>
           <w:szCs w:val="40"/>
         </w:rPr>
@@ -1279,6 +1283,7 @@
         <w:rPr>
           <w:b/>
           <w:bCs/>
+          <w:noProof/>
           <w:sz w:val="40"/>
           <w:szCs w:val="40"/>
         </w:rPr>
@@ -1840,6 +1845,7 @@
         <w:rPr>
           <w:b/>
           <w:bCs/>
+          <w:noProof/>
           <w:sz w:val="40"/>
           <w:szCs w:val="40"/>
         </w:rPr>
@@ -2272,6 +2278,7 @@
         <w:rPr>
           <w:b/>
           <w:bCs/>
+          <w:noProof/>
           <w:sz w:val="32"/>
           <w:szCs w:val="32"/>
         </w:rPr>
@@ -2398,6 +2405,7 @@
         <w:rPr>
           <w:b/>
           <w:bCs/>
+          <w:noProof/>
           <w:sz w:val="32"/>
           <w:szCs w:val="32"/>
         </w:rPr>
@@ -2521,6 +2529,7 @@
         <w:rPr>
           <w:b/>
           <w:bCs/>
+          <w:noProof/>
           <w:sz w:val="32"/>
           <w:szCs w:val="32"/>
         </w:rPr>
@@ -2626,6 +2635,7 @@
         <w:rPr>
           <w:b/>
           <w:bCs/>
+          <w:noProof/>
           <w:sz w:val="40"/>
           <w:szCs w:val="40"/>
         </w:rPr>
@@ -2744,6 +2754,7 @@
         <w:rPr>
           <w:b/>
           <w:bCs/>
+          <w:noProof/>
           <w:sz w:val="40"/>
           <w:szCs w:val="40"/>
         </w:rPr>
@@ -2909,6 +2920,279 @@
       <w:proofErr w:type="gramEnd"/>
       <w:r>
         <w:t xml:space="preserve"> bookings represent a high-risk cancellation segment and warrant further investigation into booking policies, contract terms, and channel-specific practices.</w:t>
+      </w:r>
+    </w:p>
+    <w:p>
+      <w:pPr>
+        <w:spacing w:line="240" w:lineRule="auto"/>
+        <w:ind w:left="360"/>
+        <w:rPr>
+          <w:b/>
+          <w:bCs/>
+          <w:sz w:val="40"/>
+          <w:szCs w:val="40"/>
+        </w:rPr>
+      </w:pPr>
+    </w:p>
+    <w:p>
+      <w:pPr>
+        <w:spacing w:line="240" w:lineRule="auto"/>
+        <w:ind w:left="360"/>
+        <w:rPr>
+          <w:b/>
+          <w:bCs/>
+          <w:sz w:val="40"/>
+          <w:szCs w:val="40"/>
+        </w:rPr>
+      </w:pPr>
+    </w:p>
+    <w:p>
+      <w:pPr>
+        <w:spacing w:line="240" w:lineRule="auto"/>
+        <w:ind w:left="360"/>
+        <w:rPr>
+          <w:b/>
+          <w:bCs/>
+          <w:sz w:val="40"/>
+          <w:szCs w:val="40"/>
+        </w:rPr>
+      </w:pPr>
+    </w:p>
+    <w:p>
+      <w:pPr>
+        <w:spacing w:line="240" w:lineRule="auto"/>
+        <w:ind w:left="360"/>
+        <w:rPr>
+          <w:b/>
+          <w:bCs/>
+          <w:sz w:val="40"/>
+          <w:szCs w:val="40"/>
+        </w:rPr>
+      </w:pPr>
+    </w:p>
+    <w:p>
+      <w:pPr>
+        <w:spacing w:line="240" w:lineRule="auto"/>
+        <w:ind w:left="360"/>
+        <w:rPr>
+          <w:b/>
+          <w:bCs/>
+          <w:sz w:val="40"/>
+          <w:szCs w:val="40"/>
+        </w:rPr>
+      </w:pPr>
+    </w:p>
+    <w:p>
+      <w:pPr>
+        <w:spacing w:line="240" w:lineRule="auto"/>
+        <w:ind w:left="360"/>
+        <w:rPr>
+          <w:b/>
+          <w:bCs/>
+          <w:sz w:val="40"/>
+          <w:szCs w:val="40"/>
+        </w:rPr>
+      </w:pPr>
+    </w:p>
+    <w:p>
+      <w:pPr>
+        <w:spacing w:line="240" w:lineRule="auto"/>
+        <w:ind w:left="360"/>
+        <w:rPr>
+          <w:b/>
+          <w:bCs/>
+          <w:sz w:val="40"/>
+          <w:szCs w:val="40"/>
+        </w:rPr>
+      </w:pPr>
+    </w:p>
+    <w:p>
+      <w:pPr>
+        <w:spacing w:line="240" w:lineRule="auto"/>
+        <w:ind w:left="360"/>
+        <w:rPr>
+          <w:b/>
+          <w:bCs/>
+          <w:sz w:val="40"/>
+          <w:szCs w:val="40"/>
+        </w:rPr>
+      </w:pPr>
+    </w:p>
+    <w:p>
+      <w:pPr>
+        <w:spacing w:line="240" w:lineRule="auto"/>
+        <w:ind w:left="360"/>
+        <w:rPr>
+          <w:b/>
+          <w:bCs/>
+          <w:sz w:val="40"/>
+          <w:szCs w:val="40"/>
+        </w:rPr>
+      </w:pPr>
+    </w:p>
+    <w:p>
+      <w:pPr>
+        <w:spacing w:line="240" w:lineRule="auto"/>
+        <w:ind w:left="360"/>
+        <w:rPr>
+          <w:b/>
+          <w:bCs/>
+          <w:sz w:val="40"/>
+          <w:szCs w:val="40"/>
+        </w:rPr>
+      </w:pPr>
+    </w:p>
+    <w:p>
+      <w:pPr>
+        <w:spacing w:line="240" w:lineRule="auto"/>
+        <w:ind w:left="360"/>
+        <w:rPr>
+          <w:b/>
+          <w:bCs/>
+          <w:sz w:val="40"/>
+          <w:szCs w:val="40"/>
+        </w:rPr>
+      </w:pPr>
+    </w:p>
+    <w:p>
+      <w:pPr>
+        <w:spacing w:line="240" w:lineRule="auto"/>
+        <w:ind w:left="360"/>
+        <w:rPr>
+          <w:b/>
+          <w:bCs/>
+          <w:sz w:val="40"/>
+          <w:szCs w:val="40"/>
+        </w:rPr>
+      </w:pPr>
+      <w:r>
+        <w:rPr>
+          <w:b/>
+          <w:bCs/>
+          <w:sz w:val="40"/>
+          <w:szCs w:val="40"/>
+        </w:rPr>
+        <w:lastRenderedPageBreak/>
+        <w:t xml:space="preserve">Step 5: </w:t>
+      </w:r>
+      <w:r>
+        <w:rPr>
+          <w:b/>
+          <w:bCs/>
+          <w:sz w:val="40"/>
+          <w:szCs w:val="40"/>
+        </w:rPr>
+        <w:t>Booking Outcome by Distribution Channel</w:t>
+      </w:r>
+    </w:p>
+    <w:p>
+      <w:pPr>
+        <w:spacing w:line="240" w:lineRule="auto"/>
+        <w:ind w:left="360"/>
+        <w:rPr>
+          <w:b/>
+          <w:bCs/>
+          <w:sz w:val="40"/>
+          <w:szCs w:val="40"/>
+        </w:rPr>
+      </w:pPr>
+      <w:r>
+        <w:rPr>
+          <w:b/>
+          <w:bCs/>
+          <w:sz w:val="40"/>
+          <w:szCs w:val="40"/>
+        </w:rPr>
+        <w:drawing>
+          <wp:inline distT="0" distB="0" distL="0" distR="0" wp14:anchorId="6EA03F66" wp14:editId="14AD2A16">
+            <wp:extent cx="5391902" cy="1733792"/>
+            <wp:effectExtent l="0" t="0" r="0" b="0"/>
+            <wp:docPr id="587139971" name="Picture 1"/>
+            <wp:cNvGraphicFramePr>
+              <a:graphicFrameLocks xmlns:a="http://schemas.openxmlformats.org/drawingml/2006/main" noChangeAspect="1"/>
+            </wp:cNvGraphicFramePr>
+            <a:graphic xmlns:a="http://schemas.openxmlformats.org/drawingml/2006/main">
+              <a:graphicData uri="http://schemas.openxmlformats.org/drawingml/2006/picture">
+                <pic:pic xmlns:pic="http://schemas.openxmlformats.org/drawingml/2006/picture">
+                  <pic:nvPicPr>
+                    <pic:cNvPr id="587139971" name=""/>
+                    <pic:cNvPicPr/>
+                  </pic:nvPicPr>
+                  <pic:blipFill>
+                    <a:blip r:embed="rId18"/>
+                    <a:stretch>
+                      <a:fillRect/>
+                    </a:stretch>
+                  </pic:blipFill>
+                  <pic:spPr>
+                    <a:xfrm>
+                      <a:off x="0" y="0"/>
+                      <a:ext cx="5391902" cy="1733792"/>
+                    </a:xfrm>
+                    <a:prstGeom prst="rect">
+                      <a:avLst/>
+                    </a:prstGeom>
+                  </pic:spPr>
+                </pic:pic>
+              </a:graphicData>
+            </a:graphic>
+          </wp:inline>
+        </w:drawing>
+      </w:r>
+    </w:p>
+    <w:p>
+      <w:pPr>
+        <w:spacing w:line="240" w:lineRule="auto"/>
+        <w:ind w:left="360"/>
+        <w:rPr>
+          <w:b/>
+          <w:bCs/>
+          <w:sz w:val="40"/>
+          <w:szCs w:val="40"/>
+        </w:rPr>
+      </w:pPr>
+      <w:r>
+        <w:rPr>
+          <w:b/>
+          <w:bCs/>
+          <w:sz w:val="40"/>
+          <w:szCs w:val="40"/>
+        </w:rPr>
+        <w:drawing>
+          <wp:inline distT="0" distB="0" distL="0" distR="0" wp14:anchorId="0B30D2BA" wp14:editId="6CF3D1FA">
+            <wp:extent cx="5731510" cy="3257550"/>
+            <wp:effectExtent l="0" t="0" r="2540" b="0"/>
+            <wp:docPr id="1704759364" name="Picture 1"/>
+            <wp:cNvGraphicFramePr>
+              <a:graphicFrameLocks xmlns:a="http://schemas.openxmlformats.org/drawingml/2006/main" noChangeAspect="1"/>
+            </wp:cNvGraphicFramePr>
+            <a:graphic xmlns:a="http://schemas.openxmlformats.org/drawingml/2006/main">
+              <a:graphicData uri="http://schemas.openxmlformats.org/drawingml/2006/picture">
+                <pic:pic xmlns:pic="http://schemas.openxmlformats.org/drawingml/2006/picture">
+                  <pic:nvPicPr>
+                    <pic:cNvPr id="1704759364" name=""/>
+                    <pic:cNvPicPr/>
+                  </pic:nvPicPr>
+                  <pic:blipFill>
+                    <a:blip r:embed="rId19"/>
+                    <a:stretch>
+                      <a:fillRect/>
+                    </a:stretch>
+                  </pic:blipFill>
+                  <pic:spPr>
+                    <a:xfrm>
+                      <a:off x="0" y="0"/>
+                      <a:ext cx="5731510" cy="3257550"/>
+                    </a:xfrm>
+                    <a:prstGeom prst="rect">
+                      <a:avLst/>
+                    </a:prstGeom>
+                  </pic:spPr>
+                </pic:pic>
+              </a:graphicData>
+            </a:graphic>
+          </wp:inline>
+        </w:drawing>
       </w:r>
     </w:p>
     <w:p>

--- a/Report/Report.docx
+++ b/Report/Report.docx
@@ -3199,13 +3199,52 @@
       <w:pPr>
         <w:spacing w:line="240" w:lineRule="auto"/>
         <w:ind w:left="360"/>
-        <w:rPr>
-          <w:b/>
-          <w:bCs/>
-          <w:sz w:val="40"/>
-          <w:szCs w:val="40"/>
-        </w:rPr>
-      </w:pPr>
+      </w:pPr>
+      <w:r>
+        <w:rPr>
+          <w:b/>
+          <w:bCs/>
+          <w:sz w:val="32"/>
+          <w:szCs w:val="32"/>
+        </w:rPr>
+        <w:t>Finding</w:t>
+      </w:r>
+    </w:p>
+    <w:p>
+      <w:pPr>
+        <w:spacing w:line="240" w:lineRule="auto"/>
+        <w:ind w:left="360"/>
+      </w:pPr>
+      <w:r>
+        <w:t>Distribution channel is strongly associated with booking cancellations. TA/TO bookings recorded the highest cancellation rate at 41.05%, substantially higher than Corporate (22.40%), GDS (19.17%), and Direct bookings (17.56%). TA/TO is particularly important because it also represents the largest booking volume, with 97,729 bookings and 40,118 cancellations. This suggests that bookings received through travel agencies and tour operators represent a significant cancellation-risk segment and may warrant closer examination of channel-specific booking and cancellation practices.</w:t>
+      </w:r>
+    </w:p>
+    <w:p>
+      <w:pPr>
+        <w:spacing w:line="240" w:lineRule="auto"/>
+        <w:ind w:left="360"/>
+      </w:pPr>
+    </w:p>
+    <w:p>
+      <w:pPr>
+        <w:spacing w:line="240" w:lineRule="auto"/>
+        <w:ind w:left="360"/>
+        <w:rPr>
+          <w:b/>
+          <w:bCs/>
+          <w:sz w:val="32"/>
+          <w:szCs w:val="32"/>
+        </w:rPr>
+      </w:pPr>
+      <w:r>
+        <w:rPr>
+          <w:b/>
+          <w:bCs/>
+          <w:sz w:val="32"/>
+          <w:szCs w:val="32"/>
+        </w:rPr>
+        <w:t>Step 6: Overall Cancellation Rate by Market Segment.</w:t>
+      </w:r>
     </w:p>
     <w:sectPr>
       <w:pgSz w:w="11906" w:h="16838"/>

--- a/Report/Report.docx
+++ b/Report/Report.docx
@@ -180,15 +180,7 @@
         <w:spacing w:after="0" w:line="276" w:lineRule="auto"/>
       </w:pPr>
       <w:r>
-        <w:t xml:space="preserve">The information is still current and can be used to </w:t>
-      </w:r>
-      <w:proofErr w:type="spellStart"/>
-      <w:r>
-        <w:t>analyze</w:t>
-      </w:r>
-      <w:proofErr w:type="spellEnd"/>
-      <w:r>
-        <w:t xml:space="preserve"> a hotel's possible plans in</w:t>
+        <w:t>The information is still current and can be used to analyze a hotel's possible plans in</w:t>
       </w:r>
     </w:p>
     <w:p>
@@ -1097,18 +1089,10 @@
         <w:t xml:space="preserve">% for </w:t>
       </w:r>
       <w:r>
-        <w:t xml:space="preserve">Resort </w:t>
-      </w:r>
-      <w:proofErr w:type="gramStart"/>
-      <w:r>
-        <w:t xml:space="preserve">hotel </w:t>
-      </w:r>
-      <w:r>
-        <w:t>,</w:t>
-      </w:r>
-      <w:proofErr w:type="gramEnd"/>
-      <w:r>
-        <w:t xml:space="preserve"> a difference of </w:t>
+        <w:t xml:space="preserve">Resort hotel </w:t>
+      </w:r>
+      <w:r>
+        <w:t xml:space="preserve">, a difference of </w:t>
       </w:r>
       <w:r>
         <w:t>13.73</w:t>
@@ -1962,149 +1946,105 @@
         <w:t>22.22% for Refundable</w:t>
       </w:r>
       <w:r>
-        <w:t xml:space="preserve"> bookings. The </w:t>
-      </w:r>
-      <w:proofErr w:type="gramStart"/>
-      <w:r>
+        <w:t xml:space="preserve"> bookings. The Non Refund category therefore stands out as the deposit type most strongly associated with cancellations.</w:t>
+      </w:r>
+    </w:p>
+    <w:p>
+      <w:pPr>
+        <w:spacing w:line="240" w:lineRule="auto"/>
+      </w:pPr>
+      <w:r>
+        <w:t xml:space="preserve">The Refundable category contains only </w:t>
+      </w:r>
+      <w:r>
+        <w:rPr>
+          <w:b/>
+          <w:bCs/>
+        </w:rPr>
+        <w:t>162 bookings</w:t>
+      </w:r>
+      <w:r>
+        <w:t>, so its 22.22% cancellation rate should be interpreted with caution due to the small sample size.</w:t>
+      </w:r>
+    </w:p>
+    <w:p>
+      <w:pPr>
+        <w:spacing w:line="240" w:lineRule="auto"/>
+      </w:pPr>
+    </w:p>
+    <w:p>
+      <w:pPr>
+        <w:spacing w:line="240" w:lineRule="auto"/>
+        <w:rPr>
+          <w:b/>
+          <w:bCs/>
+          <w:sz w:val="32"/>
+          <w:szCs w:val="32"/>
+        </w:rPr>
+      </w:pPr>
+      <w:r>
+        <w:rPr>
+          <w:b/>
+          <w:bCs/>
+          <w:sz w:val="32"/>
+          <w:szCs w:val="32"/>
+        </w:rPr>
+        <w:t>Business interpretation</w:t>
+      </w:r>
+    </w:p>
+    <w:p>
+      <w:r>
+        <w:lastRenderedPageBreak/>
+        <w:t>Deposit type appears to be an important factor associated with booking cancellations. The extremely high cancellation rate among Non Refund bookings suggests that this booking category requires further investigation.</w:t>
+      </w:r>
+    </w:p>
+    <w:p>
+      <w:r>
+        <w:t xml:space="preserve">Hotels should examine the characteristics of Non Refund bookings, such as </w:t>
+      </w:r>
+      <w:r>
+        <w:rPr>
+          <w:b/>
+          <w:bCs/>
+        </w:rPr>
+        <w:t>market segment, customer type, booking channel, and lead time</w:t>
+      </w:r>
+      <w:r>
+        <w:t>, before making changes to deposit policies. Understanding the underlying booking patterns can help hotels identify potential cancellation risks and design more effective deposit and booking strategies.</w:t>
+      </w:r>
+    </w:p>
+    <w:p>
+      <w:pPr>
+        <w:rPr>
+          <w:b/>
+          <w:bCs/>
+          <w:sz w:val="32"/>
+          <w:szCs w:val="32"/>
+        </w:rPr>
+      </w:pPr>
+      <w:r>
+        <w:rPr>
+          <w:b/>
+          <w:bCs/>
+          <w:sz w:val="32"/>
+          <w:szCs w:val="32"/>
+        </w:rPr>
+        <w:t>Next Step</w:t>
+      </w:r>
+    </w:p>
+    <w:p>
+      <w:r>
+        <w:t xml:space="preserve">Investigate the </w:t>
+      </w:r>
+      <w:r>
+        <w:rPr>
+          <w:b/>
+          <w:bCs/>
+        </w:rPr>
         <w:t>Non Refund</w:t>
       </w:r>
-      <w:proofErr w:type="gramEnd"/>
-      <w:r>
-        <w:t xml:space="preserve"> category therefore stands out as the deposit type most strongly associated with cancellations.</w:t>
-      </w:r>
-    </w:p>
-    <w:p>
-      <w:pPr>
-        <w:spacing w:line="240" w:lineRule="auto"/>
-      </w:pPr>
-      <w:r>
-        <w:t xml:space="preserve">The Refundable category contains only </w:t>
-      </w:r>
-      <w:r>
-        <w:rPr>
-          <w:b/>
-          <w:bCs/>
-        </w:rPr>
-        <w:t>162 bookings</w:t>
-      </w:r>
-      <w:r>
-        <w:t>, so its 22.22% cancellation rate should be interpreted with caution due to the small sample size.</w:t>
-      </w:r>
-    </w:p>
-    <w:p>
-      <w:pPr>
-        <w:spacing w:line="240" w:lineRule="auto"/>
-      </w:pPr>
-    </w:p>
-    <w:p>
-      <w:pPr>
-        <w:spacing w:line="240" w:lineRule="auto"/>
-        <w:rPr>
-          <w:b/>
-          <w:bCs/>
-          <w:sz w:val="32"/>
-          <w:szCs w:val="32"/>
-        </w:rPr>
-      </w:pPr>
-      <w:r>
-        <w:rPr>
-          <w:b/>
-          <w:bCs/>
-          <w:sz w:val="32"/>
-          <w:szCs w:val="32"/>
-        </w:rPr>
-        <w:t>Business interpretation</w:t>
-      </w:r>
-    </w:p>
-    <w:p>
-      <w:r>
-        <w:lastRenderedPageBreak/>
-        <w:t xml:space="preserve">Deposit type appears to be an important factor associated with booking cancellations. The extremely high cancellation rate among </w:t>
-      </w:r>
-      <w:proofErr w:type="spellStart"/>
-      <w:proofErr w:type="gramStart"/>
-      <w:r>
-        <w:t>Non Refund</w:t>
-      </w:r>
-      <w:proofErr w:type="spellEnd"/>
-      <w:proofErr w:type="gramEnd"/>
-      <w:r>
-        <w:t xml:space="preserve"> bookings </w:t>
-      </w:r>
-      <w:proofErr w:type="gramStart"/>
-      <w:r>
-        <w:t>suggests</w:t>
-      </w:r>
-      <w:proofErr w:type="gramEnd"/>
-      <w:r>
-        <w:t xml:space="preserve"> that this booking category requires further investigation.</w:t>
-      </w:r>
-    </w:p>
-    <w:p>
-      <w:r>
-        <w:t xml:space="preserve">Hotels should examine the characteristics of </w:t>
-      </w:r>
-      <w:proofErr w:type="gramStart"/>
-      <w:r>
-        <w:t>Non Refund</w:t>
-      </w:r>
-      <w:proofErr w:type="gramEnd"/>
-      <w:r>
-        <w:t xml:space="preserve"> bookings, such as </w:t>
-      </w:r>
-      <w:r>
-        <w:rPr>
-          <w:b/>
-          <w:bCs/>
-        </w:rPr>
-        <w:t>market segment, customer type, booking channel, and lead time</w:t>
-      </w:r>
-      <w:r>
-        <w:t>, before making changes to deposit policies. Understanding the underlying booking patterns can help hotels identify potential cancellation risks and design more effective deposit and booking strategies.</w:t>
-      </w:r>
-    </w:p>
-    <w:p>
-      <w:pPr>
-        <w:rPr>
-          <w:b/>
-          <w:bCs/>
-          <w:sz w:val="32"/>
-          <w:szCs w:val="32"/>
-        </w:rPr>
-      </w:pPr>
-      <w:r>
-        <w:rPr>
-          <w:b/>
-          <w:bCs/>
-          <w:sz w:val="32"/>
-          <w:szCs w:val="32"/>
-        </w:rPr>
-        <w:t>Next Step</w:t>
-      </w:r>
-    </w:p>
-    <w:p>
-      <w:r>
-        <w:t xml:space="preserve">Investigate the </w:t>
-      </w:r>
-      <w:proofErr w:type="gramStart"/>
-      <w:r>
-        <w:rPr>
-          <w:b/>
-          <w:bCs/>
-        </w:rPr>
-        <w:t>Non Refund</w:t>
-      </w:r>
-      <w:proofErr w:type="gramEnd"/>
-      <w:r>
-        <w:t xml:space="preserve"> booking category to understand why its cancellation rate is exceptionally high. </w:t>
-      </w:r>
-      <w:proofErr w:type="spellStart"/>
-      <w:r>
-        <w:t>Analyze</w:t>
-      </w:r>
-      <w:proofErr w:type="spellEnd"/>
-      <w:r>
-        <w:t xml:space="preserve"> its relationship with </w:t>
+      <w:r>
+        <w:t xml:space="preserve"> booking category to understand why its cancellation rate is exceptionally high. Analyze its relationship with </w:t>
       </w:r>
       <w:r>
         <w:rPr>
@@ -2149,9 +2089,8 @@
           <w:sz w:val="36"/>
           <w:szCs w:val="36"/>
         </w:rPr>
-        <w:t xml:space="preserve">Step </w:t>
-      </w:r>
-      <w:proofErr w:type="gramStart"/>
+        <w:t xml:space="preserve">Step 4.1 : </w:t>
+      </w:r>
       <w:r>
         <w:rPr>
           <w:b/>
@@ -2159,46 +2098,7 @@
           <w:sz w:val="36"/>
           <w:szCs w:val="36"/>
         </w:rPr>
-        <w:t>4.1 :</w:t>
-      </w:r>
-      <w:proofErr w:type="gramEnd"/>
-      <w:r>
-        <w:rPr>
-          <w:b/>
-          <w:bCs/>
-          <w:sz w:val="36"/>
-          <w:szCs w:val="36"/>
-        </w:rPr>
-        <w:t xml:space="preserve"> </w:t>
-      </w:r>
-      <w:r>
-        <w:rPr>
-          <w:b/>
-          <w:bCs/>
-          <w:sz w:val="36"/>
-          <w:szCs w:val="36"/>
-        </w:rPr>
-        <w:t xml:space="preserve">Investigate the unusual high </w:t>
-      </w:r>
-      <w:proofErr w:type="gramStart"/>
-      <w:r>
-        <w:rPr>
-          <w:b/>
-          <w:bCs/>
-          <w:sz w:val="36"/>
-          <w:szCs w:val="36"/>
-        </w:rPr>
-        <w:t>Non Refund</w:t>
-      </w:r>
-      <w:proofErr w:type="gramEnd"/>
-      <w:r>
-        <w:rPr>
-          <w:b/>
-          <w:bCs/>
-          <w:sz w:val="36"/>
-          <w:szCs w:val="36"/>
-        </w:rPr>
-        <w:t xml:space="preserve"> cancellation rate</w:t>
+        <w:t>Investigate the unusual high Non Refund cancellation rate</w:t>
       </w:r>
     </w:p>
     <w:p>
@@ -2221,7 +2121,6 @@
         </w:rPr>
         <w:t xml:space="preserve">step </w:t>
       </w:r>
-      <w:proofErr w:type="gramStart"/>
       <w:r>
         <w:rPr>
           <w:b/>
@@ -2238,17 +2137,7 @@
           <w:sz w:val="32"/>
           <w:szCs w:val="32"/>
         </w:rPr>
-        <w:t>1 :</w:t>
-      </w:r>
-      <w:proofErr w:type="gramEnd"/>
-      <w:r>
-        <w:rPr>
-          <w:b/>
-          <w:bCs/>
-          <w:sz w:val="32"/>
-          <w:szCs w:val="32"/>
-        </w:rPr>
-        <w:t xml:space="preserve"> Check the sample size</w:t>
+        <w:t>1 : Check the sample size</w:t>
       </w:r>
     </w:p>
     <w:p>
@@ -2367,27 +2256,7 @@
           <w:sz w:val="32"/>
           <w:szCs w:val="32"/>
         </w:rPr>
-        <w:t xml:space="preserve">2: Look directly at the </w:t>
-      </w:r>
-      <w:proofErr w:type="gramStart"/>
-      <w:r>
-        <w:rPr>
-          <w:b/>
-          <w:bCs/>
-          <w:sz w:val="32"/>
-          <w:szCs w:val="32"/>
-        </w:rPr>
-        <w:t>Non Refund</w:t>
-      </w:r>
-      <w:proofErr w:type="gramEnd"/>
-      <w:r>
-        <w:rPr>
-          <w:b/>
-          <w:bCs/>
-          <w:sz w:val="32"/>
-          <w:szCs w:val="32"/>
-        </w:rPr>
-        <w:t xml:space="preserve"> bookings</w:t>
+        <w:t>2: Look directly at the Non Refund bookings</w:t>
       </w:r>
     </w:p>
     <w:p>
@@ -2491,27 +2360,7 @@
           <w:sz w:val="32"/>
           <w:szCs w:val="32"/>
         </w:rPr>
-        <w:t xml:space="preserve">3: Compare </w:t>
-      </w:r>
-      <w:proofErr w:type="gramStart"/>
-      <w:r>
-        <w:rPr>
-          <w:b/>
-          <w:bCs/>
-          <w:sz w:val="32"/>
-          <w:szCs w:val="32"/>
-        </w:rPr>
-        <w:t>Non Refund</w:t>
-      </w:r>
-      <w:proofErr w:type="gramEnd"/>
-      <w:r>
-        <w:rPr>
-          <w:b/>
-          <w:bCs/>
-          <w:sz w:val="32"/>
-          <w:szCs w:val="32"/>
-        </w:rPr>
-        <w:t xml:space="preserve"> cancellation rate by hotel</w:t>
+        <w:t>3: Compare Non Refund cancellation rate by hotel</w:t>
       </w:r>
     </w:p>
     <w:p>
@@ -2835,23 +2684,7 @@
       </w:pPr>
       <w:r>
         <w:lastRenderedPageBreak/>
-        <w:t xml:space="preserve">The investigation confirmed that the unusually high 99.36% cancellation rate for </w:t>
-      </w:r>
-      <w:proofErr w:type="gramStart"/>
-      <w:r>
-        <w:t>Non Refund</w:t>
-      </w:r>
-      <w:proofErr w:type="gramEnd"/>
-      <w:r>
-        <w:t xml:space="preserve"> bookings is a robust pattern rather than a result of a small sample size. There were 14,572 </w:t>
-      </w:r>
-      <w:proofErr w:type="gramStart"/>
-      <w:r>
-        <w:t>Non Refund</w:t>
-      </w:r>
-      <w:proofErr w:type="gramEnd"/>
-      <w:r>
-        <w:t xml:space="preserve"> bookings, of which 14,479 were cancelled, leaving only 93 non-cancelled bookings.</w:t>
+        <w:t>The investigation confirmed that the unusually high 99.36% cancellation rate for Non Refund bookings is a robust pattern rather than a result of a small sample size. There were 14,572 Non Refund bookings, of which 14,479 were cancelled, leaving only 93 non-cancelled bookings.</w:t>
       </w:r>
     </w:p>
     <w:p>
@@ -2869,15 +2702,7 @@
         <w:ind w:left="360"/>
       </w:pPr>
       <w:r>
-        <w:t xml:space="preserve">Further investigation showed that </w:t>
-      </w:r>
-      <w:proofErr w:type="gramStart"/>
-      <w:r>
-        <w:t>Non Refund</w:t>
-      </w:r>
-      <w:proofErr w:type="gramEnd"/>
-      <w:r>
-        <w:t xml:space="preserve"> cancellations were particularly concentrated in the Offline TA/TO and Groups market segments, which recorded cancellation rates of 99.94% and 99.32%, respectively. The distribution-channel analysis showed a similar pattern, with TA/TO bookings recording a 99.61% cancellation rate.</w:t>
+        <w:t>Further investigation showed that Non Refund cancellations were particularly concentrated in the Offline TA/TO and Groups market segments, which recorded cancellation rates of 99.94% and 99.32%, respectively. The distribution-channel analysis showed a similar pattern, with TA/TO bookings recording a 99.61% cancellation rate.</w:t>
       </w:r>
     </w:p>
     <w:p>
@@ -2886,23 +2711,7 @@
         <w:ind w:left="360"/>
       </w:pPr>
       <w:r>
-        <w:t xml:space="preserve">Overall, the evidence indicates a strong association between </w:t>
-      </w:r>
-      <w:proofErr w:type="gramStart"/>
-      <w:r>
-        <w:t>Non Refund</w:t>
-      </w:r>
-      <w:proofErr w:type="gramEnd"/>
-      <w:r>
-        <w:t xml:space="preserve"> bookings and cancellations, particularly among group and travel-agent/tour-operator bookings. However, this analysis does not establish that the </w:t>
-      </w:r>
-      <w:proofErr w:type="gramStart"/>
-      <w:r>
-        <w:t>Non Refund</w:t>
-      </w:r>
-      <w:proofErr w:type="gramEnd"/>
-      <w:r>
-        <w:t xml:space="preserve"> deposit type itself causes cancellations. The pattern may reflect underlying booking policies, group-booking practices, travel-agent/tour-operator processes, or other factors associated with these booking types.</w:t>
+        <w:t>Overall, the evidence indicates a strong association between Non Refund bookings and cancellations, particularly among group and travel-agent/tour-operator bookings. However, this analysis does not establish that the Non Refund deposit type itself causes cancellations. The pattern may reflect underlying booking policies, group-booking practices, travel-agent/tour-operator processes, or other factors associated with these booking types.</w:t>
       </w:r>
     </w:p>
     <w:p>
@@ -2911,15 +2720,7 @@
         <w:ind w:left="360"/>
       </w:pPr>
       <w:r>
-        <w:t xml:space="preserve">This finding is therefore important for hotel management because </w:t>
-      </w:r>
-      <w:proofErr w:type="gramStart"/>
-      <w:r>
-        <w:t>Non Refund</w:t>
-      </w:r>
-      <w:proofErr w:type="gramEnd"/>
-      <w:r>
-        <w:t xml:space="preserve"> bookings represent a high-risk cancellation segment and warrant further investigation into booking policies, contract terms, and channel-specific practices.</w:t>
+        <w:t>This finding is therefore important for hotel management because Non Refund bookings represent a high-risk cancellation segment and warrant further investigation into booking policies, contract terms, and channel-specific practices.</w:t>
       </w:r>
     </w:p>
     <w:p>
@@ -3100,6 +2901,7 @@
         <w:rPr>
           <w:b/>
           <w:bCs/>
+          <w:noProof/>
           <w:sz w:val="40"/>
           <w:szCs w:val="40"/>
         </w:rPr>
@@ -3155,6 +2957,7 @@
         <w:rPr>
           <w:b/>
           <w:bCs/>
+          <w:noProof/>
           <w:sz w:val="40"/>
           <w:szCs w:val="40"/>
         </w:rPr>
@@ -3229,6 +3032,36 @@
       <w:pPr>
         <w:spacing w:line="240" w:lineRule="auto"/>
         <w:ind w:left="360"/>
+      </w:pPr>
+    </w:p>
+    <w:p>
+      <w:pPr>
+        <w:spacing w:line="240" w:lineRule="auto"/>
+        <w:ind w:left="360"/>
+      </w:pPr>
+    </w:p>
+    <w:p>
+      <w:pPr>
+        <w:spacing w:line="240" w:lineRule="auto"/>
+        <w:ind w:left="360"/>
+      </w:pPr>
+    </w:p>
+    <w:p>
+      <w:pPr>
+        <w:spacing w:line="240" w:lineRule="auto"/>
+        <w:ind w:left="360"/>
+      </w:pPr>
+    </w:p>
+    <w:p>
+      <w:pPr>
+        <w:spacing w:line="240" w:lineRule="auto"/>
+        <w:ind w:left="360"/>
+      </w:pPr>
+    </w:p>
+    <w:p>
+      <w:pPr>
+        <w:spacing w:line="240" w:lineRule="auto"/>
+        <w:ind w:left="360"/>
         <w:rPr>
           <w:b/>
           <w:bCs/>
@@ -3245,6 +3078,818 @@
         </w:rPr>
         <w:t>Step 6: Overall Cancellation Rate by Market Segment.</w:t>
       </w:r>
+    </w:p>
+    <w:p>
+      <w:pPr>
+        <w:spacing w:line="240" w:lineRule="auto"/>
+        <w:ind w:left="360"/>
+        <w:rPr>
+          <w:b/>
+          <w:bCs/>
+          <w:sz w:val="32"/>
+          <w:szCs w:val="32"/>
+        </w:rPr>
+      </w:pPr>
+      <w:r>
+        <w:rPr>
+          <w:b/>
+          <w:bCs/>
+          <w:sz w:val="32"/>
+          <w:szCs w:val="32"/>
+        </w:rPr>
+        <w:drawing>
+          <wp:inline distT="0" distB="0" distL="0" distR="0" wp14:anchorId="002F9AC8" wp14:editId="3D519930">
+            <wp:extent cx="4972744" cy="2286319"/>
+            <wp:effectExtent l="0" t="0" r="0" b="0"/>
+            <wp:docPr id="2068316255" name="Picture 1"/>
+            <wp:cNvGraphicFramePr>
+              <a:graphicFrameLocks xmlns:a="http://schemas.openxmlformats.org/drawingml/2006/main" noChangeAspect="1"/>
+            </wp:cNvGraphicFramePr>
+            <a:graphic xmlns:a="http://schemas.openxmlformats.org/drawingml/2006/main">
+              <a:graphicData uri="http://schemas.openxmlformats.org/drawingml/2006/picture">
+                <pic:pic xmlns:pic="http://schemas.openxmlformats.org/drawingml/2006/picture">
+                  <pic:nvPicPr>
+                    <pic:cNvPr id="2068316255" name=""/>
+                    <pic:cNvPicPr/>
+                  </pic:nvPicPr>
+                  <pic:blipFill>
+                    <a:blip r:embed="rId20"/>
+                    <a:stretch>
+                      <a:fillRect/>
+                    </a:stretch>
+                  </pic:blipFill>
+                  <pic:spPr>
+                    <a:xfrm>
+                      <a:off x="0" y="0"/>
+                      <a:ext cx="4972744" cy="2286319"/>
+                    </a:xfrm>
+                    <a:prstGeom prst="rect">
+                      <a:avLst/>
+                    </a:prstGeom>
+                  </pic:spPr>
+                </pic:pic>
+              </a:graphicData>
+            </a:graphic>
+          </wp:inline>
+        </w:drawing>
+      </w:r>
+    </w:p>
+    <w:p>
+      <w:pPr>
+        <w:spacing w:line="240" w:lineRule="auto"/>
+        <w:ind w:left="360"/>
+        <w:rPr>
+          <w:b/>
+          <w:bCs/>
+          <w:sz w:val="32"/>
+          <w:szCs w:val="32"/>
+        </w:rPr>
+      </w:pPr>
+      <w:r>
+        <w:rPr>
+          <w:b/>
+          <w:bCs/>
+          <w:sz w:val="32"/>
+          <w:szCs w:val="32"/>
+        </w:rPr>
+        <w:drawing>
+          <wp:inline distT="0" distB="0" distL="0" distR="0" wp14:anchorId="5AB3114B" wp14:editId="50A6BA6C">
+            <wp:extent cx="5731510" cy="3261360"/>
+            <wp:effectExtent l="0" t="0" r="2540" b="0"/>
+            <wp:docPr id="1331872480" name="Picture 1"/>
+            <wp:cNvGraphicFramePr>
+              <a:graphicFrameLocks xmlns:a="http://schemas.openxmlformats.org/drawingml/2006/main" noChangeAspect="1"/>
+            </wp:cNvGraphicFramePr>
+            <a:graphic xmlns:a="http://schemas.openxmlformats.org/drawingml/2006/main">
+              <a:graphicData uri="http://schemas.openxmlformats.org/drawingml/2006/picture">
+                <pic:pic xmlns:pic="http://schemas.openxmlformats.org/drawingml/2006/picture">
+                  <pic:nvPicPr>
+                    <pic:cNvPr id="1331872480" name=""/>
+                    <pic:cNvPicPr/>
+                  </pic:nvPicPr>
+                  <pic:blipFill>
+                    <a:blip r:embed="rId21"/>
+                    <a:stretch>
+                      <a:fillRect/>
+                    </a:stretch>
+                  </pic:blipFill>
+                  <pic:spPr>
+                    <a:xfrm>
+                      <a:off x="0" y="0"/>
+                      <a:ext cx="5731510" cy="3261360"/>
+                    </a:xfrm>
+                    <a:prstGeom prst="rect">
+                      <a:avLst/>
+                    </a:prstGeom>
+                  </pic:spPr>
+                </pic:pic>
+              </a:graphicData>
+            </a:graphic>
+          </wp:inline>
+        </w:drawing>
+      </w:r>
+    </w:p>
+    <w:p>
+      <w:pPr>
+        <w:spacing w:line="240" w:lineRule="auto"/>
+        <w:ind w:left="360"/>
+        <w:rPr>
+          <w:b/>
+          <w:bCs/>
+          <w:sz w:val="32"/>
+          <w:szCs w:val="32"/>
+        </w:rPr>
+      </w:pPr>
+      <w:r>
+        <w:rPr>
+          <w:b/>
+          <w:bCs/>
+          <w:sz w:val="32"/>
+          <w:szCs w:val="32"/>
+        </w:rPr>
+        <w:t>Finding</w:t>
+      </w:r>
+    </w:p>
+    <w:p>
+      <w:pPr>
+        <w:spacing w:line="240" w:lineRule="auto"/>
+        <w:ind w:left="360"/>
+      </w:pPr>
+      <w:r>
+        <w:t>Market Segment</w:t>
+      </w:r>
+      <w:r>
+        <w:t xml:space="preserve"> is strongly associated with booking cancellations. </w:t>
+      </w:r>
+      <w:r>
+        <w:t>Groups</w:t>
+      </w:r>
+      <w:r>
+        <w:t xml:space="preserve"> bookings recorded the highest cancellation rate at </w:t>
+      </w:r>
+      <w:r>
+        <w:t>60</w:t>
+      </w:r>
+      <w:r>
+        <w:t>.0</w:t>
+      </w:r>
+      <w:r>
+        <w:t>8</w:t>
+      </w:r>
+      <w:r>
+        <w:t xml:space="preserve">%, substantially higher than </w:t>
+      </w:r>
+      <w:r>
+        <w:t xml:space="preserve">Online TA (36.77%), Offline TA/TO (34.26%),Aviation market Segment (21.94%), </w:t>
+      </w:r>
+      <w:r>
+        <w:t>Corporate (</w:t>
+      </w:r>
+      <w:r>
+        <w:t>19</w:t>
+      </w:r>
+      <w:r>
+        <w:t>.</w:t>
+      </w:r>
+      <w:r>
+        <w:t>1</w:t>
+      </w:r>
+      <w:r>
+        <w:t>4%),</w:t>
+      </w:r>
+      <w:r>
+        <w:t xml:space="preserve"> </w:t>
+      </w:r>
+      <w:r>
+        <w:t>Direct bookings (1</w:t>
+      </w:r>
+      <w:r>
+        <w:t>5</w:t>
+      </w:r>
+      <w:r>
+        <w:t>.</w:t>
+      </w:r>
+      <w:r>
+        <w:t>42</w:t>
+      </w:r>
+      <w:r>
+        <w:t>%)</w:t>
+      </w:r>
+      <w:r>
+        <w:t xml:space="preserve"> and Complementary (12.26)</w:t>
+      </w:r>
+      <w:r>
+        <w:t>.</w:t>
+      </w:r>
+    </w:p>
+    <w:p>
+      <w:pPr>
+        <w:spacing w:line="240" w:lineRule="auto"/>
+        <w:ind w:left="360"/>
+      </w:pPr>
+      <w:r>
+        <w:t>Groups</w:t>
+      </w:r>
+      <w:r>
+        <w:t xml:space="preserve"> is particularly important because it also represents the largest booking volume, with </w:t>
+      </w:r>
+      <w:r>
+        <w:t>19</w:t>
+      </w:r>
+      <w:r>
+        <w:t>,</w:t>
+      </w:r>
+      <w:r>
+        <w:t>806</w:t>
+      </w:r>
+      <w:r>
+        <w:t xml:space="preserve"> bookings and </w:t>
+      </w:r>
+      <w:r>
+        <w:t>12</w:t>
+      </w:r>
+      <w:r>
+        <w:t>,</w:t>
+      </w:r>
+      <w:r>
+        <w:t>097</w:t>
+      </w:r>
+      <w:r>
+        <w:t xml:space="preserve"> cancellations. This suggests that bookings through </w:t>
+      </w:r>
+      <w:r>
+        <w:t>Groups</w:t>
+      </w:r>
+      <w:r>
+        <w:t xml:space="preserve"> a significant cancellation-risk segment and may warrant closer examination of channel-specific booking and cancellation practices.</w:t>
+      </w:r>
+    </w:p>
+    <w:p>
+      <w:pPr>
+        <w:spacing w:line="240" w:lineRule="auto"/>
+        <w:ind w:left="360"/>
+      </w:pPr>
+    </w:p>
+    <w:p>
+      <w:pPr>
+        <w:numPr>
+          <w:ilvl w:val="0"/>
+          <w:numId w:val="11"/>
+        </w:numPr>
+        <w:spacing w:line="240" w:lineRule="auto"/>
+        <w:rPr>
+          <w:sz w:val="28"/>
+          <w:szCs w:val="28"/>
+        </w:rPr>
+      </w:pPr>
+      <w:r>
+        <w:rPr>
+          <w:sz w:val="28"/>
+          <w:szCs w:val="28"/>
+        </w:rPr>
+        <w:lastRenderedPageBreak/>
+        <w:t xml:space="preserve">Groups: The Groups segment displays the highest cancellation rates </w:t>
+      </w:r>
+      <w:r>
+        <w:rPr>
+          <w:sz w:val="28"/>
+          <w:szCs w:val="28"/>
+        </w:rPr>
+        <w:t xml:space="preserve">60.08% </w:t>
+      </w:r>
+      <w:r>
+        <w:rPr>
+          <w:sz w:val="28"/>
+          <w:szCs w:val="28"/>
+        </w:rPr>
+        <w:t xml:space="preserve"> followed closely by Online TA.</w:t>
+      </w:r>
+    </w:p>
+    <w:p>
+      <w:pPr>
+        <w:numPr>
+          <w:ilvl w:val="0"/>
+          <w:numId w:val="11"/>
+        </w:numPr>
+        <w:spacing w:line="240" w:lineRule="auto"/>
+        <w:rPr>
+          <w:sz w:val="28"/>
+          <w:szCs w:val="28"/>
+        </w:rPr>
+      </w:pPr>
+      <w:r>
+        <w:rPr>
+          <w:sz w:val="28"/>
+          <w:szCs w:val="28"/>
+        </w:rPr>
+        <w:t>Corporate &amp; Direct: Corporate bookings and Direct walk-ins/calls maintain the lowest churn rates, hovering below 20%.</w:t>
+      </w:r>
+    </w:p>
+    <w:p>
+      <w:pPr>
+        <w:numPr>
+          <w:ilvl w:val="0"/>
+          <w:numId w:val="11"/>
+        </w:numPr>
+        <w:spacing w:line="240" w:lineRule="auto"/>
+        <w:rPr>
+          <w:sz w:val="28"/>
+          <w:szCs w:val="28"/>
+        </w:rPr>
+      </w:pPr>
+      <w:r>
+        <w:rPr>
+          <w:sz w:val="28"/>
+          <w:szCs w:val="28"/>
+        </w:rPr>
+        <w:t>Operational Risk: High group cancellations pose severe inventory risks because blocks of rooms released late cannot be easily recouped through transient channels.</w:t>
+      </w:r>
+    </w:p>
+    <w:p>
+      <w:pPr>
+        <w:numPr>
+          <w:ilvl w:val="0"/>
+          <w:numId w:val="11"/>
+        </w:numPr>
+        <w:spacing w:line="240" w:lineRule="auto"/>
+        <w:rPr>
+          <w:sz w:val="28"/>
+          <w:szCs w:val="28"/>
+        </w:rPr>
+      </w:pPr>
+      <w:r>
+        <w:rPr>
+          <w:sz w:val="28"/>
+          <w:szCs w:val="28"/>
+        </w:rPr>
+        <w:t>Business Takeaway: Tighten contract deposit schedules and advance attrition deadlines for group contracts. For Online TA transient guests, introduce tiered cancellation penalties closer to the arrival date.</w:t>
+      </w:r>
+    </w:p>
+    <w:p>
+      <w:pPr>
+        <w:spacing w:line="240" w:lineRule="auto"/>
+        <w:ind w:left="360"/>
+        <w:rPr>
+          <w:b/>
+          <w:bCs/>
+          <w:sz w:val="40"/>
+          <w:szCs w:val="40"/>
+        </w:rPr>
+      </w:pPr>
+      <w:r>
+        <w:rPr>
+          <w:b/>
+          <w:bCs/>
+          <w:sz w:val="40"/>
+          <w:szCs w:val="40"/>
+        </w:rPr>
+        <w:t>Step 7: Cancellation Rate by Customer Type</w:t>
+      </w:r>
+    </w:p>
+    <w:p>
+      <w:pPr>
+        <w:spacing w:line="240" w:lineRule="auto"/>
+        <w:ind w:left="360"/>
+        <w:rPr>
+          <w:b/>
+          <w:bCs/>
+          <w:sz w:val="40"/>
+          <w:szCs w:val="40"/>
+        </w:rPr>
+      </w:pPr>
+      <w:r>
+        <w:rPr>
+          <w:b/>
+          <w:bCs/>
+          <w:sz w:val="40"/>
+          <w:szCs w:val="40"/>
+        </w:rPr>
+        <w:drawing>
+          <wp:inline distT="0" distB="0" distL="0" distR="0" wp14:anchorId="3C9F023A" wp14:editId="3B2530FB">
+            <wp:extent cx="4887007" cy="1438476"/>
+            <wp:effectExtent l="0" t="0" r="0" b="9525"/>
+            <wp:docPr id="172190037" name="Picture 1"/>
+            <wp:cNvGraphicFramePr>
+              <a:graphicFrameLocks xmlns:a="http://schemas.openxmlformats.org/drawingml/2006/main" noChangeAspect="1"/>
+            </wp:cNvGraphicFramePr>
+            <a:graphic xmlns:a="http://schemas.openxmlformats.org/drawingml/2006/main">
+              <a:graphicData uri="http://schemas.openxmlformats.org/drawingml/2006/picture">
+                <pic:pic xmlns:pic="http://schemas.openxmlformats.org/drawingml/2006/picture">
+                  <pic:nvPicPr>
+                    <pic:cNvPr id="172190037" name=""/>
+                    <pic:cNvPicPr/>
+                  </pic:nvPicPr>
+                  <pic:blipFill>
+                    <a:blip r:embed="rId22"/>
+                    <a:stretch>
+                      <a:fillRect/>
+                    </a:stretch>
+                  </pic:blipFill>
+                  <pic:spPr>
+                    <a:xfrm>
+                      <a:off x="0" y="0"/>
+                      <a:ext cx="4887007" cy="1438476"/>
+                    </a:xfrm>
+                    <a:prstGeom prst="rect">
+                      <a:avLst/>
+                    </a:prstGeom>
+                  </pic:spPr>
+                </pic:pic>
+              </a:graphicData>
+            </a:graphic>
+          </wp:inline>
+        </w:drawing>
+      </w:r>
+    </w:p>
+    <w:p>
+      <w:pPr>
+        <w:spacing w:line="240" w:lineRule="auto"/>
+        <w:ind w:left="360"/>
+        <w:rPr>
+          <w:b/>
+          <w:bCs/>
+          <w:sz w:val="40"/>
+          <w:szCs w:val="40"/>
+        </w:rPr>
+      </w:pPr>
+      <w:r>
+        <w:rPr>
+          <w:b/>
+          <w:bCs/>
+          <w:sz w:val="40"/>
+          <w:szCs w:val="40"/>
+        </w:rPr>
+        <w:lastRenderedPageBreak/>
+        <w:drawing>
+          <wp:inline distT="0" distB="0" distL="0" distR="0" wp14:anchorId="522A0E34" wp14:editId="7DAB7EA3">
+            <wp:extent cx="5731510" cy="4694555"/>
+            <wp:effectExtent l="0" t="0" r="2540" b="0"/>
+            <wp:docPr id="573535306" name="Picture 1"/>
+            <wp:cNvGraphicFramePr>
+              <a:graphicFrameLocks xmlns:a="http://schemas.openxmlformats.org/drawingml/2006/main" noChangeAspect="1"/>
+            </wp:cNvGraphicFramePr>
+            <a:graphic xmlns:a="http://schemas.openxmlformats.org/drawingml/2006/main">
+              <a:graphicData uri="http://schemas.openxmlformats.org/drawingml/2006/picture">
+                <pic:pic xmlns:pic="http://schemas.openxmlformats.org/drawingml/2006/picture">
+                  <pic:nvPicPr>
+                    <pic:cNvPr id="573535306" name=""/>
+                    <pic:cNvPicPr/>
+                  </pic:nvPicPr>
+                  <pic:blipFill>
+                    <a:blip r:embed="rId23"/>
+                    <a:stretch>
+                      <a:fillRect/>
+                    </a:stretch>
+                  </pic:blipFill>
+                  <pic:spPr>
+                    <a:xfrm>
+                      <a:off x="0" y="0"/>
+                      <a:ext cx="5731510" cy="4694555"/>
+                    </a:xfrm>
+                    <a:prstGeom prst="rect">
+                      <a:avLst/>
+                    </a:prstGeom>
+                  </pic:spPr>
+                </pic:pic>
+              </a:graphicData>
+            </a:graphic>
+          </wp:inline>
+        </w:drawing>
+      </w:r>
+    </w:p>
+    <w:p>
+      <w:pPr>
+        <w:spacing w:line="240" w:lineRule="auto"/>
+        <w:ind w:left="360"/>
+      </w:pPr>
+      <w:r>
+        <w:rPr>
+          <w:b/>
+          <w:bCs/>
+          <w:sz w:val="32"/>
+          <w:szCs w:val="32"/>
+        </w:rPr>
+        <w:t>Finding</w:t>
+      </w:r>
+    </w:p>
+    <w:p>
+      <w:pPr>
+        <w:numPr>
+          <w:ilvl w:val="0"/>
+          <w:numId w:val="12"/>
+        </w:numPr>
+        <w:spacing w:line="240" w:lineRule="auto"/>
+        <w:rPr>
+          <w:sz w:val="28"/>
+          <w:szCs w:val="28"/>
+        </w:rPr>
+      </w:pPr>
+      <w:r>
+        <w:rPr>
+          <w:sz w:val="28"/>
+          <w:szCs w:val="28"/>
+        </w:rPr>
+        <w:t>Transient Dominance: Transient customers represent the largest volume and carry the highest cancellation rate among customer profiles (approx. 40%+).</w:t>
+      </w:r>
+    </w:p>
+    <w:p>
+      <w:pPr>
+        <w:numPr>
+          <w:ilvl w:val="0"/>
+          <w:numId w:val="12"/>
+        </w:numPr>
+        <w:spacing w:line="240" w:lineRule="auto"/>
+        <w:rPr>
+          <w:sz w:val="28"/>
+          <w:szCs w:val="28"/>
+        </w:rPr>
+      </w:pPr>
+      <w:r>
+        <w:rPr>
+          <w:sz w:val="28"/>
+          <w:szCs w:val="28"/>
+        </w:rPr>
+        <w:t>Transient-Party &amp; Contract: Transient-Party (associated with groups or conventions) and Contract segments show moderate-to-high sensitivity depending on group drop-outs.</w:t>
+      </w:r>
+    </w:p>
+    <w:p>
+      <w:pPr>
+        <w:numPr>
+          <w:ilvl w:val="0"/>
+          <w:numId w:val="12"/>
+        </w:numPr>
+        <w:spacing w:line="240" w:lineRule="auto"/>
+        <w:rPr>
+          <w:sz w:val="28"/>
+          <w:szCs w:val="28"/>
+        </w:rPr>
+      </w:pPr>
+      <w:r>
+        <w:rPr>
+          <w:sz w:val="28"/>
+          <w:szCs w:val="28"/>
+        </w:rPr>
+        <w:t>Group Customer Type: Pure Group customers show comparatively lower individual drop-off once confirmed under formal arrangements.</w:t>
+      </w:r>
+    </w:p>
+    <w:p>
+      <w:pPr>
+        <w:numPr>
+          <w:ilvl w:val="0"/>
+          <w:numId w:val="12"/>
+        </w:numPr>
+        <w:spacing w:line="240" w:lineRule="auto"/>
+        <w:rPr>
+          <w:sz w:val="28"/>
+          <w:szCs w:val="28"/>
+        </w:rPr>
+      </w:pPr>
+      <w:r>
+        <w:rPr>
+          <w:sz w:val="28"/>
+          <w:szCs w:val="28"/>
+        </w:rPr>
+        <w:t>Business Takeaway: Transient guests treat hotel reservations as placeholders while shopping around. Automated pre-arrival confirmation emails, mobile check-in nudges, or small pre-paid perks (e.g., parking or breakfast vouchers) can secure commitment early.</w:t>
+      </w:r>
+    </w:p>
+    <w:p>
+      <w:pPr>
+        <w:spacing w:line="240" w:lineRule="auto"/>
+        <w:ind w:left="360"/>
+        <w:rPr>
+          <w:b/>
+          <w:bCs/>
+          <w:sz w:val="40"/>
+          <w:szCs w:val="40"/>
+        </w:rPr>
+      </w:pPr>
+      <w:r>
+        <w:rPr>
+          <w:b/>
+          <w:bCs/>
+          <w:sz w:val="40"/>
+          <w:szCs w:val="40"/>
+        </w:rPr>
+        <w:t>Step 8: Cancellation Rate by ADR / Price Level</w:t>
+      </w:r>
+    </w:p>
+    <w:p>
+      <w:pPr>
+        <w:spacing w:line="240" w:lineRule="auto"/>
+        <w:ind w:left="360"/>
+        <w:rPr>
+          <w:b/>
+          <w:bCs/>
+          <w:sz w:val="40"/>
+          <w:szCs w:val="40"/>
+        </w:rPr>
+      </w:pPr>
+      <w:r>
+        <w:rPr>
+          <w:b/>
+          <w:bCs/>
+          <w:sz w:val="40"/>
+          <w:szCs w:val="40"/>
+        </w:rPr>
+        <w:lastRenderedPageBreak/>
+        <w:drawing>
+          <wp:inline distT="0" distB="0" distL="0" distR="0" wp14:anchorId="4FEDBA53" wp14:editId="6E11D9BE">
+            <wp:extent cx="2829320" cy="933580"/>
+            <wp:effectExtent l="0" t="0" r="9525" b="0"/>
+            <wp:docPr id="984821221" name="Picture 1"/>
+            <wp:cNvGraphicFramePr>
+              <a:graphicFrameLocks xmlns:a="http://schemas.openxmlformats.org/drawingml/2006/main" noChangeAspect="1"/>
+            </wp:cNvGraphicFramePr>
+            <a:graphic xmlns:a="http://schemas.openxmlformats.org/drawingml/2006/main">
+              <a:graphicData uri="http://schemas.openxmlformats.org/drawingml/2006/picture">
+                <pic:pic xmlns:pic="http://schemas.openxmlformats.org/drawingml/2006/picture">
+                  <pic:nvPicPr>
+                    <pic:cNvPr id="984821221" name=""/>
+                    <pic:cNvPicPr/>
+                  </pic:nvPicPr>
+                  <pic:blipFill>
+                    <a:blip r:embed="rId24"/>
+                    <a:stretch>
+                      <a:fillRect/>
+                    </a:stretch>
+                  </pic:blipFill>
+                  <pic:spPr>
+                    <a:xfrm>
+                      <a:off x="0" y="0"/>
+                      <a:ext cx="2829320" cy="933580"/>
+                    </a:xfrm>
+                    <a:prstGeom prst="rect">
+                      <a:avLst/>
+                    </a:prstGeom>
+                  </pic:spPr>
+                </pic:pic>
+              </a:graphicData>
+            </a:graphic>
+          </wp:inline>
+        </w:drawing>
+      </w:r>
+    </w:p>
+    <w:p>
+      <w:pPr>
+        <w:spacing w:line="240" w:lineRule="auto"/>
+        <w:ind w:left="360"/>
+        <w:rPr>
+          <w:b/>
+          <w:bCs/>
+          <w:sz w:val="40"/>
+          <w:szCs w:val="40"/>
+        </w:rPr>
+      </w:pPr>
+      <w:r>
+        <w:rPr>
+          <w:b/>
+          <w:bCs/>
+          <w:sz w:val="40"/>
+          <w:szCs w:val="40"/>
+        </w:rPr>
+        <w:drawing>
+          <wp:inline distT="0" distB="0" distL="0" distR="0" wp14:anchorId="0E9431D6" wp14:editId="6648918B">
+            <wp:extent cx="5611008" cy="3315163"/>
+            <wp:effectExtent l="0" t="0" r="0" b="0"/>
+            <wp:docPr id="227306653" name="Picture 1"/>
+            <wp:cNvGraphicFramePr>
+              <a:graphicFrameLocks xmlns:a="http://schemas.openxmlformats.org/drawingml/2006/main" noChangeAspect="1"/>
+            </wp:cNvGraphicFramePr>
+            <a:graphic xmlns:a="http://schemas.openxmlformats.org/drawingml/2006/main">
+              <a:graphicData uri="http://schemas.openxmlformats.org/drawingml/2006/picture">
+                <pic:pic xmlns:pic="http://schemas.openxmlformats.org/drawingml/2006/picture">
+                  <pic:nvPicPr>
+                    <pic:cNvPr id="227306653" name=""/>
+                    <pic:cNvPicPr/>
+                  </pic:nvPicPr>
+                  <pic:blipFill>
+                    <a:blip r:embed="rId25"/>
+                    <a:stretch>
+                      <a:fillRect/>
+                    </a:stretch>
+                  </pic:blipFill>
+                  <pic:spPr>
+                    <a:xfrm>
+                      <a:off x="0" y="0"/>
+                      <a:ext cx="5611008" cy="3315163"/>
+                    </a:xfrm>
+                    <a:prstGeom prst="rect">
+                      <a:avLst/>
+                    </a:prstGeom>
+                  </pic:spPr>
+                </pic:pic>
+              </a:graphicData>
+            </a:graphic>
+          </wp:inline>
+        </w:drawing>
+      </w:r>
+    </w:p>
+    <w:p>
+      <w:pPr>
+        <w:spacing w:line="240" w:lineRule="auto"/>
+        <w:ind w:left="360"/>
+      </w:pPr>
+      <w:r>
+        <w:rPr>
+          <w:b/>
+          <w:bCs/>
+          <w:sz w:val="32"/>
+          <w:szCs w:val="32"/>
+        </w:rPr>
+        <w:t>Finding</w:t>
+      </w:r>
+    </w:p>
+    <w:p>
+      <w:pPr>
+        <w:numPr>
+          <w:ilvl w:val="0"/>
+          <w:numId w:val="13"/>
+        </w:numPr>
+        <w:spacing w:line="240" w:lineRule="auto"/>
+        <w:rPr>
+          <w:sz w:val="28"/>
+          <w:szCs w:val="28"/>
+        </w:rPr>
+      </w:pPr>
+      <w:r>
+        <w:rPr>
+          <w:sz w:val="28"/>
+          <w:szCs w:val="28"/>
+        </w:rPr>
+        <w:t>Direct Price Correlation: Cancellation rates trend upward as the Average Daily Rate (ADR) increases, peaking in the highest rate buckets/quantiles.</w:t>
+      </w:r>
+    </w:p>
+    <w:p>
+      <w:pPr>
+        <w:numPr>
+          <w:ilvl w:val="0"/>
+          <w:numId w:val="13"/>
+        </w:numPr>
+        <w:spacing w:line="240" w:lineRule="auto"/>
+        <w:rPr>
+          <w:sz w:val="28"/>
+          <w:szCs w:val="28"/>
+        </w:rPr>
+      </w:pPr>
+      <w:r>
+        <w:rPr>
+          <w:sz w:val="28"/>
+          <w:szCs w:val="28"/>
+        </w:rPr>
+        <w:t>Psychological Threshold: Budget and lower-tier rates show strong follow-through, while premium-priced reservations see guests actively monitoring for last-minute promotions or alternative accommodations.</w:t>
+      </w:r>
+    </w:p>
+    <w:p>
+      <w:pPr>
+        <w:numPr>
+          <w:ilvl w:val="0"/>
+          <w:numId w:val="13"/>
+        </w:numPr>
+        <w:spacing w:line="240" w:lineRule="auto"/>
+        <w:rPr>
+          <w:sz w:val="28"/>
+          <w:szCs w:val="28"/>
+        </w:rPr>
+      </w:pPr>
+      <w:r>
+        <w:rPr>
+          <w:sz w:val="28"/>
+          <w:szCs w:val="28"/>
+        </w:rPr>
+        <w:t>Revenue Exposure: High-ADR cancellations disproportionately erode RevPAR (Revenue Per Available Room).</w:t>
+      </w:r>
+    </w:p>
+    <w:p>
+      <w:pPr>
+        <w:numPr>
+          <w:ilvl w:val="0"/>
+          <w:numId w:val="13"/>
+        </w:numPr>
+        <w:spacing w:line="240" w:lineRule="auto"/>
+        <w:rPr>
+          <w:sz w:val="28"/>
+          <w:szCs w:val="28"/>
+        </w:rPr>
+      </w:pPr>
+      <w:r>
+        <w:rPr>
+          <w:sz w:val="28"/>
+          <w:szCs w:val="28"/>
+        </w:rPr>
+        <w:t>Business Takeaway: Pair high-ADR bookings with structured deposit terms (e.g., 20% non-refundable deposit upon booking) rather than fully flexible cancellation windows to deter price-drop shopping.</w:t>
+      </w:r>
+    </w:p>
+    <w:p>
+      <w:pPr>
+        <w:spacing w:line="240" w:lineRule="auto"/>
+        <w:ind w:left="360"/>
+        <w:rPr>
+          <w:b/>
+          <w:bCs/>
+          <w:sz w:val="32"/>
+          <w:szCs w:val="32"/>
+        </w:rPr>
+      </w:pPr>
     </w:p>
     <w:sectPr>
       <w:pgSz w:w="11906" w:h="16838"/>
@@ -3345,6 +3990,155 @@
     </w:lvl>
   </w:abstractNum>
   <w:abstractNum w:abstractNumId="1" w15:restartNumberingAfterBreak="0">
+    <w:nsid w:val="1FF478D2"/>
+    <w:multiLevelType w:val="multilevel"/>
+    <w:tmpl w:val="B1AA615E"/>
+    <w:lvl w:ilvl="0">
+      <w:start w:val="1"/>
+      <w:numFmt w:val="bullet"/>
+      <w:lvlText w:val=""/>
+      <w:lvlJc w:val="left"/>
+      <w:pPr>
+        <w:tabs>
+          <w:tab w:val="num" w:pos="720"/>
+        </w:tabs>
+        <w:ind w:left="720" w:hanging="360"/>
+      </w:pPr>
+      <w:rPr>
+        <w:rFonts w:ascii="Symbol" w:hAnsi="Symbol" w:hint="default"/>
+        <w:sz w:val="20"/>
+      </w:rPr>
+    </w:lvl>
+    <w:lvl w:ilvl="1" w:tentative="1">
+      <w:start w:val="1"/>
+      <w:numFmt w:val="bullet"/>
+      <w:lvlText w:val="o"/>
+      <w:lvlJc w:val="left"/>
+      <w:pPr>
+        <w:tabs>
+          <w:tab w:val="num" w:pos="1440"/>
+        </w:tabs>
+        <w:ind w:left="1440" w:hanging="360"/>
+      </w:pPr>
+      <w:rPr>
+        <w:rFonts w:ascii="Courier New" w:hAnsi="Courier New" w:hint="default"/>
+        <w:sz w:val="20"/>
+      </w:rPr>
+    </w:lvl>
+    <w:lvl w:ilvl="2" w:tentative="1">
+      <w:start w:val="1"/>
+      <w:numFmt w:val="bullet"/>
+      <w:lvlText w:val=""/>
+      <w:lvlJc w:val="left"/>
+      <w:pPr>
+        <w:tabs>
+          <w:tab w:val="num" w:pos="2160"/>
+        </w:tabs>
+        <w:ind w:left="2160" w:hanging="360"/>
+      </w:pPr>
+      <w:rPr>
+        <w:rFonts w:ascii="Wingdings" w:hAnsi="Wingdings" w:hint="default"/>
+        <w:sz w:val="20"/>
+      </w:rPr>
+    </w:lvl>
+    <w:lvl w:ilvl="3" w:tentative="1">
+      <w:start w:val="1"/>
+      <w:numFmt w:val="bullet"/>
+      <w:lvlText w:val=""/>
+      <w:lvlJc w:val="left"/>
+      <w:pPr>
+        <w:tabs>
+          <w:tab w:val="num" w:pos="2880"/>
+        </w:tabs>
+        <w:ind w:left="2880" w:hanging="360"/>
+      </w:pPr>
+      <w:rPr>
+        <w:rFonts w:ascii="Wingdings" w:hAnsi="Wingdings" w:hint="default"/>
+        <w:sz w:val="20"/>
+      </w:rPr>
+    </w:lvl>
+    <w:lvl w:ilvl="4" w:tentative="1">
+      <w:start w:val="1"/>
+      <w:numFmt w:val="bullet"/>
+      <w:lvlText w:val=""/>
+      <w:lvlJc w:val="left"/>
+      <w:pPr>
+        <w:tabs>
+          <w:tab w:val="num" w:pos="3600"/>
+        </w:tabs>
+        <w:ind w:left="3600" w:hanging="360"/>
+      </w:pPr>
+      <w:rPr>
+        <w:rFonts w:ascii="Wingdings" w:hAnsi="Wingdings" w:hint="default"/>
+        <w:sz w:val="20"/>
+      </w:rPr>
+    </w:lvl>
+    <w:lvl w:ilvl="5" w:tentative="1">
+      <w:start w:val="1"/>
+      <w:numFmt w:val="bullet"/>
+      <w:lvlText w:val=""/>
+      <w:lvlJc w:val="left"/>
+      <w:pPr>
+        <w:tabs>
+          <w:tab w:val="num" w:pos="4320"/>
+        </w:tabs>
+        <w:ind w:left="4320" w:hanging="360"/>
+      </w:pPr>
+      <w:rPr>
+        <w:rFonts w:ascii="Wingdings" w:hAnsi="Wingdings" w:hint="default"/>
+        <w:sz w:val="20"/>
+      </w:rPr>
+    </w:lvl>
+    <w:lvl w:ilvl="6" w:tentative="1">
+      <w:start w:val="1"/>
+      <w:numFmt w:val="bullet"/>
+      <w:lvlText w:val=""/>
+      <w:lvlJc w:val="left"/>
+      <w:pPr>
+        <w:tabs>
+          <w:tab w:val="num" w:pos="5040"/>
+        </w:tabs>
+        <w:ind w:left="5040" w:hanging="360"/>
+      </w:pPr>
+      <w:rPr>
+        <w:rFonts w:ascii="Wingdings" w:hAnsi="Wingdings" w:hint="default"/>
+        <w:sz w:val="20"/>
+      </w:rPr>
+    </w:lvl>
+    <w:lvl w:ilvl="7" w:tentative="1">
+      <w:start w:val="1"/>
+      <w:numFmt w:val="bullet"/>
+      <w:lvlText w:val=""/>
+      <w:lvlJc w:val="left"/>
+      <w:pPr>
+        <w:tabs>
+          <w:tab w:val="num" w:pos="5760"/>
+        </w:tabs>
+        <w:ind w:left="5760" w:hanging="360"/>
+      </w:pPr>
+      <w:rPr>
+        <w:rFonts w:ascii="Wingdings" w:hAnsi="Wingdings" w:hint="default"/>
+        <w:sz w:val="20"/>
+      </w:rPr>
+    </w:lvl>
+    <w:lvl w:ilvl="8" w:tentative="1">
+      <w:start w:val="1"/>
+      <w:numFmt w:val="bullet"/>
+      <w:lvlText w:val=""/>
+      <w:lvlJc w:val="left"/>
+      <w:pPr>
+        <w:tabs>
+          <w:tab w:val="num" w:pos="6480"/>
+        </w:tabs>
+        <w:ind w:left="6480" w:hanging="360"/>
+      </w:pPr>
+      <w:rPr>
+        <w:rFonts w:ascii="Wingdings" w:hAnsi="Wingdings" w:hint="default"/>
+        <w:sz w:val="20"/>
+      </w:rPr>
+    </w:lvl>
+  </w:abstractNum>
+  <w:abstractNum w:abstractNumId="2" w15:restartNumberingAfterBreak="0">
     <w:nsid w:val="21B9766B"/>
     <w:multiLevelType w:val="hybridMultilevel"/>
     <w:tmpl w:val="703ADCB0"/>
@@ -3430,7 +4224,7 @@
       </w:pPr>
     </w:lvl>
   </w:abstractNum>
-  <w:abstractNum w:abstractNumId="2" w15:restartNumberingAfterBreak="0">
+  <w:abstractNum w:abstractNumId="3" w15:restartNumberingAfterBreak="0">
     <w:nsid w:val="2F9065D8"/>
     <w:multiLevelType w:val="hybridMultilevel"/>
     <w:tmpl w:val="484856DC"/>
@@ -3519,7 +4313,454 @@
       </w:pPr>
     </w:lvl>
   </w:abstractNum>
-  <w:abstractNum w:abstractNumId="3" w15:restartNumberingAfterBreak="0">
+  <w:abstractNum w:abstractNumId="4" w15:restartNumberingAfterBreak="0">
+    <w:nsid w:val="310D000F"/>
+    <w:multiLevelType w:val="multilevel"/>
+    <w:tmpl w:val="ECC84952"/>
+    <w:lvl w:ilvl="0">
+      <w:start w:val="1"/>
+      <w:numFmt w:val="bullet"/>
+      <w:lvlText w:val=""/>
+      <w:lvlJc w:val="left"/>
+      <w:pPr>
+        <w:tabs>
+          <w:tab w:val="num" w:pos="720"/>
+        </w:tabs>
+        <w:ind w:left="720" w:hanging="360"/>
+      </w:pPr>
+      <w:rPr>
+        <w:rFonts w:ascii="Symbol" w:hAnsi="Symbol" w:hint="default"/>
+        <w:sz w:val="20"/>
+      </w:rPr>
+    </w:lvl>
+    <w:lvl w:ilvl="1" w:tentative="1">
+      <w:start w:val="1"/>
+      <w:numFmt w:val="bullet"/>
+      <w:lvlText w:val="o"/>
+      <w:lvlJc w:val="left"/>
+      <w:pPr>
+        <w:tabs>
+          <w:tab w:val="num" w:pos="1440"/>
+        </w:tabs>
+        <w:ind w:left="1440" w:hanging="360"/>
+      </w:pPr>
+      <w:rPr>
+        <w:rFonts w:ascii="Courier New" w:hAnsi="Courier New" w:hint="default"/>
+        <w:sz w:val="20"/>
+      </w:rPr>
+    </w:lvl>
+    <w:lvl w:ilvl="2" w:tentative="1">
+      <w:start w:val="1"/>
+      <w:numFmt w:val="bullet"/>
+      <w:lvlText w:val=""/>
+      <w:lvlJc w:val="left"/>
+      <w:pPr>
+        <w:tabs>
+          <w:tab w:val="num" w:pos="2160"/>
+        </w:tabs>
+        <w:ind w:left="2160" w:hanging="360"/>
+      </w:pPr>
+      <w:rPr>
+        <w:rFonts w:ascii="Wingdings" w:hAnsi="Wingdings" w:hint="default"/>
+        <w:sz w:val="20"/>
+      </w:rPr>
+    </w:lvl>
+    <w:lvl w:ilvl="3" w:tentative="1">
+      <w:start w:val="1"/>
+      <w:numFmt w:val="bullet"/>
+      <w:lvlText w:val=""/>
+      <w:lvlJc w:val="left"/>
+      <w:pPr>
+        <w:tabs>
+          <w:tab w:val="num" w:pos="2880"/>
+        </w:tabs>
+        <w:ind w:left="2880" w:hanging="360"/>
+      </w:pPr>
+      <w:rPr>
+        <w:rFonts w:ascii="Wingdings" w:hAnsi="Wingdings" w:hint="default"/>
+        <w:sz w:val="20"/>
+      </w:rPr>
+    </w:lvl>
+    <w:lvl w:ilvl="4" w:tentative="1">
+      <w:start w:val="1"/>
+      <w:numFmt w:val="bullet"/>
+      <w:lvlText w:val=""/>
+      <w:lvlJc w:val="left"/>
+      <w:pPr>
+        <w:tabs>
+          <w:tab w:val="num" w:pos="3600"/>
+        </w:tabs>
+        <w:ind w:left="3600" w:hanging="360"/>
+      </w:pPr>
+      <w:rPr>
+        <w:rFonts w:ascii="Wingdings" w:hAnsi="Wingdings" w:hint="default"/>
+        <w:sz w:val="20"/>
+      </w:rPr>
+    </w:lvl>
+    <w:lvl w:ilvl="5" w:tentative="1">
+      <w:start w:val="1"/>
+      <w:numFmt w:val="bullet"/>
+      <w:lvlText w:val=""/>
+      <w:lvlJc w:val="left"/>
+      <w:pPr>
+        <w:tabs>
+          <w:tab w:val="num" w:pos="4320"/>
+        </w:tabs>
+        <w:ind w:left="4320" w:hanging="360"/>
+      </w:pPr>
+      <w:rPr>
+        <w:rFonts w:ascii="Wingdings" w:hAnsi="Wingdings" w:hint="default"/>
+        <w:sz w:val="20"/>
+      </w:rPr>
+    </w:lvl>
+    <w:lvl w:ilvl="6" w:tentative="1">
+      <w:start w:val="1"/>
+      <w:numFmt w:val="bullet"/>
+      <w:lvlText w:val=""/>
+      <w:lvlJc w:val="left"/>
+      <w:pPr>
+        <w:tabs>
+          <w:tab w:val="num" w:pos="5040"/>
+        </w:tabs>
+        <w:ind w:left="5040" w:hanging="360"/>
+      </w:pPr>
+      <w:rPr>
+        <w:rFonts w:ascii="Wingdings" w:hAnsi="Wingdings" w:hint="default"/>
+        <w:sz w:val="20"/>
+      </w:rPr>
+    </w:lvl>
+    <w:lvl w:ilvl="7" w:tentative="1">
+      <w:start w:val="1"/>
+      <w:numFmt w:val="bullet"/>
+      <w:lvlText w:val=""/>
+      <w:lvlJc w:val="left"/>
+      <w:pPr>
+        <w:tabs>
+          <w:tab w:val="num" w:pos="5760"/>
+        </w:tabs>
+        <w:ind w:left="5760" w:hanging="360"/>
+      </w:pPr>
+      <w:rPr>
+        <w:rFonts w:ascii="Wingdings" w:hAnsi="Wingdings" w:hint="default"/>
+        <w:sz w:val="20"/>
+      </w:rPr>
+    </w:lvl>
+    <w:lvl w:ilvl="8" w:tentative="1">
+      <w:start w:val="1"/>
+      <w:numFmt w:val="bullet"/>
+      <w:lvlText w:val=""/>
+      <w:lvlJc w:val="left"/>
+      <w:pPr>
+        <w:tabs>
+          <w:tab w:val="num" w:pos="6480"/>
+        </w:tabs>
+        <w:ind w:left="6480" w:hanging="360"/>
+      </w:pPr>
+      <w:rPr>
+        <w:rFonts w:ascii="Wingdings" w:hAnsi="Wingdings" w:hint="default"/>
+        <w:sz w:val="20"/>
+      </w:rPr>
+    </w:lvl>
+  </w:abstractNum>
+  <w:abstractNum w:abstractNumId="5" w15:restartNumberingAfterBreak="0">
+    <w:nsid w:val="604A49F5"/>
+    <w:multiLevelType w:val="multilevel"/>
+    <w:tmpl w:val="267CCD52"/>
+    <w:lvl w:ilvl="0">
+      <w:start w:val="1"/>
+      <w:numFmt w:val="bullet"/>
+      <w:lvlText w:val=""/>
+      <w:lvlJc w:val="left"/>
+      <w:pPr>
+        <w:tabs>
+          <w:tab w:val="num" w:pos="720"/>
+        </w:tabs>
+        <w:ind w:left="720" w:hanging="360"/>
+      </w:pPr>
+      <w:rPr>
+        <w:rFonts w:ascii="Symbol" w:hAnsi="Symbol" w:hint="default"/>
+        <w:sz w:val="20"/>
+      </w:rPr>
+    </w:lvl>
+    <w:lvl w:ilvl="1" w:tentative="1">
+      <w:start w:val="1"/>
+      <w:numFmt w:val="bullet"/>
+      <w:lvlText w:val="o"/>
+      <w:lvlJc w:val="left"/>
+      <w:pPr>
+        <w:tabs>
+          <w:tab w:val="num" w:pos="1440"/>
+        </w:tabs>
+        <w:ind w:left="1440" w:hanging="360"/>
+      </w:pPr>
+      <w:rPr>
+        <w:rFonts w:ascii="Courier New" w:hAnsi="Courier New" w:hint="default"/>
+        <w:sz w:val="20"/>
+      </w:rPr>
+    </w:lvl>
+    <w:lvl w:ilvl="2" w:tentative="1">
+      <w:start w:val="1"/>
+      <w:numFmt w:val="bullet"/>
+      <w:lvlText w:val=""/>
+      <w:lvlJc w:val="left"/>
+      <w:pPr>
+        <w:tabs>
+          <w:tab w:val="num" w:pos="2160"/>
+        </w:tabs>
+        <w:ind w:left="2160" w:hanging="360"/>
+      </w:pPr>
+      <w:rPr>
+        <w:rFonts w:ascii="Wingdings" w:hAnsi="Wingdings" w:hint="default"/>
+        <w:sz w:val="20"/>
+      </w:rPr>
+    </w:lvl>
+    <w:lvl w:ilvl="3" w:tentative="1">
+      <w:start w:val="1"/>
+      <w:numFmt w:val="bullet"/>
+      <w:lvlText w:val=""/>
+      <w:lvlJc w:val="left"/>
+      <w:pPr>
+        <w:tabs>
+          <w:tab w:val="num" w:pos="2880"/>
+        </w:tabs>
+        <w:ind w:left="2880" w:hanging="360"/>
+      </w:pPr>
+      <w:rPr>
+        <w:rFonts w:ascii="Wingdings" w:hAnsi="Wingdings" w:hint="default"/>
+        <w:sz w:val="20"/>
+      </w:rPr>
+    </w:lvl>
+    <w:lvl w:ilvl="4" w:tentative="1">
+      <w:start w:val="1"/>
+      <w:numFmt w:val="bullet"/>
+      <w:lvlText w:val=""/>
+      <w:lvlJc w:val="left"/>
+      <w:pPr>
+        <w:tabs>
+          <w:tab w:val="num" w:pos="3600"/>
+        </w:tabs>
+        <w:ind w:left="3600" w:hanging="360"/>
+      </w:pPr>
+      <w:rPr>
+        <w:rFonts w:ascii="Wingdings" w:hAnsi="Wingdings" w:hint="default"/>
+        <w:sz w:val="20"/>
+      </w:rPr>
+    </w:lvl>
+    <w:lvl w:ilvl="5" w:tentative="1">
+      <w:start w:val="1"/>
+      <w:numFmt w:val="bullet"/>
+      <w:lvlText w:val=""/>
+      <w:lvlJc w:val="left"/>
+      <w:pPr>
+        <w:tabs>
+          <w:tab w:val="num" w:pos="4320"/>
+        </w:tabs>
+        <w:ind w:left="4320" w:hanging="360"/>
+      </w:pPr>
+      <w:rPr>
+        <w:rFonts w:ascii="Wingdings" w:hAnsi="Wingdings" w:hint="default"/>
+        <w:sz w:val="20"/>
+      </w:rPr>
+    </w:lvl>
+    <w:lvl w:ilvl="6" w:tentative="1">
+      <w:start w:val="1"/>
+      <w:numFmt w:val="bullet"/>
+      <w:lvlText w:val=""/>
+      <w:lvlJc w:val="left"/>
+      <w:pPr>
+        <w:tabs>
+          <w:tab w:val="num" w:pos="5040"/>
+        </w:tabs>
+        <w:ind w:left="5040" w:hanging="360"/>
+      </w:pPr>
+      <w:rPr>
+        <w:rFonts w:ascii="Wingdings" w:hAnsi="Wingdings" w:hint="default"/>
+        <w:sz w:val="20"/>
+      </w:rPr>
+    </w:lvl>
+    <w:lvl w:ilvl="7" w:tentative="1">
+      <w:start w:val="1"/>
+      <w:numFmt w:val="bullet"/>
+      <w:lvlText w:val=""/>
+      <w:lvlJc w:val="left"/>
+      <w:pPr>
+        <w:tabs>
+          <w:tab w:val="num" w:pos="5760"/>
+        </w:tabs>
+        <w:ind w:left="5760" w:hanging="360"/>
+      </w:pPr>
+      <w:rPr>
+        <w:rFonts w:ascii="Wingdings" w:hAnsi="Wingdings" w:hint="default"/>
+        <w:sz w:val="20"/>
+      </w:rPr>
+    </w:lvl>
+    <w:lvl w:ilvl="8" w:tentative="1">
+      <w:start w:val="1"/>
+      <w:numFmt w:val="bullet"/>
+      <w:lvlText w:val=""/>
+      <w:lvlJc w:val="left"/>
+      <w:pPr>
+        <w:tabs>
+          <w:tab w:val="num" w:pos="6480"/>
+        </w:tabs>
+        <w:ind w:left="6480" w:hanging="360"/>
+      </w:pPr>
+      <w:rPr>
+        <w:rFonts w:ascii="Wingdings" w:hAnsi="Wingdings" w:hint="default"/>
+        <w:sz w:val="20"/>
+      </w:rPr>
+    </w:lvl>
+  </w:abstractNum>
+  <w:abstractNum w:abstractNumId="6" w15:restartNumberingAfterBreak="0">
+    <w:nsid w:val="65E2544F"/>
+    <w:multiLevelType w:val="multilevel"/>
+    <w:tmpl w:val="4168B4BE"/>
+    <w:lvl w:ilvl="0">
+      <w:start w:val="1"/>
+      <w:numFmt w:val="bullet"/>
+      <w:lvlText w:val=""/>
+      <w:lvlJc w:val="left"/>
+      <w:pPr>
+        <w:tabs>
+          <w:tab w:val="num" w:pos="720"/>
+        </w:tabs>
+        <w:ind w:left="720" w:hanging="360"/>
+      </w:pPr>
+      <w:rPr>
+        <w:rFonts w:ascii="Symbol" w:hAnsi="Symbol" w:hint="default"/>
+        <w:sz w:val="20"/>
+      </w:rPr>
+    </w:lvl>
+    <w:lvl w:ilvl="1" w:tentative="1">
+      <w:start w:val="1"/>
+      <w:numFmt w:val="bullet"/>
+      <w:lvlText w:val="o"/>
+      <w:lvlJc w:val="left"/>
+      <w:pPr>
+        <w:tabs>
+          <w:tab w:val="num" w:pos="1440"/>
+        </w:tabs>
+        <w:ind w:left="1440" w:hanging="360"/>
+      </w:pPr>
+      <w:rPr>
+        <w:rFonts w:ascii="Courier New" w:hAnsi="Courier New" w:hint="default"/>
+        <w:sz w:val="20"/>
+      </w:rPr>
+    </w:lvl>
+    <w:lvl w:ilvl="2" w:tentative="1">
+      <w:start w:val="1"/>
+      <w:numFmt w:val="bullet"/>
+      <w:lvlText w:val=""/>
+      <w:lvlJc w:val="left"/>
+      <w:pPr>
+        <w:tabs>
+          <w:tab w:val="num" w:pos="2160"/>
+        </w:tabs>
+        <w:ind w:left="2160" w:hanging="360"/>
+      </w:pPr>
+      <w:rPr>
+        <w:rFonts w:ascii="Wingdings" w:hAnsi="Wingdings" w:hint="default"/>
+        <w:sz w:val="20"/>
+      </w:rPr>
+    </w:lvl>
+    <w:lvl w:ilvl="3" w:tentative="1">
+      <w:start w:val="1"/>
+      <w:numFmt w:val="bullet"/>
+      <w:lvlText w:val=""/>
+      <w:lvlJc w:val="left"/>
+      <w:pPr>
+        <w:tabs>
+          <w:tab w:val="num" w:pos="2880"/>
+        </w:tabs>
+        <w:ind w:left="2880" w:hanging="360"/>
+      </w:pPr>
+      <w:rPr>
+        <w:rFonts w:ascii="Wingdings" w:hAnsi="Wingdings" w:hint="default"/>
+        <w:sz w:val="20"/>
+      </w:rPr>
+    </w:lvl>
+    <w:lvl w:ilvl="4" w:tentative="1">
+      <w:start w:val="1"/>
+      <w:numFmt w:val="bullet"/>
+      <w:lvlText w:val=""/>
+      <w:lvlJc w:val="left"/>
+      <w:pPr>
+        <w:tabs>
+          <w:tab w:val="num" w:pos="3600"/>
+        </w:tabs>
+        <w:ind w:left="3600" w:hanging="360"/>
+      </w:pPr>
+      <w:rPr>
+        <w:rFonts w:ascii="Wingdings" w:hAnsi="Wingdings" w:hint="default"/>
+        <w:sz w:val="20"/>
+      </w:rPr>
+    </w:lvl>
+    <w:lvl w:ilvl="5" w:tentative="1">
+      <w:start w:val="1"/>
+      <w:numFmt w:val="bullet"/>
+      <w:lvlText w:val=""/>
+      <w:lvlJc w:val="left"/>
+      <w:pPr>
+        <w:tabs>
+          <w:tab w:val="num" w:pos="4320"/>
+        </w:tabs>
+        <w:ind w:left="4320" w:hanging="360"/>
+      </w:pPr>
+      <w:rPr>
+        <w:rFonts w:ascii="Wingdings" w:hAnsi="Wingdings" w:hint="default"/>
+        <w:sz w:val="20"/>
+      </w:rPr>
+    </w:lvl>
+    <w:lvl w:ilvl="6" w:tentative="1">
+      <w:start w:val="1"/>
+      <w:numFmt w:val="bullet"/>
+      <w:lvlText w:val=""/>
+      <w:lvlJc w:val="left"/>
+      <w:pPr>
+        <w:tabs>
+          <w:tab w:val="num" w:pos="5040"/>
+        </w:tabs>
+        <w:ind w:left="5040" w:hanging="360"/>
+      </w:pPr>
+      <w:rPr>
+        <w:rFonts w:ascii="Wingdings" w:hAnsi="Wingdings" w:hint="default"/>
+        <w:sz w:val="20"/>
+      </w:rPr>
+    </w:lvl>
+    <w:lvl w:ilvl="7" w:tentative="1">
+      <w:start w:val="1"/>
+      <w:numFmt w:val="bullet"/>
+      <w:lvlText w:val=""/>
+      <w:lvlJc w:val="left"/>
+      <w:pPr>
+        <w:tabs>
+          <w:tab w:val="num" w:pos="5760"/>
+        </w:tabs>
+        <w:ind w:left="5760" w:hanging="360"/>
+      </w:pPr>
+      <w:rPr>
+        <w:rFonts w:ascii="Wingdings" w:hAnsi="Wingdings" w:hint="default"/>
+        <w:sz w:val="20"/>
+      </w:rPr>
+    </w:lvl>
+    <w:lvl w:ilvl="8" w:tentative="1">
+      <w:start w:val="1"/>
+      <w:numFmt w:val="bullet"/>
+      <w:lvlText w:val=""/>
+      <w:lvlJc w:val="left"/>
+      <w:pPr>
+        <w:tabs>
+          <w:tab w:val="num" w:pos="6480"/>
+        </w:tabs>
+        <w:ind w:left="6480" w:hanging="360"/>
+      </w:pPr>
+      <w:rPr>
+        <w:rFonts w:ascii="Wingdings" w:hAnsi="Wingdings" w:hint="default"/>
+        <w:sz w:val="20"/>
+      </w:rPr>
+    </w:lvl>
+  </w:abstractNum>
+  <w:abstractNum w:abstractNumId="7" w15:restartNumberingAfterBreak="0">
     <w:nsid w:val="6914679E"/>
     <w:multiLevelType w:val="hybridMultilevel"/>
     <w:tmpl w:val="BB60F766"/>
@@ -3631,7 +4872,7 @@
       </w:rPr>
     </w:lvl>
   </w:abstractNum>
-  <w:abstractNum w:abstractNumId="4" w15:restartNumberingAfterBreak="0">
+  <w:abstractNum w:abstractNumId="8" w15:restartNumberingAfterBreak="0">
     <w:nsid w:val="6B8E01D7"/>
     <w:multiLevelType w:val="multilevel"/>
     <w:tmpl w:val="6688067E"/>
@@ -3780,7 +5021,7 @@
       </w:rPr>
     </w:lvl>
   </w:abstractNum>
-  <w:abstractNum w:abstractNumId="5" w15:restartNumberingAfterBreak="0">
+  <w:abstractNum w:abstractNumId="9" w15:restartNumberingAfterBreak="0">
     <w:nsid w:val="71577338"/>
     <w:multiLevelType w:val="hybridMultilevel"/>
     <w:tmpl w:val="DCBC9864"/>
@@ -3866,7 +5107,7 @@
       </w:pPr>
     </w:lvl>
   </w:abstractNum>
-  <w:abstractNum w:abstractNumId="6" w15:restartNumberingAfterBreak="0">
+  <w:abstractNum w:abstractNumId="10" w15:restartNumberingAfterBreak="0">
     <w:nsid w:val="71D95260"/>
     <w:multiLevelType w:val="hybridMultilevel"/>
     <w:tmpl w:val="F6AE331A"/>
@@ -3952,7 +5193,7 @@
       </w:pPr>
     </w:lvl>
   </w:abstractNum>
-  <w:abstractNum w:abstractNumId="7" w15:restartNumberingAfterBreak="0">
+  <w:abstractNum w:abstractNumId="11" w15:restartNumberingAfterBreak="0">
     <w:nsid w:val="741A5ADC"/>
     <w:multiLevelType w:val="hybridMultilevel"/>
     <w:tmpl w:val="D9AC32DE"/>
@@ -4038,7 +5279,7 @@
       </w:pPr>
     </w:lvl>
   </w:abstractNum>
-  <w:abstractNum w:abstractNumId="8" w15:restartNumberingAfterBreak="0">
+  <w:abstractNum w:abstractNumId="12" w15:restartNumberingAfterBreak="0">
     <w:nsid w:val="78F77A2A"/>
     <w:multiLevelType w:val="hybridMultilevel"/>
     <w:tmpl w:val="114AAA24"/>
@@ -4128,31 +5369,43 @@
     </w:lvl>
   </w:abstractNum>
   <w:num w:numId="1" w16cid:durableId="965164947">
-    <w:abstractNumId w:val="1"/>
+    <w:abstractNumId w:val="2"/>
   </w:num>
   <w:num w:numId="2" w16cid:durableId="1098058591">
-    <w:abstractNumId w:val="5"/>
+    <w:abstractNumId w:val="9"/>
   </w:num>
   <w:num w:numId="3" w16cid:durableId="722021622">
     <w:abstractNumId w:val="0"/>
   </w:num>
   <w:num w:numId="4" w16cid:durableId="1688292101">
+    <w:abstractNumId w:val="7"/>
+  </w:num>
+  <w:num w:numId="5" w16cid:durableId="2021858438">
+    <w:abstractNumId w:val="10"/>
+  </w:num>
+  <w:num w:numId="6" w16cid:durableId="2096897972">
+    <w:abstractNumId w:val="11"/>
+  </w:num>
+  <w:num w:numId="7" w16cid:durableId="2005205518">
+    <w:abstractNumId w:val="12"/>
+  </w:num>
+  <w:num w:numId="8" w16cid:durableId="772019117">
+    <w:abstractNumId w:val="8"/>
+  </w:num>
+  <w:num w:numId="9" w16cid:durableId="1108424608">
     <w:abstractNumId w:val="3"/>
   </w:num>
-  <w:num w:numId="5" w16cid:durableId="2021858438">
+  <w:num w:numId="10" w16cid:durableId="537815493">
+    <w:abstractNumId w:val="5"/>
+  </w:num>
+  <w:num w:numId="11" w16cid:durableId="634605120">
     <w:abstractNumId w:val="6"/>
   </w:num>
-  <w:num w:numId="6" w16cid:durableId="2096897972">
-    <w:abstractNumId w:val="7"/>
-  </w:num>
-  <w:num w:numId="7" w16cid:durableId="2005205518">
-    <w:abstractNumId w:val="8"/>
-  </w:num>
-  <w:num w:numId="8" w16cid:durableId="772019117">
+  <w:num w:numId="12" w16cid:durableId="687175244">
     <w:abstractNumId w:val="4"/>
   </w:num>
-  <w:num w:numId="9" w16cid:durableId="1108424608">
-    <w:abstractNumId w:val="2"/>
+  <w:num w:numId="13" w16cid:durableId="1978488919">
+    <w:abstractNumId w:val="1"/>
   </w:num>
 </w:numbering>
 </file>

--- a/Report/Report.docx
+++ b/Report/Report.docx
@@ -753,14 +753,13 @@
         <w:spacing w:line="240" w:lineRule="auto"/>
       </w:pPr>
       <w:r>
-        <w:rPr>
-          <w:b/>
-          <w:bCs/>
-        </w:rPr>
-        <w:t>Finding:</w:t>
-      </w:r>
-      <w:r>
-        <w:t> The overall cancellation rate is 37.04%, meaning approximately 37.13% of bookings in the dataset were cancel</w:t>
+        <w:t>The overall cancellation rate is 37.</w:t>
+      </w:r>
+      <w:r>
+        <w:t>13</w:t>
+      </w:r>
+      <w:r>
+        <w:t>%, meaning approximately 37.13% of bookings in the dataset were cancel</w:t>
       </w:r>
       <w:r>
         <w:t>l</w:t>

--- a/Report/Report.docx
+++ b/Report/Report.docx
@@ -356,12 +356,6 @@
       <w:r>
         <w:t xml:space="preserve"> </w:t>
       </w:r>
-      <w:r>
-        <w:rPr>
-          <w:rFonts w:ascii="Segoe UI Emoji" w:hAnsi="Segoe UI Emoji" w:cs="Segoe UI Emoji"/>
-        </w:rPr>
-        <w:t>✅</w:t>
-      </w:r>
     </w:p>
     <w:p>
       <w:pPr>
@@ -378,12 +372,6 @@
       <w:r>
         <w:t xml:space="preserve"> </w:t>
       </w:r>
-      <w:r>
-        <w:rPr>
-          <w:rFonts w:ascii="Segoe UI Emoji" w:hAnsi="Segoe UI Emoji" w:cs="Segoe UI Emoji"/>
-        </w:rPr>
-        <w:t>✅</w:t>
-      </w:r>
     </w:p>
     <w:p>
       <w:pPr>
@@ -400,12 +388,6 @@
       <w:r>
         <w:t xml:space="preserve"> </w:t>
       </w:r>
-      <w:r>
-        <w:rPr>
-          <w:rFonts w:ascii="Segoe UI Emoji" w:hAnsi="Segoe UI Emoji" w:cs="Segoe UI Emoji"/>
-        </w:rPr>
-        <w:t>✅</w:t>
-      </w:r>
     </w:p>
     <w:p>
       <w:pPr>
@@ -421,12 +403,6 @@
       </w:r>
       <w:r>
         <w:t xml:space="preserve"> </w:t>
-      </w:r>
-      <w:r>
-        <w:rPr>
-          <w:rFonts w:ascii="Segoe UI Emoji" w:hAnsi="Segoe UI Emoji" w:cs="Segoe UI Emoji"/>
-        </w:rPr>
-        <w:t>✅</w:t>
       </w:r>
     </w:p>
     <w:p>
@@ -742,112 +718,50 @@
         <w:rPr>
           <w:b/>
           <w:bCs/>
+          <w:sz w:val="28"/>
+          <w:szCs w:val="28"/>
+        </w:rPr>
+        <w:lastRenderedPageBreak/>
+        <w:t xml:space="preserve"> Finding: </w:t>
+      </w:r>
+      <w:r>
+        <w:t>The overall booking cancellation rate across the entire portfolio is 37.13%, representing 44,152 cancel</w:t>
+      </w:r>
+      <w:r>
+        <w:t>l</w:t>
+      </w:r>
+      <w:r>
+        <w:t>ed reservations out of 118,897 total bookings. The remaining 62.87% (74,745 reservations) were successfully fulfilled.</w:t>
+      </w:r>
+      <w:r>
+        <w:rPr>
+          <w:b/>
+          <w:bCs/>
+        </w:rPr>
+        <w:t xml:space="preserve"> </w:t>
+      </w:r>
+    </w:p>
+    <w:p>
+      <w:pPr>
+        <w:spacing w:line="240" w:lineRule="auto"/>
+        <w:rPr>
+          <w:b/>
+          <w:bCs/>
           <w:sz w:val="32"/>
           <w:szCs w:val="32"/>
         </w:rPr>
-        <w:t>Finding</w:t>
-      </w:r>
-    </w:p>
-    <w:p>
-      <w:pPr>
-        <w:spacing w:line="240" w:lineRule="auto"/>
-      </w:pPr>
-      <w:r>
-        <w:t>The overall cancellation rate is 37.</w:t>
-      </w:r>
-      <w:r>
-        <w:t>13</w:t>
-      </w:r>
-      <w:r>
-        <w:t>%, meaning approximately 37.13% of bookings in the dataset were cancel</w:t>
-      </w:r>
-      <w:r>
-        <w:t>l</w:t>
-      </w:r>
-      <w:r>
-        <w:t>ed, while 62.87% were not cancel</w:t>
-      </w:r>
-      <w:r>
-        <w:t>l</w:t>
-      </w:r>
-      <w:r>
-        <w:t>ed.</w:t>
-      </w:r>
-    </w:p>
-    <w:p>
-      <w:pPr>
-        <w:spacing w:line="240" w:lineRule="auto"/>
-        <w:rPr>
-          <w:b/>
-          <w:bCs/>
-          <w:sz w:val="32"/>
-          <w:szCs w:val="32"/>
-        </w:rPr>
-      </w:pPr>
-      <w:r>
-        <w:rPr>
-          <w:b/>
-          <w:bCs/>
-          <w:sz w:val="32"/>
-          <w:szCs w:val="32"/>
-        </w:rPr>
-        <w:t>Business interpretation</w:t>
-      </w:r>
-    </w:p>
-    <w:p>
-      <w:pPr>
-        <w:spacing w:line="240" w:lineRule="auto"/>
-      </w:pPr>
-      <w:r>
-        <w:rPr>
-          <w:b/>
-          <w:bCs/>
-        </w:rPr>
-        <w:t>Business Interpretation:</w:t>
-      </w:r>
-      <w:r>
-        <w:t> A cancellation rate of approximately 37.13% represents a substantial proportion of bookings that may affect room occupancy and expected revenue. Therefore, identifying the characteristics associated with cance</w:t>
-      </w:r>
-      <w:r>
-        <w:t>l</w:t>
-      </w:r>
-      <w:r>
-        <w:t>led bookings is important for developing targeted cancellation-reduction strategies.</w:t>
-      </w:r>
-    </w:p>
-    <w:p>
-      <w:pPr>
-        <w:spacing w:line="240" w:lineRule="auto"/>
-        <w:rPr>
-          <w:b/>
-          <w:bCs/>
-          <w:sz w:val="32"/>
-          <w:szCs w:val="32"/>
-        </w:rPr>
-      </w:pPr>
-      <w:r>
-        <w:rPr>
-          <w:b/>
-          <w:bCs/>
-          <w:sz w:val="32"/>
-          <w:szCs w:val="32"/>
-        </w:rPr>
-        <w:t>Next step</w:t>
-      </w:r>
-    </w:p>
-    <w:p>
-      <w:pPr>
-        <w:spacing w:line="240" w:lineRule="auto"/>
-      </w:pPr>
-      <w:r>
-        <w:rPr>
-          <w:b/>
-          <w:bCs/>
-        </w:rPr>
-        <w:t>Next Step:</w:t>
-      </w:r>
-      <w:r>
-        <w:t> To identify the key factors associated with cancellations, the analysis will examine cancellation rates across hotel type, ADR, lead time, deposit type, market segment, seasonality, and other booking characteristics.</w:t>
+      </w:pPr>
+      <w:r>
+        <w:rPr>
+          <w:b/>
+          <w:bCs/>
+          <w:sz w:val="28"/>
+          <w:szCs w:val="28"/>
+        </w:rPr>
+        <w:t xml:space="preserve">Business Interpretation: </w:t>
+      </w:r>
+      <w:r>
+        <w:t>A baseline churn rate exceeding one-third of total bookings creates significant operational friction, leading to room inventory spoilage and forecasting instability. Identifying specific cancellation drivers across segments is critical to stabilizing net revenue.</w:t>
       </w:r>
     </w:p>
     <w:p>
@@ -1013,7 +927,6 @@
           <w:sz w:val="32"/>
           <w:szCs w:val="32"/>
         </w:rPr>
-        <w:lastRenderedPageBreak/>
         <w:t>Finding</w:t>
       </w:r>
     </w:p>
@@ -1103,7 +1016,11 @@
         <w:t xml:space="preserve">City </w:t>
       </w:r>
       <w:r>
-        <w:t>hotel are more likely to be cance</w:t>
+        <w:t xml:space="preserve">hotel are more likely to be </w:t>
+      </w:r>
+      <w:r>
+        <w:lastRenderedPageBreak/>
+        <w:t>cance</w:t>
       </w:r>
       <w:r>
         <w:t>l</w:t>
@@ -1122,48 +1039,6 @@
       </w:r>
       <w:r>
         <w:t xml:space="preserve"> may require greater attention to cancellation-management strategies, such as reviewing pricing, deposit policies, and booking conditions.</w:t>
-      </w:r>
-    </w:p>
-    <w:p>
-      <w:pPr>
-        <w:spacing w:line="240" w:lineRule="auto"/>
-        <w:rPr>
-          <w:b/>
-          <w:bCs/>
-          <w:sz w:val="32"/>
-          <w:szCs w:val="32"/>
-        </w:rPr>
-      </w:pPr>
-      <w:r>
-        <w:rPr>
-          <w:b/>
-          <w:bCs/>
-          <w:sz w:val="32"/>
-          <w:szCs w:val="32"/>
-        </w:rPr>
-        <w:t>Next step</w:t>
-      </w:r>
-    </w:p>
-    <w:p>
-      <w:pPr>
-        <w:spacing w:line="240" w:lineRule="auto"/>
-      </w:pPr>
-      <w:r>
-        <w:rPr>
-          <w:b/>
-          <w:bCs/>
-        </w:rPr>
-        <w:t>Next Step:</w:t>
-      </w:r>
-      <w:r>
-        <w:rPr>
-          <w:b/>
-          <w:bCs/>
-        </w:rPr>
-        <w:t xml:space="preserve"> </w:t>
-      </w:r>
-      <w:r>
-        <w:t xml:space="preserve"> Cancellation Rate by Lead Time</w:t>
       </w:r>
     </w:p>
     <w:p>
@@ -1454,7 +1329,11 @@
         <w:t>%</w:t>
       </w:r>
       <w:r>
-        <w:t xml:space="preserve">, while bookings made </w:t>
+        <w:t xml:space="preserve">, while bookings </w:t>
+      </w:r>
+      <w:r>
+        <w:lastRenderedPageBreak/>
+        <w:t xml:space="preserve">made </w:t>
       </w:r>
       <w:r>
         <w:rPr>
@@ -1659,51 +1538,6 @@
       </w:pPr>
       <w:r>
         <w:t>forecasting expected cancellations when planning room inventory</w:t>
-      </w:r>
-    </w:p>
-    <w:p>
-      <w:pPr>
-        <w:spacing w:line="240" w:lineRule="auto"/>
-        <w:rPr>
-          <w:b/>
-          <w:bCs/>
-          <w:sz w:val="32"/>
-          <w:szCs w:val="32"/>
-        </w:rPr>
-      </w:pPr>
-      <w:r>
-        <w:rPr>
-          <w:b/>
-          <w:bCs/>
-          <w:sz w:val="32"/>
-          <w:szCs w:val="32"/>
-        </w:rPr>
-        <w:t>Next step</w:t>
-      </w:r>
-    </w:p>
-    <w:p>
-      <w:pPr>
-        <w:spacing w:line="240" w:lineRule="auto"/>
-      </w:pPr>
-      <w:r>
-        <w:rPr>
-          <w:b/>
-          <w:bCs/>
-        </w:rPr>
-        <w:t>Next Step:</w:t>
-      </w:r>
-      <w:r>
-        <w:rPr>
-          <w:b/>
-          <w:bCs/>
-        </w:rPr>
-        <w:t xml:space="preserve"> </w:t>
-      </w:r>
-      <w:r>
-        <w:t xml:space="preserve"> </w:t>
-      </w:r>
-      <w:r>
-        <w:t>Cancellation Rate by Deposit Type</w:t>
       </w:r>
     </w:p>
     <w:p>
@@ -1744,7 +1578,6 @@
           <w:sz w:val="40"/>
           <w:szCs w:val="40"/>
         </w:rPr>
-        <w:lastRenderedPageBreak/>
         <w:t>Cancellation Rate by Deposit Type</w:t>
       </w:r>
     </w:p>
@@ -1832,6 +1665,7 @@
           <w:sz w:val="40"/>
           <w:szCs w:val="40"/>
         </w:rPr>
+        <w:lastRenderedPageBreak/>
         <w:drawing>
           <wp:inline distT="0" distB="0" distL="0" distR="0" wp14:anchorId="22F22CD3" wp14:editId="5A3B373E">
             <wp:extent cx="5731510" cy="3484880"/>
@@ -1993,7 +1827,6 @@
     </w:p>
     <w:p>
       <w:r>
-        <w:lastRenderedPageBreak/>
         <w:t>Deposit type appears to be an important factor associated with booking cancellations. The extremely high cancellation rate among Non Refund bookings suggests that this booking category requires further investigation.</w:t>
       </w:r>
     </w:p>
@@ -2010,65 +1843,6 @@
       </w:r>
       <w:r>
         <w:t>, before making changes to deposit policies. Understanding the underlying booking patterns can help hotels identify potential cancellation risks and design more effective deposit and booking strategies.</w:t>
-      </w:r>
-    </w:p>
-    <w:p>
-      <w:pPr>
-        <w:rPr>
-          <w:b/>
-          <w:bCs/>
-          <w:sz w:val="32"/>
-          <w:szCs w:val="32"/>
-        </w:rPr>
-      </w:pPr>
-      <w:r>
-        <w:rPr>
-          <w:b/>
-          <w:bCs/>
-          <w:sz w:val="32"/>
-          <w:szCs w:val="32"/>
-        </w:rPr>
-        <w:t>Next Step</w:t>
-      </w:r>
-    </w:p>
-    <w:p>
-      <w:r>
-        <w:t xml:space="preserve">Investigate the </w:t>
-      </w:r>
-      <w:r>
-        <w:rPr>
-          <w:b/>
-          <w:bCs/>
-        </w:rPr>
-        <w:t>Non Refund</w:t>
-      </w:r>
-      <w:r>
-        <w:t xml:space="preserve"> booking category to understand why its cancellation rate is exceptionally high. Analyze its relationship with </w:t>
-      </w:r>
-      <w:r>
-        <w:rPr>
-          <w:b/>
-          <w:bCs/>
-        </w:rPr>
-        <w:t>market segment, customer type, booking channel, and lead time</w:t>
-      </w:r>
-      <w:r>
-        <w:t>.</w:t>
-      </w:r>
-    </w:p>
-    <w:p>
-      <w:r>
-        <w:t xml:space="preserve">After this investigation, proceed to </w:t>
-      </w:r>
-      <w:r>
-        <w:rPr>
-          <w:b/>
-          <w:bCs/>
-        </w:rPr>
-        <w:t>Step 5: Cancellation Rate by Market Segment and Booking Channel</w:t>
-      </w:r>
-      <w:r>
-        <w:t xml:space="preserve"> to identify which customer segments and booking channels have the highest cancellation risk.</w:t>
       </w:r>
     </w:p>
     <w:p/>
@@ -2088,6 +1862,7 @@
           <w:sz w:val="36"/>
           <w:szCs w:val="36"/>
         </w:rPr>
+        <w:lastRenderedPageBreak/>
         <w:t xml:space="preserve">Step 4.1 : </w:t>
       </w:r>
       <w:r>
@@ -2331,7 +2106,6 @@
           <w:sz w:val="32"/>
           <w:szCs w:val="32"/>
         </w:rPr>
-        <w:lastRenderedPageBreak/>
         <w:t xml:space="preserve">     </w:t>
       </w:r>
       <w:r>
@@ -2487,6 +2261,7 @@
           <w:sz w:val="40"/>
           <w:szCs w:val="40"/>
         </w:rPr>
+        <w:lastRenderedPageBreak/>
         <w:drawing>
           <wp:inline distT="0" distB="0" distL="0" distR="0" wp14:anchorId="5ADC47DA" wp14:editId="6A2E7AE0">
             <wp:extent cx="5731510" cy="2270125"/>
@@ -2682,34 +2457,34 @@
         <w:ind w:left="360"/>
       </w:pPr>
       <w:r>
+        <w:t>The investigation confirmed that the unusually high 99.36% cancellation rate for Non Refund bookings is a robust pattern rather than a result of a small sample size. There were 14,572 Non Refund bookings, of which 14,479 were cancelled, leaving only 93 non-cancelled bookings.</w:t>
+      </w:r>
+    </w:p>
+    <w:p>
+      <w:pPr>
+        <w:spacing w:line="240" w:lineRule="auto"/>
+        <w:ind w:left="360"/>
+      </w:pPr>
+      <w:r>
+        <w:t>The pattern remained consistently high across both hotel types, with cancellation rates of 99.81% for City Hotel and 95.99% for Resort Hotel, indicating that the finding is not specific to one hotel type.</w:t>
+      </w:r>
+    </w:p>
+    <w:p>
+      <w:pPr>
+        <w:spacing w:line="240" w:lineRule="auto"/>
+        <w:ind w:left="360"/>
+      </w:pPr>
+      <w:r>
+        <w:t>Further investigation showed that Non Refund cancellations were particularly concentrated in the Offline TA/TO and Groups market segments, which recorded cancellation rates of 99.94% and 99.32%, respectively. The distribution-channel analysis showed a similar pattern, with TA/TO bookings recording a 99.61% cancellation rate.</w:t>
+      </w:r>
+    </w:p>
+    <w:p>
+      <w:pPr>
+        <w:spacing w:line="240" w:lineRule="auto"/>
+        <w:ind w:left="360"/>
+      </w:pPr>
+      <w:r>
         <w:lastRenderedPageBreak/>
-        <w:t>The investigation confirmed that the unusually high 99.36% cancellation rate for Non Refund bookings is a robust pattern rather than a result of a small sample size. There were 14,572 Non Refund bookings, of which 14,479 were cancelled, leaving only 93 non-cancelled bookings.</w:t>
-      </w:r>
-    </w:p>
-    <w:p>
-      <w:pPr>
-        <w:spacing w:line="240" w:lineRule="auto"/>
-        <w:ind w:left="360"/>
-      </w:pPr>
-      <w:r>
-        <w:t>The pattern remained consistently high across both hotel types, with cancellation rates of 99.81% for City Hotel and 95.99% for Resort Hotel, indicating that the finding is not specific to one hotel type.</w:t>
-      </w:r>
-    </w:p>
-    <w:p>
-      <w:pPr>
-        <w:spacing w:line="240" w:lineRule="auto"/>
-        <w:ind w:left="360"/>
-      </w:pPr>
-      <w:r>
-        <w:t>Further investigation showed that Non Refund cancellations were particularly concentrated in the Offline TA/TO and Groups market segments, which recorded cancellation rates of 99.94% and 99.32%, respectively. The distribution-channel analysis showed a similar pattern, with TA/TO bookings recording a 99.61% cancellation rate.</w:t>
-      </w:r>
-    </w:p>
-    <w:p>
-      <w:pPr>
-        <w:spacing w:line="240" w:lineRule="auto"/>
-        <w:ind w:left="360"/>
-      </w:pPr>
-      <w:r>
         <w:t>Overall, the evidence indicates a strong association between Non Refund bookings and cancellations, particularly among group and travel-agent/tour-operator bookings. However, this analysis does not establish that the Non Refund deposit type itself causes cancellations. The pattern may reflect underlying booking policies, group-booking practices, travel-agent/tour-operator processes, or other factors associated with these booking types.</w:t>
       </w:r>
     </w:p>
@@ -2745,134 +2520,13 @@
           <w:szCs w:val="40"/>
         </w:rPr>
       </w:pPr>
-    </w:p>
-    <w:p>
-      <w:pPr>
-        <w:spacing w:line="240" w:lineRule="auto"/>
-        <w:ind w:left="360"/>
+      <w:r>
         <w:rPr>
           <w:b/>
           <w:bCs/>
           <w:sz w:val="40"/>
           <w:szCs w:val="40"/>
         </w:rPr>
-      </w:pPr>
-    </w:p>
-    <w:p>
-      <w:pPr>
-        <w:spacing w:line="240" w:lineRule="auto"/>
-        <w:ind w:left="360"/>
-        <w:rPr>
-          <w:b/>
-          <w:bCs/>
-          <w:sz w:val="40"/>
-          <w:szCs w:val="40"/>
-        </w:rPr>
-      </w:pPr>
-    </w:p>
-    <w:p>
-      <w:pPr>
-        <w:spacing w:line="240" w:lineRule="auto"/>
-        <w:ind w:left="360"/>
-        <w:rPr>
-          <w:b/>
-          <w:bCs/>
-          <w:sz w:val="40"/>
-          <w:szCs w:val="40"/>
-        </w:rPr>
-      </w:pPr>
-    </w:p>
-    <w:p>
-      <w:pPr>
-        <w:spacing w:line="240" w:lineRule="auto"/>
-        <w:ind w:left="360"/>
-        <w:rPr>
-          <w:b/>
-          <w:bCs/>
-          <w:sz w:val="40"/>
-          <w:szCs w:val="40"/>
-        </w:rPr>
-      </w:pPr>
-    </w:p>
-    <w:p>
-      <w:pPr>
-        <w:spacing w:line="240" w:lineRule="auto"/>
-        <w:ind w:left="360"/>
-        <w:rPr>
-          <w:b/>
-          <w:bCs/>
-          <w:sz w:val="40"/>
-          <w:szCs w:val="40"/>
-        </w:rPr>
-      </w:pPr>
-    </w:p>
-    <w:p>
-      <w:pPr>
-        <w:spacing w:line="240" w:lineRule="auto"/>
-        <w:ind w:left="360"/>
-        <w:rPr>
-          <w:b/>
-          <w:bCs/>
-          <w:sz w:val="40"/>
-          <w:szCs w:val="40"/>
-        </w:rPr>
-      </w:pPr>
-    </w:p>
-    <w:p>
-      <w:pPr>
-        <w:spacing w:line="240" w:lineRule="auto"/>
-        <w:ind w:left="360"/>
-        <w:rPr>
-          <w:b/>
-          <w:bCs/>
-          <w:sz w:val="40"/>
-          <w:szCs w:val="40"/>
-        </w:rPr>
-      </w:pPr>
-    </w:p>
-    <w:p>
-      <w:pPr>
-        <w:spacing w:line="240" w:lineRule="auto"/>
-        <w:ind w:left="360"/>
-        <w:rPr>
-          <w:b/>
-          <w:bCs/>
-          <w:sz w:val="40"/>
-          <w:szCs w:val="40"/>
-        </w:rPr>
-      </w:pPr>
-    </w:p>
-    <w:p>
-      <w:pPr>
-        <w:spacing w:line="240" w:lineRule="auto"/>
-        <w:ind w:left="360"/>
-        <w:rPr>
-          <w:b/>
-          <w:bCs/>
-          <w:sz w:val="40"/>
-          <w:szCs w:val="40"/>
-        </w:rPr>
-      </w:pPr>
-    </w:p>
-    <w:p>
-      <w:pPr>
-        <w:spacing w:line="240" w:lineRule="auto"/>
-        <w:ind w:left="360"/>
-        <w:rPr>
-          <w:b/>
-          <w:bCs/>
-          <w:sz w:val="40"/>
-          <w:szCs w:val="40"/>
-        </w:rPr>
-      </w:pPr>
-      <w:r>
-        <w:rPr>
-          <w:b/>
-          <w:bCs/>
-          <w:sz w:val="40"/>
-          <w:szCs w:val="40"/>
-        </w:rPr>
-        <w:lastRenderedPageBreak/>
         <w:t xml:space="preserve">Step 5: </w:t>
       </w:r>
       <w:r>
@@ -3018,38 +2672,12 @@
         <w:ind w:left="360"/>
       </w:pPr>
       <w:r>
-        <w:t>Distribution channel is strongly associated with booking cancellations. TA/TO bookings recorded the highest cancellation rate at 41.05%, substantially higher than Corporate (22.40%), GDS (19.17%), and Direct bookings (17.56%). TA/TO is particularly important because it also represents the largest booking volume, with 97,729 bookings and 40,118 cancellations. This suggests that bookings received through travel agencies and tour operators represent a significant cancellation-risk segment and may warrant closer examination of channel-specific booking and cancellation practices.</w:t>
-      </w:r>
-    </w:p>
-    <w:p>
-      <w:pPr>
-        <w:spacing w:line="240" w:lineRule="auto"/>
-        <w:ind w:left="360"/>
-      </w:pPr>
-    </w:p>
-    <w:p>
-      <w:pPr>
-        <w:spacing w:line="240" w:lineRule="auto"/>
-        <w:ind w:left="360"/>
-      </w:pPr>
-    </w:p>
-    <w:p>
-      <w:pPr>
-        <w:spacing w:line="240" w:lineRule="auto"/>
-        <w:ind w:left="360"/>
-      </w:pPr>
-    </w:p>
-    <w:p>
-      <w:pPr>
-        <w:spacing w:line="240" w:lineRule="auto"/>
-        <w:ind w:left="360"/>
-      </w:pPr>
-    </w:p>
-    <w:p>
-      <w:pPr>
-        <w:spacing w:line="240" w:lineRule="auto"/>
-        <w:ind w:left="360"/>
-      </w:pPr>
+        <w:t xml:space="preserve">Distribution channel is strongly associated with booking cancellations. TA/TO bookings recorded the highest cancellation rate at 41.05%, substantially higher than Corporate (22.40%), GDS (19.17%), and Direct bookings (17.56%). TA/TO is particularly important </w:t>
+      </w:r>
+      <w:r>
+        <w:lastRenderedPageBreak/>
+        <w:t>because it also represents the largest booking volume, with 97,729 bookings and 40,118 cancellations. This suggests that bookings received through travel agencies and tour operators represent a significant cancellation-risk segment and may warrant closer examination of channel-specific booking and cancellation practices.</w:t>
+      </w:r>
     </w:p>
     <w:p>
       <w:pPr>
@@ -3215,70 +2843,80 @@
         <w:ind w:left="360"/>
       </w:pPr>
       <w:r>
-        <w:t>Market Segment</w:t>
-      </w:r>
-      <w:r>
-        <w:t xml:space="preserve"> is strongly associated with booking cancellations. </w:t>
-      </w:r>
-      <w:r>
+        <w:rPr>
+          <w:b/>
+          <w:bCs/>
+        </w:rPr>
+        <w:t>Finding:</w:t>
+      </w:r>
+      <w:r>
+        <w:t xml:space="preserve"> Cancellation rates vary dramatically across market segments. </w:t>
+      </w:r>
+      <w:r>
+        <w:rPr>
+          <w:b/>
+          <w:bCs/>
+        </w:rPr>
         <w:t>Groups</w:t>
       </w:r>
       <w:r>
-        <w:t xml:space="preserve"> bookings recorded the highest cancellation rate at </w:t>
-      </w:r>
-      <w:r>
-        <w:t>60</w:t>
-      </w:r>
-      <w:r>
-        <w:t>.0</w:t>
-      </w:r>
-      <w:r>
-        <w:t>8</w:t>
-      </w:r>
-      <w:r>
-        <w:t xml:space="preserve">%, substantially higher than </w:t>
-      </w:r>
-      <w:r>
-        <w:t xml:space="preserve">Online TA (36.77%), Offline TA/TO (34.26%),Aviation market Segment (21.94%), </w:t>
-      </w:r>
-      <w:r>
-        <w:t>Corporate (</w:t>
-      </w:r>
-      <w:r>
-        <w:t>19</w:t>
-      </w:r>
-      <w:r>
-        <w:t>.</w:t>
-      </w:r>
-      <w:r>
-        <w:t>1</w:t>
-      </w:r>
-      <w:r>
-        <w:t>4%),</w:t>
-      </w:r>
-      <w:r>
-        <w:t xml:space="preserve"> </w:t>
-      </w:r>
-      <w:r>
-        <w:t>Direct bookings (1</w:t>
-      </w:r>
-      <w:r>
-        <w:t>5</w:t>
-      </w:r>
-      <w:r>
-        <w:t>.</w:t>
-      </w:r>
-      <w:r>
-        <w:t>42</w:t>
-      </w:r>
-      <w:r>
-        <w:t>%)</w:t>
-      </w:r>
-      <w:r>
-        <w:t xml:space="preserve"> and Complementary (12.26)</w:t>
-      </w:r>
-      <w:r>
-        <w:t>.</w:t>
+        <w:t xml:space="preserve"> exhibit the highest cancellation risk at </w:t>
+      </w:r>
+      <w:r>
+        <w:rPr>
+          <w:b/>
+          <w:bCs/>
+        </w:rPr>
+        <w:t>61.08%</w:t>
+      </w:r>
+      <w:r>
+        <w:t xml:space="preserve"> (12,097 cancel</w:t>
+      </w:r>
+      <w:r>
+        <w:t>l</w:t>
+      </w:r>
+      <w:r>
+        <w:t xml:space="preserve">ed out of 19,806 bookings). While </w:t>
+      </w:r>
+      <w:r>
+        <w:rPr>
+          <w:b/>
+          <w:bCs/>
+        </w:rPr>
+        <w:t>Online TA</w:t>
+      </w:r>
+      <w:r>
+        <w:t xml:space="preserve"> represents the single largest booking channel by total volume (56,402 bookings), it maintains a moderately high cancellation rate of </w:t>
+      </w:r>
+      <w:r>
+        <w:rPr>
+          <w:b/>
+          <w:bCs/>
+        </w:rPr>
+        <w:t>36.77%</w:t>
+      </w:r>
+      <w:r>
+        <w:t xml:space="preserve">. In contrast, </w:t>
+      </w:r>
+      <w:r>
+        <w:rPr>
+          <w:b/>
+          <w:bCs/>
+        </w:rPr>
+        <w:t>Direct</w:t>
+      </w:r>
+      <w:r>
+        <w:t xml:space="preserve"> (15.42%) and </w:t>
+      </w:r>
+      <w:r>
+        <w:rPr>
+          <w:b/>
+          <w:bCs/>
+        </w:rPr>
+        <w:t>Corporate</w:t>
+      </w:r>
+      <w:r>
+        <w:t xml:space="preserve"> (19.14%) segments demonstrate strong booking follow-through. </w:t>
       </w:r>
     </w:p>
     <w:p>
@@ -3287,141 +2925,15 @@
         <w:ind w:left="360"/>
       </w:pPr>
       <w:r>
-        <w:t>Groups</w:t>
-      </w:r>
-      <w:r>
-        <w:t xml:space="preserve"> is particularly important because it also represents the largest booking volume, with </w:t>
-      </w:r>
-      <w:r>
-        <w:t>19</w:t>
-      </w:r>
-      <w:r>
-        <w:t>,</w:t>
-      </w:r>
-      <w:r>
-        <w:t>806</w:t>
-      </w:r>
-      <w:r>
-        <w:t xml:space="preserve"> bookings and </w:t>
-      </w:r>
-      <w:r>
-        <w:t>12</w:t>
-      </w:r>
-      <w:r>
-        <w:t>,</w:t>
-      </w:r>
-      <w:r>
-        <w:t>097</w:t>
-      </w:r>
-      <w:r>
-        <w:t xml:space="preserve"> cancellations. This suggests that bookings through </w:t>
-      </w:r>
-      <w:r>
-        <w:t>Groups</w:t>
-      </w:r>
-      <w:r>
-        <w:t xml:space="preserve"> a significant cancellation-risk segment and may warrant closer examination of channel-specific booking and cancellation practices.</w:t>
-      </w:r>
-    </w:p>
-    <w:p>
-      <w:pPr>
-        <w:spacing w:line="240" w:lineRule="auto"/>
-        <w:ind w:left="360"/>
-      </w:pPr>
-    </w:p>
-    <w:p>
-      <w:pPr>
-        <w:numPr>
-          <w:ilvl w:val="0"/>
-          <w:numId w:val="11"/>
-        </w:numPr>
-        <w:spacing w:line="240" w:lineRule="auto"/>
-        <w:rPr>
-          <w:sz w:val="28"/>
-          <w:szCs w:val="28"/>
-        </w:rPr>
-      </w:pPr>
-      <w:r>
-        <w:rPr>
-          <w:sz w:val="28"/>
-          <w:szCs w:val="28"/>
+        <w:rPr>
+          <w:b/>
+          <w:bCs/>
         </w:rPr>
         <w:lastRenderedPageBreak/>
-        <w:t xml:space="preserve">Groups: The Groups segment displays the highest cancellation rates </w:t>
-      </w:r>
-      <w:r>
-        <w:rPr>
-          <w:sz w:val="28"/>
-          <w:szCs w:val="28"/>
-        </w:rPr>
-        <w:t xml:space="preserve">60.08% </w:t>
-      </w:r>
-      <w:r>
-        <w:rPr>
-          <w:sz w:val="28"/>
-          <w:szCs w:val="28"/>
-        </w:rPr>
-        <w:t xml:space="preserve"> followed closely by Online TA.</w:t>
-      </w:r>
-    </w:p>
-    <w:p>
-      <w:pPr>
-        <w:numPr>
-          <w:ilvl w:val="0"/>
-          <w:numId w:val="11"/>
-        </w:numPr>
-        <w:spacing w:line="240" w:lineRule="auto"/>
-        <w:rPr>
-          <w:sz w:val="28"/>
-          <w:szCs w:val="28"/>
-        </w:rPr>
-      </w:pPr>
-      <w:r>
-        <w:rPr>
-          <w:sz w:val="28"/>
-          <w:szCs w:val="28"/>
-        </w:rPr>
-        <w:t>Corporate &amp; Direct: Corporate bookings and Direct walk-ins/calls maintain the lowest churn rates, hovering below 20%.</w:t>
-      </w:r>
-    </w:p>
-    <w:p>
-      <w:pPr>
-        <w:numPr>
-          <w:ilvl w:val="0"/>
-          <w:numId w:val="11"/>
-        </w:numPr>
-        <w:spacing w:line="240" w:lineRule="auto"/>
-        <w:rPr>
-          <w:sz w:val="28"/>
-          <w:szCs w:val="28"/>
-        </w:rPr>
-      </w:pPr>
-      <w:r>
-        <w:rPr>
-          <w:sz w:val="28"/>
-          <w:szCs w:val="28"/>
-        </w:rPr>
-        <w:t>Operational Risk: High group cancellations pose severe inventory risks because blocks of rooms released late cannot be easily recouped through transient channels.</w:t>
-      </w:r>
-    </w:p>
-    <w:p>
-      <w:pPr>
-        <w:numPr>
-          <w:ilvl w:val="0"/>
-          <w:numId w:val="11"/>
-        </w:numPr>
-        <w:spacing w:line="240" w:lineRule="auto"/>
-        <w:rPr>
-          <w:sz w:val="28"/>
-          <w:szCs w:val="28"/>
-        </w:rPr>
-      </w:pPr>
-      <w:r>
-        <w:rPr>
-          <w:sz w:val="28"/>
-          <w:szCs w:val="28"/>
-        </w:rPr>
-        <w:t>Business Takeaway: Tighten contract deposit schedules and advance attrition deadlines for group contracts. For Online TA transient guests, introduce tiered cancellation penalties closer to the arrival date.</w:t>
+        <w:t>Business Interpretation:</w:t>
+      </w:r>
+      <w:r>
+        <w:t xml:space="preserve"> While Online TA drives high transactional volume, the Groups segment poses the most severe operational threat. A 61% cancellation rate on bulk allocations risks sudden, unfillable room vacancies unless strict contract cut-off windows and non-refundable attrition terms are enforced. </w:t>
       </w:r>
     </w:p>
     <w:p>
@@ -3518,12 +3030,11 @@
           <w:sz w:val="40"/>
           <w:szCs w:val="40"/>
         </w:rPr>
-        <w:lastRenderedPageBreak/>
         <w:drawing>
-          <wp:inline distT="0" distB="0" distL="0" distR="0" wp14:anchorId="522A0E34" wp14:editId="7DAB7EA3">
-            <wp:extent cx="5731510" cy="4694555"/>
-            <wp:effectExtent l="0" t="0" r="2540" b="0"/>
-            <wp:docPr id="573535306" name="Picture 1"/>
+          <wp:inline distT="0" distB="0" distL="0" distR="0" wp14:anchorId="6BE04926" wp14:editId="16632028">
+            <wp:extent cx="5553850" cy="3324689"/>
+            <wp:effectExtent l="0" t="0" r="8890" b="9525"/>
+            <wp:docPr id="342067138" name="Picture 1"/>
             <wp:cNvGraphicFramePr>
               <a:graphicFrameLocks xmlns:a="http://schemas.openxmlformats.org/drawingml/2006/main" noChangeAspect="1"/>
             </wp:cNvGraphicFramePr>
@@ -3531,7 +3042,7 @@
               <a:graphicData uri="http://schemas.openxmlformats.org/drawingml/2006/picture">
                 <pic:pic xmlns:pic="http://schemas.openxmlformats.org/drawingml/2006/picture">
                   <pic:nvPicPr>
-                    <pic:cNvPr id="573535306" name=""/>
+                    <pic:cNvPr id="342067138" name=""/>
                     <pic:cNvPicPr/>
                   </pic:nvPicPr>
                   <pic:blipFill>
@@ -3543,7 +3054,7 @@
                   <pic:spPr>
                     <a:xfrm>
                       <a:off x="0" y="0"/>
-                      <a:ext cx="5731510" cy="4694555"/>
+                      <a:ext cx="5553850" cy="3324689"/>
                     </a:xfrm>
                     <a:prstGeom prst="rect">
                       <a:avLst/>
@@ -3573,11 +3084,8 @@
     </w:p>
     <w:p>
       <w:pPr>
-        <w:numPr>
-          <w:ilvl w:val="0"/>
-          <w:numId w:val="12"/>
-        </w:numPr>
-        <w:spacing w:line="240" w:lineRule="auto"/>
+        <w:spacing w:line="240" w:lineRule="auto"/>
+        <w:ind w:left="360"/>
         <w:rPr>
           <w:sz w:val="28"/>
           <w:szCs w:val="28"/>
@@ -3585,70 +3093,195 @@
       </w:pPr>
       <w:r>
         <w:rPr>
+          <w:b/>
+          <w:bCs/>
           <w:sz w:val="28"/>
           <w:szCs w:val="28"/>
         </w:rPr>
-        <w:t>Transient Dominance: Transient customers represent the largest volume and carry the highest cancellation rate among customer profiles (approx. 40%+).</w:t>
-      </w:r>
-    </w:p>
-    <w:p>
-      <w:pPr>
-        <w:numPr>
-          <w:ilvl w:val="0"/>
-          <w:numId w:val="12"/>
-        </w:numPr>
-        <w:spacing w:line="240" w:lineRule="auto"/>
+        <w:t>Finding:</w:t>
+      </w:r>
+      <w:r>
         <w:rPr>
           <w:sz w:val="28"/>
           <w:szCs w:val="28"/>
         </w:rPr>
-      </w:pPr>
+        <w:t xml:space="preserve"> Cancellation behavio</w:t>
+      </w:r>
       <w:r>
         <w:rPr>
           <w:sz w:val="28"/>
           <w:szCs w:val="28"/>
         </w:rPr>
-        <w:t>Transient-Party &amp; Contract: Transient-Party (associated with groups or conventions) and Contract segments show moderate-to-high sensitivity depending on group drop-outs.</w:t>
-      </w:r>
-    </w:p>
-    <w:p>
-      <w:pPr>
-        <w:numPr>
-          <w:ilvl w:val="0"/>
-          <w:numId w:val="12"/>
-        </w:numPr>
-        <w:spacing w:line="240" w:lineRule="auto"/>
+        <w:t>u</w:t>
+      </w:r>
+      <w:r>
         <w:rPr>
           <w:sz w:val="28"/>
           <w:szCs w:val="28"/>
         </w:rPr>
-      </w:pPr>
-      <w:r>
-        <w:rPr>
+        <w:t xml:space="preserve">r differs sharply by customer profile. Individual </w:t>
+      </w:r>
+      <w:r>
+        <w:rPr>
+          <w:b/>
+          <w:bCs/>
           <w:sz w:val="28"/>
           <w:szCs w:val="28"/>
         </w:rPr>
-        <w:t>Group Customer Type: Pure Group customers show comparatively lower individual drop-off once confirmed under formal arrangements.</w:t>
-      </w:r>
-    </w:p>
-    <w:p>
-      <w:pPr>
-        <w:numPr>
-          <w:ilvl w:val="0"/>
-          <w:numId w:val="12"/>
-        </w:numPr>
-        <w:spacing w:line="240" w:lineRule="auto"/>
+        <w:t>Transient</w:t>
+      </w:r>
+      <w:r>
         <w:rPr>
           <w:sz w:val="28"/>
           <w:szCs w:val="28"/>
         </w:rPr>
-      </w:pPr>
-      <w:r>
-        <w:rPr>
+        <w:t xml:space="preserve"> customers account for the vast majority of volume (89,173 bookings) and generate the highest cancellation rate at </w:t>
+      </w:r>
+      <w:r>
+        <w:rPr>
+          <w:b/>
+          <w:bCs/>
           <w:sz w:val="28"/>
           <w:szCs w:val="28"/>
         </w:rPr>
-        <w:t>Business Takeaway: Transient guests treat hotel reservations as placeholders while shopping around. Automated pre-arrival confirmation emails, mobile check-in nudges, or small pre-paid perks (e.g., parking or breakfast vouchers) can secure commitment early.</w:t>
+        <w:t>40.89%</w:t>
+      </w:r>
+      <w:r>
+        <w:rPr>
+          <w:sz w:val="28"/>
+          <w:szCs w:val="28"/>
+        </w:rPr>
+        <w:t xml:space="preserve">. In contrast, </w:t>
+      </w:r>
+      <w:r>
+        <w:rPr>
+          <w:b/>
+          <w:bCs/>
+          <w:sz w:val="28"/>
+          <w:szCs w:val="28"/>
+        </w:rPr>
+        <w:t>Contract</w:t>
+      </w:r>
+      <w:r>
+        <w:rPr>
+          <w:sz w:val="28"/>
+          <w:szCs w:val="28"/>
+        </w:rPr>
+        <w:t xml:space="preserve"> bookings cancel at </w:t>
+      </w:r>
+      <w:r>
+        <w:rPr>
+          <w:b/>
+          <w:bCs/>
+          <w:sz w:val="28"/>
+          <w:szCs w:val="28"/>
+        </w:rPr>
+        <w:t>30.96%</w:t>
+      </w:r>
+      <w:r>
+        <w:rPr>
+          <w:sz w:val="28"/>
+          <w:szCs w:val="28"/>
+        </w:rPr>
+        <w:t xml:space="preserve">, </w:t>
+      </w:r>
+      <w:r>
+        <w:rPr>
+          <w:b/>
+          <w:bCs/>
+          <w:sz w:val="28"/>
+          <w:szCs w:val="28"/>
+        </w:rPr>
+        <w:t>Transient-Party</w:t>
+      </w:r>
+      <w:r>
+        <w:rPr>
+          <w:sz w:val="28"/>
+          <w:szCs w:val="28"/>
+        </w:rPr>
+        <w:t xml:space="preserve"> at </w:t>
+      </w:r>
+      <w:r>
+        <w:rPr>
+          <w:b/>
+          <w:bCs/>
+          <w:sz w:val="28"/>
+          <w:szCs w:val="28"/>
+        </w:rPr>
+        <w:t>25.41%</w:t>
+      </w:r>
+      <w:r>
+        <w:rPr>
+          <w:sz w:val="28"/>
+          <w:szCs w:val="28"/>
+        </w:rPr>
+        <w:t xml:space="preserve">, and confirmed </w:t>
+      </w:r>
+      <w:r>
+        <w:rPr>
+          <w:b/>
+          <w:bCs/>
+          <w:sz w:val="28"/>
+          <w:szCs w:val="28"/>
+        </w:rPr>
+        <w:t>Group</w:t>
+      </w:r>
+      <w:r>
+        <w:rPr>
+          <w:sz w:val="28"/>
+          <w:szCs w:val="28"/>
+        </w:rPr>
+        <w:t xml:space="preserve"> customer profiles maintain the lowest churn at </w:t>
+      </w:r>
+      <w:r>
+        <w:rPr>
+          <w:b/>
+          <w:bCs/>
+          <w:sz w:val="28"/>
+          <w:szCs w:val="28"/>
+        </w:rPr>
+        <w:t>10.18%</w:t>
+      </w:r>
+      <w:r>
+        <w:rPr>
+          <w:sz w:val="28"/>
+          <w:szCs w:val="28"/>
+        </w:rPr>
+        <w:t xml:space="preserve">. </w:t>
+      </w:r>
+    </w:p>
+    <w:p>
+      <w:pPr>
+        <w:spacing w:line="240" w:lineRule="auto"/>
+        <w:ind w:left="360"/>
+        <w:rPr>
+          <w:sz w:val="28"/>
+          <w:szCs w:val="28"/>
+        </w:rPr>
+      </w:pPr>
+      <w:r>
+        <w:rPr>
+          <w:b/>
+          <w:bCs/>
+          <w:sz w:val="28"/>
+          <w:szCs w:val="28"/>
+        </w:rPr>
+        <w:t>Business Interpretation:</w:t>
+      </w:r>
+      <w:r>
+        <w:rPr>
+          <w:sz w:val="28"/>
+          <w:szCs w:val="28"/>
+        </w:rPr>
+        <w:t xml:space="preserve"> The hotel's customer base is heavily dominated by transient individuals who treat reservations as speculative, zero-cost placeholders while comparing accommodations. Pre-arrival check-in </w:t>
+      </w:r>
+      <w:r>
+        <w:rPr>
+          <w:sz w:val="28"/>
+          <w:szCs w:val="28"/>
+        </w:rPr>
+        <w:lastRenderedPageBreak/>
+        <w:t xml:space="preserve">incentives, automated confirmations, and targeted add-on perks are necessary to lock in transient commitment prior to the stay date. </w:t>
       </w:r>
     </w:p>
     <w:p>
@@ -3690,7 +3323,6 @@
           <w:sz w:val="40"/>
           <w:szCs w:val="40"/>
         </w:rPr>
-        <w:lastRenderedPageBreak/>
         <w:drawing>
           <wp:inline distT="0" distB="0" distL="0" distR="0" wp14:anchorId="4FEDBA53" wp14:editId="6E11D9BE">
             <wp:extent cx="2829320" cy="933580"/>
@@ -3800,11 +3432,8 @@
     </w:p>
     <w:p>
       <w:pPr>
-        <w:numPr>
-          <w:ilvl w:val="0"/>
-          <w:numId w:val="13"/>
-        </w:numPr>
-        <w:spacing w:line="240" w:lineRule="auto"/>
+        <w:spacing w:line="240" w:lineRule="auto"/>
+        <w:ind w:left="360"/>
         <w:rPr>
           <w:sz w:val="28"/>
           <w:szCs w:val="28"/>
@@ -3812,71 +3441,186 @@
       </w:pPr>
       <w:r>
         <w:rPr>
+          <w:b/>
+          <w:bCs/>
           <w:sz w:val="28"/>
           <w:szCs w:val="28"/>
         </w:rPr>
-        <w:t>Direct Price Correlation: Cancellation rates trend upward as the Average Daily Rate (ADR) increases, peaking in the highest rate buckets/quantiles.</w:t>
-      </w:r>
-    </w:p>
-    <w:p>
-      <w:pPr>
-        <w:numPr>
-          <w:ilvl w:val="0"/>
-          <w:numId w:val="13"/>
-        </w:numPr>
-        <w:spacing w:line="240" w:lineRule="auto"/>
+        <w:t>Finding:</w:t>
+      </w:r>
+      <w:r>
         <w:rPr>
           <w:sz w:val="28"/>
           <w:szCs w:val="28"/>
         </w:rPr>
-      </w:pPr>
-      <w:r>
-        <w:rPr>
+        <w:t xml:space="preserve"> Room pricing creates a distinct threshold effect on guest cancellations. The </w:t>
+      </w:r>
+      <w:r>
+        <w:rPr>
+          <w:b/>
+          <w:bCs/>
           <w:sz w:val="28"/>
           <w:szCs w:val="28"/>
         </w:rPr>
-        <w:t>Psychological Threshold: Budget and lower-tier rates show strong follow-through, while premium-priced reservations see guests actively monitoring for last-minute promotions or alternative accommodations.</w:t>
-      </w:r>
-    </w:p>
-    <w:p>
-      <w:pPr>
-        <w:numPr>
-          <w:ilvl w:val="0"/>
-          <w:numId w:val="13"/>
-        </w:numPr>
-        <w:spacing w:line="240" w:lineRule="auto"/>
+        <w:t>Low</w:t>
+      </w:r>
+      <w:r>
         <w:rPr>
           <w:sz w:val="28"/>
           <w:szCs w:val="28"/>
         </w:rPr>
-      </w:pPr>
-      <w:r>
-        <w:rPr>
+        <w:t xml:space="preserve"> ADR tier exhibits the lowest churn at </w:t>
+      </w:r>
+      <w:r>
+        <w:rPr>
+          <w:b/>
+          <w:bCs/>
           <w:sz w:val="28"/>
           <w:szCs w:val="28"/>
         </w:rPr>
-        <w:t>Revenue Exposure: High-ADR cancellations disproportionately erode RevPAR (Revenue Per Available Room).</w:t>
-      </w:r>
-    </w:p>
-    <w:p>
-      <w:pPr>
-        <w:numPr>
-          <w:ilvl w:val="0"/>
-          <w:numId w:val="13"/>
-        </w:numPr>
-        <w:spacing w:line="240" w:lineRule="auto"/>
+        <w:t>21.29%</w:t>
+      </w:r>
+      <w:r>
         <w:rPr>
           <w:sz w:val="28"/>
           <w:szCs w:val="28"/>
         </w:rPr>
-      </w:pPr>
-      <w:r>
-        <w:rPr>
+        <w:t xml:space="preserve">. Once rates enter higher pricing bands, cancellations surge by approximately 17 percentage points and plateau across tiers: </w:t>
+      </w:r>
+      <w:r>
+        <w:rPr>
+          <w:b/>
+          <w:bCs/>
           <w:sz w:val="28"/>
           <w:szCs w:val="28"/>
         </w:rPr>
-        <w:t>Business Takeaway: Pair high-ADR bookings with structured deposit terms (e.g., 20% non-refundable deposit upon booking) rather than fully flexible cancellation windows to deter price-drop shopping.</w:t>
-      </w:r>
+        <w:t>Medium</w:t>
+      </w:r>
+      <w:r>
+        <w:rPr>
+          <w:sz w:val="28"/>
+          <w:szCs w:val="28"/>
+        </w:rPr>
+        <w:t xml:space="preserve"> at </w:t>
+      </w:r>
+      <w:r>
+        <w:rPr>
+          <w:b/>
+          <w:bCs/>
+          <w:sz w:val="28"/>
+          <w:szCs w:val="28"/>
+        </w:rPr>
+        <w:t>38.89%</w:t>
+      </w:r>
+      <w:r>
+        <w:rPr>
+          <w:sz w:val="28"/>
+          <w:szCs w:val="28"/>
+        </w:rPr>
+        <w:t xml:space="preserve">, </w:t>
+      </w:r>
+      <w:r>
+        <w:rPr>
+          <w:b/>
+          <w:bCs/>
+          <w:sz w:val="28"/>
+          <w:szCs w:val="28"/>
+        </w:rPr>
+        <w:t>High</w:t>
+      </w:r>
+      <w:r>
+        <w:rPr>
+          <w:sz w:val="28"/>
+          <w:szCs w:val="28"/>
+        </w:rPr>
+        <w:t xml:space="preserve"> at </w:t>
+      </w:r>
+      <w:r>
+        <w:rPr>
+          <w:b/>
+          <w:bCs/>
+          <w:sz w:val="28"/>
+          <w:szCs w:val="28"/>
+        </w:rPr>
+        <w:t>38.97%</w:t>
+      </w:r>
+      <w:r>
+        <w:rPr>
+          <w:sz w:val="28"/>
+          <w:szCs w:val="28"/>
+        </w:rPr>
+        <w:t xml:space="preserve">, and </w:t>
+      </w:r>
+      <w:r>
+        <w:rPr>
+          <w:b/>
+          <w:bCs/>
+          <w:sz w:val="28"/>
+          <w:szCs w:val="28"/>
+        </w:rPr>
+        <w:t>Very High</w:t>
+      </w:r>
+      <w:r>
+        <w:rPr>
+          <w:sz w:val="28"/>
+          <w:szCs w:val="28"/>
+        </w:rPr>
+        <w:t xml:space="preserve"> at </w:t>
+      </w:r>
+      <w:r>
+        <w:rPr>
+          <w:b/>
+          <w:bCs/>
+          <w:sz w:val="28"/>
+          <w:szCs w:val="28"/>
+        </w:rPr>
+        <w:t>38.13%</w:t>
+      </w:r>
+      <w:r>
+        <w:rPr>
+          <w:sz w:val="28"/>
+          <w:szCs w:val="28"/>
+        </w:rPr>
+        <w:t xml:space="preserve">. </w:t>
+      </w:r>
+    </w:p>
+    <w:p>
+      <w:pPr>
+        <w:spacing w:line="240" w:lineRule="auto"/>
+        <w:ind w:left="360"/>
+        <w:rPr>
+          <w:sz w:val="28"/>
+          <w:szCs w:val="28"/>
+        </w:rPr>
+      </w:pPr>
+      <w:r>
+        <w:rPr>
+          <w:b/>
+          <w:bCs/>
+          <w:sz w:val="28"/>
+          <w:szCs w:val="28"/>
+        </w:rPr>
+        <w:t>Business Interpretation:</w:t>
+      </w:r>
+      <w:r>
+        <w:rPr>
+          <w:sz w:val="28"/>
+          <w:szCs w:val="28"/>
+        </w:rPr>
+        <w:t xml:space="preserve"> Cancellations do not peak solely at the highest rates; rather, guests become equally price-sensitive across all mid-to-high price tiers. Customers booking non-budget rooms frequently monitor the market for rate drops or alternative promotions, highlighting the need for tiered non-refundable rate discounts on standard and premium rooms. </w:t>
+      </w:r>
+    </w:p>
+    <w:p>
+      <w:pPr>
+        <w:spacing w:line="240" w:lineRule="auto"/>
+        <w:ind w:left="360"/>
+        <w:rPr>
+          <w:b/>
+          <w:bCs/>
+          <w:sz w:val="32"/>
+          <w:szCs w:val="32"/>
+        </w:rPr>
+      </w:pPr>
     </w:p>
     <w:p>
       <w:pPr>
@@ -4462,6 +4206,155 @@
     </w:lvl>
   </w:abstractNum>
   <w:abstractNum w:abstractNumId="5" w15:restartNumberingAfterBreak="0">
+    <w:nsid w:val="46C65AF5"/>
+    <w:multiLevelType w:val="multilevel"/>
+    <w:tmpl w:val="5E06931C"/>
+    <w:lvl w:ilvl="0">
+      <w:start w:val="1"/>
+      <w:numFmt w:val="bullet"/>
+      <w:lvlText w:val=""/>
+      <w:lvlJc w:val="left"/>
+      <w:pPr>
+        <w:tabs>
+          <w:tab w:val="num" w:pos="720"/>
+        </w:tabs>
+        <w:ind w:left="720" w:hanging="360"/>
+      </w:pPr>
+      <w:rPr>
+        <w:rFonts w:ascii="Symbol" w:hAnsi="Symbol" w:hint="default"/>
+        <w:sz w:val="20"/>
+      </w:rPr>
+    </w:lvl>
+    <w:lvl w:ilvl="1" w:tentative="1">
+      <w:start w:val="1"/>
+      <w:numFmt w:val="bullet"/>
+      <w:lvlText w:val="o"/>
+      <w:lvlJc w:val="left"/>
+      <w:pPr>
+        <w:tabs>
+          <w:tab w:val="num" w:pos="1440"/>
+        </w:tabs>
+        <w:ind w:left="1440" w:hanging="360"/>
+      </w:pPr>
+      <w:rPr>
+        <w:rFonts w:ascii="Courier New" w:hAnsi="Courier New" w:hint="default"/>
+        <w:sz w:val="20"/>
+      </w:rPr>
+    </w:lvl>
+    <w:lvl w:ilvl="2" w:tentative="1">
+      <w:start w:val="1"/>
+      <w:numFmt w:val="bullet"/>
+      <w:lvlText w:val=""/>
+      <w:lvlJc w:val="left"/>
+      <w:pPr>
+        <w:tabs>
+          <w:tab w:val="num" w:pos="2160"/>
+        </w:tabs>
+        <w:ind w:left="2160" w:hanging="360"/>
+      </w:pPr>
+      <w:rPr>
+        <w:rFonts w:ascii="Wingdings" w:hAnsi="Wingdings" w:hint="default"/>
+        <w:sz w:val="20"/>
+      </w:rPr>
+    </w:lvl>
+    <w:lvl w:ilvl="3" w:tentative="1">
+      <w:start w:val="1"/>
+      <w:numFmt w:val="bullet"/>
+      <w:lvlText w:val=""/>
+      <w:lvlJc w:val="left"/>
+      <w:pPr>
+        <w:tabs>
+          <w:tab w:val="num" w:pos="2880"/>
+        </w:tabs>
+        <w:ind w:left="2880" w:hanging="360"/>
+      </w:pPr>
+      <w:rPr>
+        <w:rFonts w:ascii="Wingdings" w:hAnsi="Wingdings" w:hint="default"/>
+        <w:sz w:val="20"/>
+      </w:rPr>
+    </w:lvl>
+    <w:lvl w:ilvl="4" w:tentative="1">
+      <w:start w:val="1"/>
+      <w:numFmt w:val="bullet"/>
+      <w:lvlText w:val=""/>
+      <w:lvlJc w:val="left"/>
+      <w:pPr>
+        <w:tabs>
+          <w:tab w:val="num" w:pos="3600"/>
+        </w:tabs>
+        <w:ind w:left="3600" w:hanging="360"/>
+      </w:pPr>
+      <w:rPr>
+        <w:rFonts w:ascii="Wingdings" w:hAnsi="Wingdings" w:hint="default"/>
+        <w:sz w:val="20"/>
+      </w:rPr>
+    </w:lvl>
+    <w:lvl w:ilvl="5" w:tentative="1">
+      <w:start w:val="1"/>
+      <w:numFmt w:val="bullet"/>
+      <w:lvlText w:val=""/>
+      <w:lvlJc w:val="left"/>
+      <w:pPr>
+        <w:tabs>
+          <w:tab w:val="num" w:pos="4320"/>
+        </w:tabs>
+        <w:ind w:left="4320" w:hanging="360"/>
+      </w:pPr>
+      <w:rPr>
+        <w:rFonts w:ascii="Wingdings" w:hAnsi="Wingdings" w:hint="default"/>
+        <w:sz w:val="20"/>
+      </w:rPr>
+    </w:lvl>
+    <w:lvl w:ilvl="6" w:tentative="1">
+      <w:start w:val="1"/>
+      <w:numFmt w:val="bullet"/>
+      <w:lvlText w:val=""/>
+      <w:lvlJc w:val="left"/>
+      <w:pPr>
+        <w:tabs>
+          <w:tab w:val="num" w:pos="5040"/>
+        </w:tabs>
+        <w:ind w:left="5040" w:hanging="360"/>
+      </w:pPr>
+      <w:rPr>
+        <w:rFonts w:ascii="Wingdings" w:hAnsi="Wingdings" w:hint="default"/>
+        <w:sz w:val="20"/>
+      </w:rPr>
+    </w:lvl>
+    <w:lvl w:ilvl="7" w:tentative="1">
+      <w:start w:val="1"/>
+      <w:numFmt w:val="bullet"/>
+      <w:lvlText w:val=""/>
+      <w:lvlJc w:val="left"/>
+      <w:pPr>
+        <w:tabs>
+          <w:tab w:val="num" w:pos="5760"/>
+        </w:tabs>
+        <w:ind w:left="5760" w:hanging="360"/>
+      </w:pPr>
+      <w:rPr>
+        <w:rFonts w:ascii="Wingdings" w:hAnsi="Wingdings" w:hint="default"/>
+        <w:sz w:val="20"/>
+      </w:rPr>
+    </w:lvl>
+    <w:lvl w:ilvl="8" w:tentative="1">
+      <w:start w:val="1"/>
+      <w:numFmt w:val="bullet"/>
+      <w:lvlText w:val=""/>
+      <w:lvlJc w:val="left"/>
+      <w:pPr>
+        <w:tabs>
+          <w:tab w:val="num" w:pos="6480"/>
+        </w:tabs>
+        <w:ind w:left="6480" w:hanging="360"/>
+      </w:pPr>
+      <w:rPr>
+        <w:rFonts w:ascii="Wingdings" w:hAnsi="Wingdings" w:hint="default"/>
+        <w:sz w:val="20"/>
+      </w:rPr>
+    </w:lvl>
+  </w:abstractNum>
+  <w:abstractNum w:abstractNumId="6" w15:restartNumberingAfterBreak="0">
     <w:nsid w:val="604A49F5"/>
     <w:multiLevelType w:val="multilevel"/>
     <w:tmpl w:val="267CCD52"/>
@@ -4610,7 +4503,7 @@
       </w:rPr>
     </w:lvl>
   </w:abstractNum>
-  <w:abstractNum w:abstractNumId="6" w15:restartNumberingAfterBreak="0">
+  <w:abstractNum w:abstractNumId="7" w15:restartNumberingAfterBreak="0">
     <w:nsid w:val="65E2544F"/>
     <w:multiLevelType w:val="multilevel"/>
     <w:tmpl w:val="4168B4BE"/>
@@ -4759,7 +4652,7 @@
       </w:rPr>
     </w:lvl>
   </w:abstractNum>
-  <w:abstractNum w:abstractNumId="7" w15:restartNumberingAfterBreak="0">
+  <w:abstractNum w:abstractNumId="8" w15:restartNumberingAfterBreak="0">
     <w:nsid w:val="6914679E"/>
     <w:multiLevelType w:val="hybridMultilevel"/>
     <w:tmpl w:val="BB60F766"/>
@@ -4871,7 +4764,7 @@
       </w:rPr>
     </w:lvl>
   </w:abstractNum>
-  <w:abstractNum w:abstractNumId="8" w15:restartNumberingAfterBreak="0">
+  <w:abstractNum w:abstractNumId="9" w15:restartNumberingAfterBreak="0">
     <w:nsid w:val="6B8E01D7"/>
     <w:multiLevelType w:val="multilevel"/>
     <w:tmpl w:val="6688067E"/>
@@ -5020,7 +4913,7 @@
       </w:rPr>
     </w:lvl>
   </w:abstractNum>
-  <w:abstractNum w:abstractNumId="9" w15:restartNumberingAfterBreak="0">
+  <w:abstractNum w:abstractNumId="10" w15:restartNumberingAfterBreak="0">
     <w:nsid w:val="71577338"/>
     <w:multiLevelType w:val="hybridMultilevel"/>
     <w:tmpl w:val="DCBC9864"/>
@@ -5106,7 +4999,7 @@
       </w:pPr>
     </w:lvl>
   </w:abstractNum>
-  <w:abstractNum w:abstractNumId="10" w15:restartNumberingAfterBreak="0">
+  <w:abstractNum w:abstractNumId="11" w15:restartNumberingAfterBreak="0">
     <w:nsid w:val="71D95260"/>
     <w:multiLevelType w:val="hybridMultilevel"/>
     <w:tmpl w:val="F6AE331A"/>
@@ -5192,7 +5085,7 @@
       </w:pPr>
     </w:lvl>
   </w:abstractNum>
-  <w:abstractNum w:abstractNumId="11" w15:restartNumberingAfterBreak="0">
+  <w:abstractNum w:abstractNumId="12" w15:restartNumberingAfterBreak="0">
     <w:nsid w:val="741A5ADC"/>
     <w:multiLevelType w:val="hybridMultilevel"/>
     <w:tmpl w:val="D9AC32DE"/>
@@ -5278,7 +5171,7 @@
       </w:pPr>
     </w:lvl>
   </w:abstractNum>
-  <w:abstractNum w:abstractNumId="12" w15:restartNumberingAfterBreak="0">
+  <w:abstractNum w:abstractNumId="13" w15:restartNumberingAfterBreak="0">
     <w:nsid w:val="78F77A2A"/>
     <w:multiLevelType w:val="hybridMultilevel"/>
     <w:tmpl w:val="114AAA24"/>
@@ -5371,40 +5264,43 @@
     <w:abstractNumId w:val="2"/>
   </w:num>
   <w:num w:numId="2" w16cid:durableId="1098058591">
-    <w:abstractNumId w:val="9"/>
+    <w:abstractNumId w:val="10"/>
   </w:num>
   <w:num w:numId="3" w16cid:durableId="722021622">
     <w:abstractNumId w:val="0"/>
   </w:num>
   <w:num w:numId="4" w16cid:durableId="1688292101">
-    <w:abstractNumId w:val="7"/>
+    <w:abstractNumId w:val="8"/>
   </w:num>
   <w:num w:numId="5" w16cid:durableId="2021858438">
-    <w:abstractNumId w:val="10"/>
+    <w:abstractNumId w:val="11"/>
   </w:num>
   <w:num w:numId="6" w16cid:durableId="2096897972">
-    <w:abstractNumId w:val="11"/>
+    <w:abstractNumId w:val="12"/>
   </w:num>
   <w:num w:numId="7" w16cid:durableId="2005205518">
-    <w:abstractNumId w:val="12"/>
+    <w:abstractNumId w:val="13"/>
   </w:num>
   <w:num w:numId="8" w16cid:durableId="772019117">
-    <w:abstractNumId w:val="8"/>
+    <w:abstractNumId w:val="9"/>
   </w:num>
   <w:num w:numId="9" w16cid:durableId="1108424608">
     <w:abstractNumId w:val="3"/>
   </w:num>
   <w:num w:numId="10" w16cid:durableId="537815493">
-    <w:abstractNumId w:val="5"/>
+    <w:abstractNumId w:val="6"/>
   </w:num>
   <w:num w:numId="11" w16cid:durableId="634605120">
-    <w:abstractNumId w:val="6"/>
+    <w:abstractNumId w:val="7"/>
   </w:num>
   <w:num w:numId="12" w16cid:durableId="687175244">
     <w:abstractNumId w:val="4"/>
   </w:num>
   <w:num w:numId="13" w16cid:durableId="1978488919">
     <w:abstractNumId w:val="1"/>
+  </w:num>
+  <w:num w:numId="14" w16cid:durableId="330720322">
+    <w:abstractNumId w:val="5"/>
   </w:num>
 </w:numbering>
 </file>
